--- a/fuentes/CF11_621209_DU.docx
+++ b/fuentes/CF11_621209_DU.docx
@@ -1,6 +1,6 @@
 
 <file path=word/document.xml><?xml version="1.0" encoding="utf-8"?>
-<w:document xmlns:wpc="http://schemas.microsoft.com/office/word/2010/wordprocessingCanvas" xmlns:cx="http://schemas.microsoft.com/office/drawing/2014/chartex" xmlns:cx1="http://schemas.microsoft.com/office/drawing/2015/9/8/chartex" xmlns:cx2="http://schemas.microsoft.com/office/drawing/2015/10/21/chartex" xmlns:cx3="http://schemas.microsoft.com/office/drawing/2016/5/9/chartex" xmlns:cx4="http://schemas.microsoft.com/office/drawing/2016/5/10/chartex" xmlns:cx5="http://schemas.microsoft.com/office/drawing/2016/5/11/chartex" xmlns:cx6="http://schemas.microsoft.com/office/drawing/2016/5/12/chartex" xmlns:cx7="http://schemas.microsoft.com/office/drawing/2016/5/13/chartex" xmlns:cx8="http://schemas.microsoft.com/office/drawing/2016/5/14/chartex" xmlns:mc="http://schemas.openxmlformats.org/markup-compatibility/2006" xmlns:aink="http://schemas.microsoft.com/office/drawing/2016/ink" xmlns:am3d="http://schemas.microsoft.com/office/drawing/2017/model3d" xmlns:o="urn:schemas-microsoft-com:office:office" xmlns:oel="http://schemas.microsoft.com/office/2019/extlst" xmlns:r="http://schemas.openxmlformats.org/officeDocument/2006/relationships" xmlns:m="http://schemas.openxmlformats.org/officeDocument/2006/math" xmlns:v="urn:schemas-microsoft-com:vml" xmlns:wp14="http://schemas.microsoft.com/office/word/2010/wordprocessingDrawing" xmlns:wp="http://schemas.openxmlformats.org/drawingml/2006/wordprocessingDrawing" xmlns:w10="urn:schemas-microsoft-com:office:word" xmlns:w="http://schemas.openxmlformats.org/wordprocessingml/2006/main" xmlns:w14="http://schemas.microsoft.com/office/word/2010/wordml" xmlns:w15="http://schemas.microsoft.com/office/word/2012/wordml" xmlns:w16cei="http://schemas.microsoft.com/office/word/2026/wordml/cei" xmlns:w16cex="http://schemas.microsoft.com/office/word/2018/wordml/cex" xmlns:w16cid="http://schemas.microsoft.com/office/word/2016/wordml/cid" xmlns:w16="http://schemas.microsoft.com/office/word/2018/wordml" xmlns:w16du="http://schemas.microsoft.com/office/word/2023/wordml/word16du" xmlns:w16sdtdh="http://schemas.microsoft.com/office/word/2020/wordml/sdtdatahash" xmlns:w16sdtfl="http://schemas.microsoft.com/office/word/2024/wordml/sdtformatlock" xmlns:w16se="http://schemas.microsoft.com/office/word/2015/wordml/symex" xmlns:wpg="http://schemas.microsoft.com/office/word/2010/wordprocessingGroup" xmlns:wpi="http://schemas.microsoft.com/office/word/2010/wordprocessingInk" xmlns:wne="http://schemas.microsoft.com/office/word/2006/wordml" xmlns:wps="http://schemas.microsoft.com/office/word/2010/wordprocessingShape" mc:Ignorable="w14 w15 w16se w16cid w16 w16cex w16sdtdh w16sdtfl w16du wp14">
+<w:document xmlns:wpc="http://schemas.microsoft.com/office/word/2010/wordprocessingCanvas" xmlns:cx="http://schemas.microsoft.com/office/drawing/2014/chartex" xmlns:cx1="http://schemas.microsoft.com/office/drawing/2015/9/8/chartex" xmlns:cx2="http://schemas.microsoft.com/office/drawing/2015/10/21/chartex" xmlns:cx3="http://schemas.microsoft.com/office/drawing/2016/5/9/chartex" xmlns:cx4="http://schemas.microsoft.com/office/drawing/2016/5/10/chartex" xmlns:cx5="http://schemas.microsoft.com/office/drawing/2016/5/11/chartex" xmlns:cx6="http://schemas.microsoft.com/office/drawing/2016/5/12/chartex" xmlns:cx7="http://schemas.microsoft.com/office/drawing/2016/5/13/chartex" xmlns:cx8="http://schemas.microsoft.com/office/drawing/2016/5/14/chartex" xmlns:mc="http://schemas.openxmlformats.org/markup-compatibility/2006" xmlns:aink="http://schemas.microsoft.com/office/drawing/2016/ink" xmlns:am3d="http://schemas.microsoft.com/office/drawing/2017/model3d" xmlns:o="urn:schemas-microsoft-com:office:office" xmlns:oel="http://schemas.microsoft.com/office/2019/extlst" xmlns:r="http://schemas.openxmlformats.org/officeDocument/2006/relationships" xmlns:m="http://schemas.openxmlformats.org/officeDocument/2006/math" xmlns:v="urn:schemas-microsoft-com:vml" xmlns:wp14="http://schemas.microsoft.com/office/word/2010/wordprocessingDrawing" xmlns:wp="http://schemas.openxmlformats.org/drawingml/2006/wordprocessingDrawing" xmlns:w10="urn:schemas-microsoft-com:office:word" xmlns:w="http://schemas.openxmlformats.org/wordprocessingml/2006/main" xmlns:w14="http://schemas.microsoft.com/office/word/2010/wordml" xmlns:w15="http://schemas.microsoft.com/office/word/2012/wordml" xmlns:w16cex="http://schemas.microsoft.com/office/word/2018/wordml/cex" xmlns:w16cid="http://schemas.microsoft.com/office/word/2016/wordml/cid" xmlns:w16="http://schemas.microsoft.com/office/word/2018/wordml" xmlns:w16du="http://schemas.microsoft.com/office/word/2023/wordml/word16du" xmlns:w16sdtdh="http://schemas.microsoft.com/office/word/2020/wordml/sdtdatahash" xmlns:w16sdtfl="http://schemas.microsoft.com/office/word/2024/wordml/sdtformatlock" xmlns:w16se="http://schemas.microsoft.com/office/word/2015/wordml/symex" xmlns:wpg="http://schemas.microsoft.com/office/word/2010/wordprocessingGroup" xmlns:wpi="http://schemas.microsoft.com/office/word/2010/wordprocessingInk" xmlns:wne="http://schemas.microsoft.com/office/word/2006/wordml" xmlns:wps="http://schemas.microsoft.com/office/word/2010/wordprocessingShape" mc:Ignorable="w14 w15 w16se w16cid w16 w16cex w16sdtdh w16sdtfl w16du wp14">
   <w:body>
     <w:p>
       <w:pPr>
@@ -233,7 +233,7 @@
               </wp:anchor>
             </w:drawing>
           </mc:Choice>
-          <mc:Fallback>
+          <mc:Fallback xmlns:w16cei="http://schemas.microsoft.com/office/word/2026/wordml/cei">
             <w:pict>
               <v:rect w14:anchorId="77AE549F" id="Rectángulo 18" o:spid="_x0000_s1026" alt="&quot;&quot;" style="position:absolute;margin-left:-55.7pt;margin-top:29pt;width:613.85pt;height:204pt;z-index:-251662336;visibility:visible;mso-wrap-style:square;mso-width-percent:0;mso-height-percent:0;mso-wrap-distance-left:9pt;mso-wrap-distance-top:0;mso-wrap-distance-right:9pt;mso-wrap-distance-bottom:0;mso-position-horizontal:absolute;mso-position-horizontal-relative:text;mso-position-vertical:absolute;mso-position-vertical-relative:text;mso-width-percent:0;mso-height-percent:0;mso-width-relative:page;mso-height-relative:margin;v-text-anchor:middle" o:gfxdata="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" fillcolor="#00314d" stroked="f" strokeweight="1pt"/>
             </w:pict>
@@ -531,7 +531,7 @@
     </w:p>
     <w:p>
       <w:pPr>
-        <w:spacing w:before="0" w:after="0"/>
+        <w:spacing w:after="0"/>
         <w:rPr>
           <w:noProof/>
         </w:rPr>
@@ -639,7 +639,7 @@
           <w14:ligatures w14:val="standardContextual"/>
         </w:rPr>
       </w:pPr>
-      <w:hyperlink w:anchor="_Toc237513003" w:history="1">
+      <w:hyperlink w:anchor="_Toc238548200" w:history="1">
         <w:r>
           <w:rPr>
             <w:rStyle w:val="Hipervnculo"/>
@@ -666,7 +666,7 @@
             <w:noProof/>
             <w:webHidden/>
           </w:rPr>
-          <w:instrText xml:space="preserve"> PAGEREF _Toc237513003 \h </w:instrText>
+          <w:instrText xml:space="preserve"> PAGEREF _Toc238548200 \h </w:instrText>
         </w:r>
         <w:r>
           <w:rPr>
@@ -709,7 +709,7 @@
           <w14:ligatures w14:val="standardContextual"/>
         </w:rPr>
       </w:pPr>
-      <w:hyperlink w:anchor="_Toc237513004" w:history="1">
+      <w:hyperlink w:anchor="_Toc238548201" w:history="1">
         <w:r>
           <w:rPr>
             <w:rStyle w:val="Hipervnculo"/>
@@ -737,7 +737,7 @@
             <w:noProof/>
             <w:webHidden/>
           </w:rPr>
-          <w:instrText xml:space="preserve"> PAGEREF _Toc237513004 \h </w:instrText>
+          <w:instrText xml:space="preserve"> PAGEREF _Toc238548201 \h </w:instrText>
         </w:r>
         <w:r>
           <w:rPr>
@@ -780,7 +780,7 @@
           <w14:ligatures w14:val="standardContextual"/>
         </w:rPr>
       </w:pPr>
-      <w:hyperlink w:anchor="_Toc237513005" w:history="1">
+      <w:hyperlink w:anchor="_Toc238548202" w:history="1">
         <w:r>
           <w:rPr>
             <w:rStyle w:val="Hipervnculo"/>
@@ -807,7 +807,7 @@
             <w:noProof/>
             <w:webHidden/>
           </w:rPr>
-          <w:instrText xml:space="preserve"> PAGEREF _Toc237513005 \h </w:instrText>
+          <w:instrText xml:space="preserve"> PAGEREF _Toc238548202 \h </w:instrText>
         </w:r>
         <w:r>
           <w:rPr>
@@ -850,7 +850,7 @@
           <w14:ligatures w14:val="standardContextual"/>
         </w:rPr>
       </w:pPr>
-      <w:hyperlink w:anchor="_Toc237513006" w:history="1">
+      <w:hyperlink w:anchor="_Toc238548203" w:history="1">
         <w:r>
           <w:rPr>
             <w:rStyle w:val="Hipervnculo"/>
@@ -877,7 +877,7 @@
             <w:noProof/>
             <w:webHidden/>
           </w:rPr>
-          <w:instrText xml:space="preserve"> PAGEREF _Toc237513006 \h </w:instrText>
+          <w:instrText xml:space="preserve"> PAGEREF _Toc238548203 \h </w:instrText>
         </w:r>
         <w:r>
           <w:rPr>
@@ -920,7 +920,7 @@
           <w14:ligatures w14:val="standardContextual"/>
         </w:rPr>
       </w:pPr>
-      <w:hyperlink w:anchor="_Toc237513007" w:history="1">
+      <w:hyperlink w:anchor="_Toc238548204" w:history="1">
         <w:r>
           <w:rPr>
             <w:rStyle w:val="Hipervnculo"/>
@@ -947,7 +947,7 @@
             <w:noProof/>
             <w:webHidden/>
           </w:rPr>
-          <w:instrText xml:space="preserve"> PAGEREF _Toc237513007 \h </w:instrText>
+          <w:instrText xml:space="preserve"> PAGEREF _Toc238548204 \h </w:instrText>
         </w:r>
         <w:r>
           <w:rPr>
@@ -990,7 +990,7 @@
           <w14:ligatures w14:val="standardContextual"/>
         </w:rPr>
       </w:pPr>
-      <w:hyperlink w:anchor="_Toc237513008" w:history="1">
+      <w:hyperlink w:anchor="_Toc238548205" w:history="1">
         <w:r>
           <w:rPr>
             <w:rStyle w:val="Hipervnculo"/>
@@ -1017,7 +1017,7 @@
             <w:noProof/>
             <w:webHidden/>
           </w:rPr>
-          <w:instrText xml:space="preserve"> PAGEREF _Toc237513008 \h </w:instrText>
+          <w:instrText xml:space="preserve"> PAGEREF _Toc238548205 \h </w:instrText>
         </w:r>
         <w:r>
           <w:rPr>
@@ -1060,7 +1060,7 @@
           <w14:ligatures w14:val="standardContextual"/>
         </w:rPr>
       </w:pPr>
-      <w:hyperlink w:anchor="_Toc237513009" w:history="1">
+      <w:hyperlink w:anchor="_Toc238548206" w:history="1">
         <w:r>
           <w:rPr>
             <w:rStyle w:val="Hipervnculo"/>
@@ -1096,7 +1096,7 @@
             <w:noProof/>
             <w:webHidden/>
           </w:rPr>
-          <w:instrText xml:space="preserve"> PAGEREF _Toc237513009 \h </w:instrText>
+          <w:instrText xml:space="preserve"> PAGEREF _Toc238548206 \h </w:instrText>
         </w:r>
         <w:r>
           <w:rPr>
@@ -1139,7 +1139,7 @@
           <w14:ligatures w14:val="standardContextual"/>
         </w:rPr>
       </w:pPr>
-      <w:hyperlink w:anchor="_Toc237513010" w:history="1">
+      <w:hyperlink w:anchor="_Toc238548207" w:history="1">
         <w:r>
           <w:rPr>
             <w:rStyle w:val="Hipervnculo"/>
@@ -1166,7 +1166,7 @@
             <w:noProof/>
             <w:webHidden/>
           </w:rPr>
-          <w:instrText xml:space="preserve"> PAGEREF _Toc237513010 \h </w:instrText>
+          <w:instrText xml:space="preserve"> PAGEREF _Toc238548207 \h </w:instrText>
         </w:r>
         <w:r>
           <w:rPr>
@@ -1209,7 +1209,7 @@
           <w14:ligatures w14:val="standardContextual"/>
         </w:rPr>
       </w:pPr>
-      <w:hyperlink w:anchor="_Toc237513011" w:history="1">
+      <w:hyperlink w:anchor="_Toc238548208" w:history="1">
         <w:r>
           <w:rPr>
             <w:rStyle w:val="Hipervnculo"/>
@@ -1236,7 +1236,7 @@
             <w:noProof/>
             <w:webHidden/>
           </w:rPr>
-          <w:instrText xml:space="preserve"> PAGEREF _Toc237513011 \h </w:instrText>
+          <w:instrText xml:space="preserve"> PAGEREF _Toc238548208 \h </w:instrText>
         </w:r>
         <w:r>
           <w:rPr>
@@ -1279,7 +1279,7 @@
           <w14:ligatures w14:val="standardContextual"/>
         </w:rPr>
       </w:pPr>
-      <w:hyperlink w:anchor="_Toc237513012" w:history="1">
+      <w:hyperlink w:anchor="_Toc238548209" w:history="1">
         <w:r>
           <w:rPr>
             <w:rStyle w:val="Hipervnculo"/>
@@ -1306,7 +1306,7 @@
             <w:noProof/>
             <w:webHidden/>
           </w:rPr>
-          <w:instrText xml:space="preserve"> PAGEREF _Toc237513012 \h </w:instrText>
+          <w:instrText xml:space="preserve"> PAGEREF _Toc238548209 \h </w:instrText>
         </w:r>
         <w:r>
           <w:rPr>
@@ -1349,7 +1349,7 @@
           <w14:ligatures w14:val="standardContextual"/>
         </w:rPr>
       </w:pPr>
-      <w:hyperlink w:anchor="_Toc237513013" w:history="1">
+      <w:hyperlink w:anchor="_Toc238548210" w:history="1">
         <w:r>
           <w:rPr>
             <w:rStyle w:val="Hipervnculo"/>
@@ -1376,7 +1376,7 @@
             <w:noProof/>
             <w:webHidden/>
           </w:rPr>
-          <w:instrText xml:space="preserve"> PAGEREF _Toc237513013 \h </w:instrText>
+          <w:instrText xml:space="preserve"> PAGEREF _Toc238548210 \h </w:instrText>
         </w:r>
         <w:r>
           <w:rPr>
@@ -1419,7 +1419,7 @@
           <w14:ligatures w14:val="standardContextual"/>
         </w:rPr>
       </w:pPr>
-      <w:hyperlink w:anchor="_Toc237513014" w:history="1">
+      <w:hyperlink w:anchor="_Toc238548211" w:history="1">
         <w:r>
           <w:rPr>
             <w:rStyle w:val="Hipervnculo"/>
@@ -1446,7 +1446,7 @@
             <w:noProof/>
             <w:webHidden/>
           </w:rPr>
-          <w:instrText xml:space="preserve"> PAGEREF _Toc237513014 \h </w:instrText>
+          <w:instrText xml:space="preserve"> PAGEREF _Toc238548211 \h </w:instrText>
         </w:r>
         <w:r>
           <w:rPr>
@@ -1489,7 +1489,7 @@
           <w14:ligatures w14:val="standardContextual"/>
         </w:rPr>
       </w:pPr>
-      <w:hyperlink w:anchor="_Toc237513015" w:history="1">
+      <w:hyperlink w:anchor="_Toc238548212" w:history="1">
         <w:r>
           <w:rPr>
             <w:rStyle w:val="Hipervnculo"/>
@@ -1524,7 +1524,7 @@
             <w:noProof/>
             <w:webHidden/>
           </w:rPr>
-          <w:instrText xml:space="preserve"> PAGEREF _Toc237513015 \h </w:instrText>
+          <w:instrText xml:space="preserve"> PAGEREF _Toc238548212 \h </w:instrText>
         </w:r>
         <w:r>
           <w:rPr>
@@ -1567,7 +1567,7 @@
           <w14:ligatures w14:val="standardContextual"/>
         </w:rPr>
       </w:pPr>
-      <w:hyperlink w:anchor="_Toc237513016" w:history="1">
+      <w:hyperlink w:anchor="_Toc238548213" w:history="1">
         <w:r>
           <w:rPr>
             <w:rStyle w:val="Hipervnculo"/>
@@ -1594,7 +1594,77 @@
             <w:noProof/>
             <w:webHidden/>
           </w:rPr>
-          <w:instrText xml:space="preserve"> PAGEREF _Toc237513016 \h </w:instrText>
+          <w:instrText xml:space="preserve"> PAGEREF _Toc238548213 \h </w:instrText>
+        </w:r>
+        <w:r>
+          <w:rPr>
+            <w:noProof/>
+            <w:webHidden/>
+          </w:rPr>
+        </w:r>
+        <w:r>
+          <w:rPr>
+            <w:noProof/>
+            <w:webHidden/>
+          </w:rPr>
+          <w:fldChar w:fldCharType="separate"/>
+        </w:r>
+        <w:r>
+          <w:rPr>
+            <w:noProof/>
+            <w:webHidden/>
+          </w:rPr>
+          <w:t>47</w:t>
+        </w:r>
+        <w:r>
+          <w:rPr>
+            <w:noProof/>
+            <w:webHidden/>
+          </w:rPr>
+          <w:fldChar w:fldCharType="end"/>
+        </w:r>
+      </w:hyperlink>
+    </w:p>
+    <w:p>
+      <w:pPr>
+        <w:pStyle w:val="TDC2"/>
+        <w:rPr>
+          <w:rFonts w:asciiTheme="minorHAnsi" w:eastAsiaTheme="minorEastAsia" w:hAnsiTheme="minorHAnsi" w:cstheme="minorBidi"/>
+          <w:noProof/>
+          <w:sz w:val="24"/>
+          <w:szCs w:val="24"/>
+          <w:lang w:eastAsia="es-CO"/>
+          <w14:ligatures w14:val="standardContextual"/>
+        </w:rPr>
+      </w:pPr>
+      <w:hyperlink w:anchor="_Toc238548214" w:history="1">
+        <w:r>
+          <w:rPr>
+            <w:rStyle w:val="Hipervnculo"/>
+            <w:noProof/>
+          </w:rPr>
+          <w:t>2.7. Las degustaciones</w:t>
+        </w:r>
+        <w:r>
+          <w:rPr>
+            <w:noProof/>
+            <w:webHidden/>
+          </w:rPr>
+          <w:tab/>
+        </w:r>
+        <w:r>
+          <w:rPr>
+            <w:noProof/>
+            <w:webHidden/>
+          </w:rPr>
+          <w:fldChar w:fldCharType="begin"/>
+        </w:r>
+        <w:r>
+          <w:rPr>
+            <w:noProof/>
+            <w:webHidden/>
+          </w:rPr>
+          <w:instrText xml:space="preserve"> PAGEREF _Toc238548214 \h </w:instrText>
         </w:r>
         <w:r>
           <w:rPr>
@@ -1627,7 +1697,7 @@
     </w:p>
     <w:p>
       <w:pPr>
-        <w:pStyle w:val="TDC2"/>
+        <w:pStyle w:val="TDC1"/>
         <w:rPr>
           <w:rFonts w:asciiTheme="minorHAnsi" w:eastAsiaTheme="minorEastAsia" w:hAnsiTheme="minorHAnsi" w:cstheme="minorBidi"/>
           <w:noProof/>
@@ -1637,77 +1707,7 @@
           <w14:ligatures w14:val="standardContextual"/>
         </w:rPr>
       </w:pPr>
-      <w:hyperlink w:anchor="_Toc237513017" w:history="1">
-        <w:r>
-          <w:rPr>
-            <w:rStyle w:val="Hipervnculo"/>
-            <w:noProof/>
-          </w:rPr>
-          <w:t>2.7. Las degustaciones</w:t>
-        </w:r>
-        <w:r>
-          <w:rPr>
-            <w:noProof/>
-            <w:webHidden/>
-          </w:rPr>
-          <w:tab/>
-        </w:r>
-        <w:r>
-          <w:rPr>
-            <w:noProof/>
-            <w:webHidden/>
-          </w:rPr>
-          <w:fldChar w:fldCharType="begin"/>
-        </w:r>
-        <w:r>
-          <w:rPr>
-            <w:noProof/>
-            <w:webHidden/>
-          </w:rPr>
-          <w:instrText xml:space="preserve"> PAGEREF _Toc237513017 \h </w:instrText>
-        </w:r>
-        <w:r>
-          <w:rPr>
-            <w:noProof/>
-            <w:webHidden/>
-          </w:rPr>
-        </w:r>
-        <w:r>
-          <w:rPr>
-            <w:noProof/>
-            <w:webHidden/>
-          </w:rPr>
-          <w:fldChar w:fldCharType="separate"/>
-        </w:r>
-        <w:r>
-          <w:rPr>
-            <w:noProof/>
-            <w:webHidden/>
-          </w:rPr>
-          <w:t>59</w:t>
-        </w:r>
-        <w:r>
-          <w:rPr>
-            <w:noProof/>
-            <w:webHidden/>
-          </w:rPr>
-          <w:fldChar w:fldCharType="end"/>
-        </w:r>
-      </w:hyperlink>
-    </w:p>
-    <w:p>
-      <w:pPr>
-        <w:pStyle w:val="TDC1"/>
-        <w:rPr>
-          <w:rFonts w:asciiTheme="minorHAnsi" w:eastAsiaTheme="minorEastAsia" w:hAnsiTheme="minorHAnsi" w:cstheme="minorBidi"/>
-          <w:noProof/>
-          <w:sz w:val="24"/>
-          <w:szCs w:val="24"/>
-          <w:lang w:eastAsia="es-CO"/>
-          <w14:ligatures w14:val="standardContextual"/>
-        </w:rPr>
-      </w:pPr>
-      <w:hyperlink w:anchor="_Toc237513018" w:history="1">
+      <w:hyperlink w:anchor="_Toc238548215" w:history="1">
         <w:r>
           <w:rPr>
             <w:rStyle w:val="Hipervnculo"/>
@@ -1734,7 +1734,7 @@
             <w:noProof/>
             <w:webHidden/>
           </w:rPr>
-          <w:instrText xml:space="preserve"> PAGEREF _Toc237513018 \h </w:instrText>
+          <w:instrText xml:space="preserve"> PAGEREF _Toc238548215 \h </w:instrText>
         </w:r>
         <w:r>
           <w:rPr>
@@ -1754,7 +1754,7 @@
             <w:noProof/>
             <w:webHidden/>
           </w:rPr>
-          <w:t>62</w:t>
+          <w:t>57</w:t>
         </w:r>
         <w:r>
           <w:rPr>
@@ -1777,13 +1777,13 @@
           <w14:ligatures w14:val="standardContextual"/>
         </w:rPr>
       </w:pPr>
-      <w:hyperlink w:anchor="_Toc237513019" w:history="1">
+      <w:hyperlink w:anchor="_Toc238548216" w:history="1">
         <w:r>
           <w:rPr>
             <w:rStyle w:val="Hipervnculo"/>
             <w:noProof/>
           </w:rPr>
-          <w:t>3.1. Niveles la comunicación comercial</w:t>
+          <w:t>3.1. Niveles de la comunicación comercial</w:t>
         </w:r>
         <w:r>
           <w:rPr>
@@ -1804,7 +1804,7 @@
             <w:noProof/>
             <w:webHidden/>
           </w:rPr>
-          <w:instrText xml:space="preserve"> PAGEREF _Toc237513019 \h </w:instrText>
+          <w:instrText xml:space="preserve"> PAGEREF _Toc238548216 \h </w:instrText>
         </w:r>
         <w:r>
           <w:rPr>
@@ -1824,7 +1824,7 @@
             <w:noProof/>
             <w:webHidden/>
           </w:rPr>
-          <w:t>62</w:t>
+          <w:t>57</w:t>
         </w:r>
         <w:r>
           <w:rPr>
@@ -1847,7 +1847,7 @@
           <w14:ligatures w14:val="standardContextual"/>
         </w:rPr>
       </w:pPr>
-      <w:hyperlink w:anchor="_Toc237513020" w:history="1">
+      <w:hyperlink w:anchor="_Toc238548217" w:history="1">
         <w:r>
           <w:rPr>
             <w:rStyle w:val="Hipervnculo"/>
@@ -1874,7 +1874,7 @@
             <w:noProof/>
             <w:webHidden/>
           </w:rPr>
-          <w:instrText xml:space="preserve"> PAGEREF _Toc237513020 \h </w:instrText>
+          <w:instrText xml:space="preserve"> PAGEREF _Toc238548217 \h </w:instrText>
         </w:r>
         <w:r>
           <w:rPr>
@@ -1894,7 +1894,7 @@
             <w:noProof/>
             <w:webHidden/>
           </w:rPr>
-          <w:t>66</w:t>
+          <w:t>61</w:t>
         </w:r>
         <w:r>
           <w:rPr>
@@ -1917,7 +1917,7 @@
           <w14:ligatures w14:val="standardContextual"/>
         </w:rPr>
       </w:pPr>
-      <w:hyperlink w:anchor="_Toc237513021" w:history="1">
+      <w:hyperlink w:anchor="_Toc238548218" w:history="1">
         <w:r>
           <w:rPr>
             <w:rStyle w:val="Hipervnculo"/>
@@ -1944,7 +1944,147 @@
             <w:noProof/>
             <w:webHidden/>
           </w:rPr>
-          <w:instrText xml:space="preserve"> PAGEREF _Toc237513021 \h </w:instrText>
+          <w:instrText xml:space="preserve"> PAGEREF _Toc238548218 \h </w:instrText>
+        </w:r>
+        <w:r>
+          <w:rPr>
+            <w:noProof/>
+            <w:webHidden/>
+          </w:rPr>
+        </w:r>
+        <w:r>
+          <w:rPr>
+            <w:noProof/>
+            <w:webHidden/>
+          </w:rPr>
+          <w:fldChar w:fldCharType="separate"/>
+        </w:r>
+        <w:r>
+          <w:rPr>
+            <w:noProof/>
+            <w:webHidden/>
+          </w:rPr>
+          <w:t>64</w:t>
+        </w:r>
+        <w:r>
+          <w:rPr>
+            <w:noProof/>
+            <w:webHidden/>
+          </w:rPr>
+          <w:fldChar w:fldCharType="end"/>
+        </w:r>
+      </w:hyperlink>
+    </w:p>
+    <w:p>
+      <w:pPr>
+        <w:pStyle w:val="TDC2"/>
+        <w:rPr>
+          <w:rFonts w:asciiTheme="minorHAnsi" w:eastAsiaTheme="minorEastAsia" w:hAnsiTheme="minorHAnsi" w:cstheme="minorBidi"/>
+          <w:noProof/>
+          <w:sz w:val="24"/>
+          <w:szCs w:val="24"/>
+          <w:lang w:eastAsia="es-CO"/>
+          <w14:ligatures w14:val="standardContextual"/>
+        </w:rPr>
+      </w:pPr>
+      <w:hyperlink w:anchor="_Toc238548219" w:history="1">
+        <w:r>
+          <w:rPr>
+            <w:rStyle w:val="Hipervnculo"/>
+            <w:noProof/>
+          </w:rPr>
+          <w:t>3.4. Muestra comercial</w:t>
+        </w:r>
+        <w:r>
+          <w:rPr>
+            <w:noProof/>
+            <w:webHidden/>
+          </w:rPr>
+          <w:tab/>
+        </w:r>
+        <w:r>
+          <w:rPr>
+            <w:noProof/>
+            <w:webHidden/>
+          </w:rPr>
+          <w:fldChar w:fldCharType="begin"/>
+        </w:r>
+        <w:r>
+          <w:rPr>
+            <w:noProof/>
+            <w:webHidden/>
+          </w:rPr>
+          <w:instrText xml:space="preserve"> PAGEREF _Toc238548219 \h </w:instrText>
+        </w:r>
+        <w:r>
+          <w:rPr>
+            <w:noProof/>
+            <w:webHidden/>
+          </w:rPr>
+        </w:r>
+        <w:r>
+          <w:rPr>
+            <w:noProof/>
+            <w:webHidden/>
+          </w:rPr>
+          <w:fldChar w:fldCharType="separate"/>
+        </w:r>
+        <w:r>
+          <w:rPr>
+            <w:noProof/>
+            <w:webHidden/>
+          </w:rPr>
+          <w:t>67</w:t>
+        </w:r>
+        <w:r>
+          <w:rPr>
+            <w:noProof/>
+            <w:webHidden/>
+          </w:rPr>
+          <w:fldChar w:fldCharType="end"/>
+        </w:r>
+      </w:hyperlink>
+    </w:p>
+    <w:p>
+      <w:pPr>
+        <w:pStyle w:val="TDC2"/>
+        <w:rPr>
+          <w:rFonts w:asciiTheme="minorHAnsi" w:eastAsiaTheme="minorEastAsia" w:hAnsiTheme="minorHAnsi" w:cstheme="minorBidi"/>
+          <w:noProof/>
+          <w:sz w:val="24"/>
+          <w:szCs w:val="24"/>
+          <w:lang w:eastAsia="es-CO"/>
+          <w14:ligatures w14:val="standardContextual"/>
+        </w:rPr>
+      </w:pPr>
+      <w:hyperlink w:anchor="_Toc238548220" w:history="1">
+        <w:r>
+          <w:rPr>
+            <w:rStyle w:val="Hipervnculo"/>
+            <w:noProof/>
+          </w:rPr>
+          <w:t>3.5. Material publicitario en el punto de venta</w:t>
+        </w:r>
+        <w:r>
+          <w:rPr>
+            <w:noProof/>
+            <w:webHidden/>
+          </w:rPr>
+          <w:tab/>
+        </w:r>
+        <w:r>
+          <w:rPr>
+            <w:noProof/>
+            <w:webHidden/>
+          </w:rPr>
+          <w:fldChar w:fldCharType="begin"/>
+        </w:r>
+        <w:r>
+          <w:rPr>
+            <w:noProof/>
+            <w:webHidden/>
+          </w:rPr>
+          <w:instrText xml:space="preserve"> PAGEREF _Toc238548220 \h </w:instrText>
         </w:r>
         <w:r>
           <w:rPr>
@@ -1987,147 +2127,7 @@
           <w14:ligatures w14:val="standardContextual"/>
         </w:rPr>
       </w:pPr>
-      <w:hyperlink w:anchor="_Toc237513022" w:history="1">
-        <w:r>
-          <w:rPr>
-            <w:rStyle w:val="Hipervnculo"/>
-            <w:noProof/>
-          </w:rPr>
-          <w:t>3.4. Muestra comercial</w:t>
-        </w:r>
-        <w:r>
-          <w:rPr>
-            <w:noProof/>
-            <w:webHidden/>
-          </w:rPr>
-          <w:tab/>
-        </w:r>
-        <w:r>
-          <w:rPr>
-            <w:noProof/>
-            <w:webHidden/>
-          </w:rPr>
-          <w:fldChar w:fldCharType="begin"/>
-        </w:r>
-        <w:r>
-          <w:rPr>
-            <w:noProof/>
-            <w:webHidden/>
-          </w:rPr>
-          <w:instrText xml:space="preserve"> PAGEREF _Toc237513022 \h </w:instrText>
-        </w:r>
-        <w:r>
-          <w:rPr>
-            <w:noProof/>
-            <w:webHidden/>
-          </w:rPr>
-        </w:r>
-        <w:r>
-          <w:rPr>
-            <w:noProof/>
-            <w:webHidden/>
-          </w:rPr>
-          <w:fldChar w:fldCharType="separate"/>
-        </w:r>
-        <w:r>
-          <w:rPr>
-            <w:noProof/>
-            <w:webHidden/>
-          </w:rPr>
-          <w:t>72</w:t>
-        </w:r>
-        <w:r>
-          <w:rPr>
-            <w:noProof/>
-            <w:webHidden/>
-          </w:rPr>
-          <w:fldChar w:fldCharType="end"/>
-        </w:r>
-      </w:hyperlink>
-    </w:p>
-    <w:p>
-      <w:pPr>
-        <w:pStyle w:val="TDC2"/>
-        <w:rPr>
-          <w:rFonts w:asciiTheme="minorHAnsi" w:eastAsiaTheme="minorEastAsia" w:hAnsiTheme="minorHAnsi" w:cstheme="minorBidi"/>
-          <w:noProof/>
-          <w:sz w:val="24"/>
-          <w:szCs w:val="24"/>
-          <w:lang w:eastAsia="es-CO"/>
-          <w14:ligatures w14:val="standardContextual"/>
-        </w:rPr>
-      </w:pPr>
-      <w:hyperlink w:anchor="_Toc237513023" w:history="1">
-        <w:r>
-          <w:rPr>
-            <w:rStyle w:val="Hipervnculo"/>
-            <w:noProof/>
-          </w:rPr>
-          <w:t>3.5. Material publicitario en el punto de venta</w:t>
-        </w:r>
-        <w:r>
-          <w:rPr>
-            <w:noProof/>
-            <w:webHidden/>
-          </w:rPr>
-          <w:tab/>
-        </w:r>
-        <w:r>
-          <w:rPr>
-            <w:noProof/>
-            <w:webHidden/>
-          </w:rPr>
-          <w:fldChar w:fldCharType="begin"/>
-        </w:r>
-        <w:r>
-          <w:rPr>
-            <w:noProof/>
-            <w:webHidden/>
-          </w:rPr>
-          <w:instrText xml:space="preserve"> PAGEREF _Toc237513023 \h </w:instrText>
-        </w:r>
-        <w:r>
-          <w:rPr>
-            <w:noProof/>
-            <w:webHidden/>
-          </w:rPr>
-        </w:r>
-        <w:r>
-          <w:rPr>
-            <w:noProof/>
-            <w:webHidden/>
-          </w:rPr>
-          <w:fldChar w:fldCharType="separate"/>
-        </w:r>
-        <w:r>
-          <w:rPr>
-            <w:noProof/>
-            <w:webHidden/>
-          </w:rPr>
-          <w:t>74</w:t>
-        </w:r>
-        <w:r>
-          <w:rPr>
-            <w:noProof/>
-            <w:webHidden/>
-          </w:rPr>
-          <w:fldChar w:fldCharType="end"/>
-        </w:r>
-      </w:hyperlink>
-    </w:p>
-    <w:p>
-      <w:pPr>
-        <w:pStyle w:val="TDC2"/>
-        <w:rPr>
-          <w:rFonts w:asciiTheme="minorHAnsi" w:eastAsiaTheme="minorEastAsia" w:hAnsiTheme="minorHAnsi" w:cstheme="minorBidi"/>
-          <w:noProof/>
-          <w:sz w:val="24"/>
-          <w:szCs w:val="24"/>
-          <w:lang w:eastAsia="es-CO"/>
-          <w14:ligatures w14:val="standardContextual"/>
-        </w:rPr>
-      </w:pPr>
-      <w:hyperlink w:anchor="_Toc237513024" w:history="1">
+      <w:hyperlink w:anchor="_Toc238548221" w:history="1">
         <w:r>
           <w:rPr>
             <w:rStyle w:val="Hipervnculo"/>
@@ -2154,7 +2154,7 @@
             <w:noProof/>
             <w:webHidden/>
           </w:rPr>
-          <w:instrText xml:space="preserve"> PAGEREF _Toc237513024 \h </w:instrText>
+          <w:instrText xml:space="preserve"> PAGEREF _Toc238548221 \h </w:instrText>
         </w:r>
         <w:r>
           <w:rPr>
@@ -2174,7 +2174,7 @@
             <w:noProof/>
             <w:webHidden/>
           </w:rPr>
-          <w:t>82</w:t>
+          <w:t>70</w:t>
         </w:r>
         <w:r>
           <w:rPr>
@@ -2197,7 +2197,7 @@
           <w14:ligatures w14:val="standardContextual"/>
         </w:rPr>
       </w:pPr>
-      <w:hyperlink w:anchor="_Toc237513025" w:history="1">
+      <w:hyperlink w:anchor="_Toc238548222" w:history="1">
         <w:r>
           <w:rPr>
             <w:rStyle w:val="Hipervnculo"/>
@@ -2224,7 +2224,7 @@
             <w:noProof/>
             <w:webHidden/>
           </w:rPr>
-          <w:instrText xml:space="preserve"> PAGEREF _Toc237513025 \h </w:instrText>
+          <w:instrText xml:space="preserve"> PAGEREF _Toc238548222 \h </w:instrText>
         </w:r>
         <w:r>
           <w:rPr>
@@ -2244,7 +2244,7 @@
             <w:noProof/>
             <w:webHidden/>
           </w:rPr>
-          <w:t>87</w:t>
+          <w:t>75</w:t>
         </w:r>
         <w:r>
           <w:rPr>
@@ -2267,7 +2267,7 @@
           <w14:ligatures w14:val="standardContextual"/>
         </w:rPr>
       </w:pPr>
-      <w:hyperlink w:anchor="_Toc237513026" w:history="1">
+      <w:hyperlink w:anchor="_Toc238548223" w:history="1">
         <w:r>
           <w:rPr>
             <w:rStyle w:val="Hipervnculo"/>
@@ -2294,7 +2294,7 @@
             <w:noProof/>
             <w:webHidden/>
           </w:rPr>
-          <w:instrText xml:space="preserve"> PAGEREF _Toc237513026 \h </w:instrText>
+          <w:instrText xml:space="preserve"> PAGEREF _Toc238548223 \h </w:instrText>
         </w:r>
         <w:r>
           <w:rPr>
@@ -2314,7 +2314,7 @@
             <w:noProof/>
             <w:webHidden/>
           </w:rPr>
-          <w:t>88</w:t>
+          <w:t>76</w:t>
         </w:r>
         <w:r>
           <w:rPr>
@@ -2337,7 +2337,7 @@
           <w14:ligatures w14:val="standardContextual"/>
         </w:rPr>
       </w:pPr>
-      <w:hyperlink w:anchor="_Toc237513027" w:history="1">
+      <w:hyperlink w:anchor="_Toc238548224" w:history="1">
         <w:r>
           <w:rPr>
             <w:rStyle w:val="Hipervnculo"/>
@@ -2364,7 +2364,7 @@
             <w:noProof/>
             <w:webHidden/>
           </w:rPr>
-          <w:instrText xml:space="preserve"> PAGEREF _Toc237513027 \h </w:instrText>
+          <w:instrText xml:space="preserve"> PAGEREF _Toc238548224 \h </w:instrText>
         </w:r>
         <w:r>
           <w:rPr>
@@ -2384,7 +2384,7 @@
             <w:noProof/>
             <w:webHidden/>
           </w:rPr>
-          <w:t>90</w:t>
+          <w:t>78</w:t>
         </w:r>
         <w:r>
           <w:rPr>
@@ -2407,7 +2407,7 @@
           <w14:ligatures w14:val="standardContextual"/>
         </w:rPr>
       </w:pPr>
-      <w:hyperlink w:anchor="_Toc237513028" w:history="1">
+      <w:hyperlink w:anchor="_Toc238548225" w:history="1">
         <w:r>
           <w:rPr>
             <w:rStyle w:val="Hipervnculo"/>
@@ -2434,7 +2434,7 @@
             <w:noProof/>
             <w:webHidden/>
           </w:rPr>
-          <w:instrText xml:space="preserve"> PAGEREF _Toc237513028 \h </w:instrText>
+          <w:instrText xml:space="preserve"> PAGEREF _Toc238548225 \h </w:instrText>
         </w:r>
         <w:r>
           <w:rPr>
@@ -2454,7 +2454,7 @@
             <w:noProof/>
             <w:webHidden/>
           </w:rPr>
-          <w:t>92</w:t>
+          <w:t>80</w:t>
         </w:r>
         <w:r>
           <w:rPr>
@@ -2602,7 +2602,7 @@
           <w:lang w:val="es-ES"/>
         </w:rPr>
       </w:pPr>
-      <w:bookmarkStart w:id="7" w:name="_Toc237513003"/>
+      <w:bookmarkStart w:id="7" w:name="_Toc238548200"/>
       <w:r>
         <w:lastRenderedPageBreak/>
         <w:t>Introducción</w:t>
@@ -2624,7 +2624,19 @@
         <w:rPr>
           <w:lang w:val="es-ES" w:eastAsia="es-CO"/>
         </w:rPr>
-        <w:t>Las ventas comerciales radican, principalmente, en el desarrollo de estrategias y acciones promocionales diseñadas por las empresas, para iniciar a comprender este mundo de las ventas en el formato comercial, se invita a visitar el siguiente video:</w:t>
+        <w:t xml:space="preserve">Las ventas comerciales radican, principalmente, en el desarrollo de estrategias y acciones promocionales diseñadas por las empresas, para </w:t>
+      </w:r>
+      <w:r>
+        <w:rPr>
+          <w:lang w:val="es-ES" w:eastAsia="es-CO"/>
+        </w:rPr>
+        <w:t>comenzar</w:t>
+      </w:r>
+      <w:r>
+        <w:rPr>
+          <w:lang w:val="es-ES" w:eastAsia="es-CO"/>
+        </w:rPr>
+        <w:t xml:space="preserve"> a comprender este mundo de las ventas en el formato comercial, se invita a visitar el siguiente video:</w:t>
       </w:r>
     </w:p>
     <w:p>
@@ -2636,7 +2648,13 @@
         </w:rPr>
       </w:pPr>
       <w:r>
-        <w:t>Ventas en el formato comercial: Introducción.</w:t>
+        <w:t xml:space="preserve">Ventas en el formato comercial: </w:t>
+      </w:r>
+      <w:r>
+        <w:t>i</w:t>
+      </w:r>
+      <w:r>
+        <w:t>ntroducción.</w:t>
       </w:r>
     </w:p>
     <w:p>
@@ -2649,7 +2667,7 @@
           <w:noProof/>
         </w:rPr>
         <w:drawing>
-          <wp:inline distT="0" distB="0" distL="0" distR="0" wp14:anchorId="7CC85358" wp14:editId="34E96456">
+          <wp:inline distT="0" distB="0" distL="0" distR="0" wp14:anchorId="7CC85358" wp14:editId="5F508119">
             <wp:extent cx="4680000" cy="2634736"/>
             <wp:effectExtent l="0" t="0" r="6350" b="0"/>
             <wp:docPr id="1539649706" name="Imagen 4">
@@ -2788,7 +2806,19 @@
               <w:rPr>
                 <w:rFonts w:cs="Calibri"/>
               </w:rPr>
-              <w:t>entas en el formato comercial: Introducción</w:t>
+              <w:t xml:space="preserve">entas en el formato comercial: </w:t>
+            </w:r>
+            <w:r>
+              <w:rPr>
+                <w:rFonts w:cs="Calibri"/>
+              </w:rPr>
+              <w:t>i</w:t>
+            </w:r>
+            <w:r>
+              <w:rPr>
+                <w:rFonts w:cs="Calibri"/>
+              </w:rPr>
+              <w:t>ntroducción</w:t>
             </w:r>
           </w:p>
         </w:tc>
@@ -3102,7 +3132,7 @@
           <w:lang w:val="en-US"/>
         </w:rPr>
       </w:pPr>
-      <w:bookmarkStart w:id="8" w:name="_Toc237513004"/>
+      <w:bookmarkStart w:id="8" w:name="_Toc238548201"/>
       <w:r>
         <w:rPr>
           <w:lang w:val="en-US"/>
@@ -3154,7 +3184,21 @@
           <w:rFonts w:cs="Calibri"/>
           <w:lang w:eastAsia="es-CO"/>
         </w:rPr>
-        <w:t>Persuadir, influenciar, motivar al cliente a una acción de compra.</w:t>
+        <w:t>Persuadir, influenciar</w:t>
+      </w:r>
+      <w:r>
+        <w:rPr>
+          <w:rFonts w:cs="Calibri"/>
+          <w:lang w:eastAsia="es-CO"/>
+        </w:rPr>
+        <w:t xml:space="preserve"> y </w:t>
+      </w:r>
+      <w:r>
+        <w:rPr>
+          <w:rFonts w:cs="Calibri"/>
+          <w:lang w:eastAsia="es-CO"/>
+        </w:rPr>
+        <w:t>motivar al cliente a una acción de compra.</w:t>
       </w:r>
     </w:p>
     <w:p>
@@ -3274,7 +3318,63 @@
           <w:rFonts w:cs="Calibri"/>
           <w:lang w:eastAsia="es-CO"/>
         </w:rPr>
-        <w:t>Estas siglas hacen referencia a una manera de comunicar que con frecuencia la emplean los anunciantes que mercadean sus productos en el interior de los establecimientos comerciales. Y más exactamente se refiere a las piezas publicitarias diseñadas con el propósito de exponerlas en el punto de venta para alcanzar de manera directa a los clientes. Por ello deben ser persuasivas y hacer del punto de venta, su canal de comunicación, logrando que la publicidad esté de frente al cliente, justo en el espacio correcto y en el momento preciso en el que se ejecuta una acción de compra.</w:t>
+        <w:t>Estas siglas hacen referencia a una manera de comunicar que con frecuencia la emplean los anunciantes que mercadean sus productos en el interior de los establecimientos comerciales</w:t>
+      </w:r>
+      <w:r>
+        <w:rPr>
+          <w:rFonts w:cs="Calibri"/>
+          <w:lang w:eastAsia="es-CO"/>
+        </w:rPr>
+        <w:t>. M</w:t>
+      </w:r>
+      <w:r>
+        <w:rPr>
+          <w:rFonts w:cs="Calibri"/>
+          <w:lang w:eastAsia="es-CO"/>
+        </w:rPr>
+        <w:t>ás exactamente</w:t>
+      </w:r>
+      <w:r>
+        <w:rPr>
+          <w:rFonts w:cs="Calibri"/>
+          <w:lang w:eastAsia="es-CO"/>
+        </w:rPr>
+        <w:t>,</w:t>
+      </w:r>
+      <w:r>
+        <w:rPr>
+          <w:rFonts w:cs="Calibri"/>
+          <w:lang w:eastAsia="es-CO"/>
+        </w:rPr>
+        <w:t xml:space="preserve"> se refiere a las piezas publicitarias diseñadas con el propósito de exponerlas en el punto de venta para alcanzar de manera directa a los clientes. Por ello deben ser persuasivas y hacer del punto de venta, su canal de comunicación, </w:t>
+      </w:r>
+      <w:r>
+        <w:rPr>
+          <w:rFonts w:cs="Calibri"/>
+          <w:lang w:val="es-ES" w:eastAsia="es-CO"/>
+        </w:rPr>
+        <w:t>logrando que la publicidad sea visible para el cliente</w:t>
+      </w:r>
+      <w:r>
+        <w:rPr>
+          <w:rFonts w:cs="Calibri"/>
+          <w:lang w:val="es-ES" w:eastAsia="es-CO"/>
+        </w:rPr>
+        <w:t>,</w:t>
+      </w:r>
+      <w:r>
+        <w:rPr>
+          <w:rFonts w:cs="Calibri"/>
+          <w:lang w:eastAsia="es-CO"/>
+        </w:rPr>
+        <w:t xml:space="preserve"> </w:t>
+      </w:r>
+      <w:r>
+        <w:rPr>
+          <w:rFonts w:cs="Calibri"/>
+          <w:lang w:eastAsia="es-CO"/>
+        </w:rPr>
+        <w:t>justo en el espacio correcto y en el momento preciso en el que se ejecuta una acción de compra.</w:t>
       </w:r>
     </w:p>
     <w:p>
@@ -3331,7 +3431,21 @@
           <w:rFonts w:cs="Calibri"/>
           <w:lang w:eastAsia="es-CO"/>
         </w:rPr>
-        <w:t xml:space="preserve">La PLV presenta mensajes que buscan llamar la atención de los clientes y motivar la compra dentro del establecimiento. No debe confundirse con el diseño de envases y empaques ni con el </w:t>
+        <w:t>La PLV presenta mensajes que buscan llamar la atención de los clientes y motivar la compra dentro del establecimiento.</w:t>
+      </w:r>
+      <w:r>
+        <w:rPr>
+          <w:rFonts w:cs="Calibri"/>
+          <w:lang w:eastAsia="es-CO"/>
+        </w:rPr>
+        <w:t xml:space="preserve"> </w:t>
+      </w:r>
+      <w:r>
+        <w:rPr>
+          <w:rFonts w:cs="Calibri"/>
+          <w:lang w:eastAsia="es-CO"/>
+        </w:rPr>
+        <w:t xml:space="preserve">No debe confundirse con el diseño de envases y empaques ni con el </w:t>
       </w:r>
       <w:r>
         <w:rPr>
@@ -3405,7 +3519,7 @@
       <w:pPr>
         <w:pStyle w:val="Ttulo2"/>
       </w:pPr>
-      <w:bookmarkStart w:id="9" w:name="_Toc237513005"/>
+      <w:bookmarkStart w:id="9" w:name="_Toc238548202"/>
       <w:r>
         <w:t xml:space="preserve">1.1. </w:t>
       </w:r>
@@ -3428,147 +3542,6 @@
           <w:lang w:eastAsia="es-CO"/>
         </w:rPr>
         <w:t>Principalmente, se pueden clasificar en los siguientes tres:</w:t>
-      </w:r>
-    </w:p>
-    <w:p>
-      <w:pPr>
-        <w:spacing w:before="0" w:after="0"/>
-        <w:rPr>
-          <w:rFonts w:cs="Calibri"/>
-          <w:b/>
-          <w:bCs/>
-          <w:lang w:eastAsia="es-CO"/>
-        </w:rPr>
-      </w:pPr>
-      <w:r>
-        <w:rPr>
-          <w:rFonts w:cs="Calibri"/>
-          <w:b/>
-          <w:bCs/>
-          <w:lang w:eastAsia="es-CO"/>
-        </w:rPr>
-        <w:t>Informar</w:t>
-      </w:r>
-    </w:p>
-    <w:p>
-      <w:pPr>
-        <w:spacing w:before="0" w:after="0"/>
-        <w:rPr>
-          <w:rFonts w:cs="Calibri"/>
-          <w:lang w:eastAsia="es-CO"/>
-        </w:rPr>
-      </w:pPr>
-      <w:r>
-        <w:rPr>
-          <w:rFonts w:cs="Calibri"/>
-          <w:lang w:eastAsia="es-CO"/>
-        </w:rPr>
-        <w:t>Se refiere a mantener informado al cliente. Sus funciones son la comunicación sobre el lanzamiento de un nuevo producto, servicio o marca, la descripción de sus características, la sugerencia de usos nuevos para el producto, el anuncio sobre un cambio que pueda tener el producto, la creación de la identidad corporativa, el posicionamiento en la mente del consumidor y el apoyo en las promociones de venta.</w:t>
-      </w:r>
-    </w:p>
-    <w:p>
-      <w:pPr>
-        <w:spacing w:before="0" w:after="0"/>
-        <w:rPr>
-          <w:rFonts w:cs="Calibri"/>
-          <w:b/>
-          <w:bCs/>
-          <w:lang w:eastAsia="es-CO"/>
-        </w:rPr>
-      </w:pPr>
-      <w:r>
-        <w:rPr>
-          <w:rFonts w:cs="Calibri"/>
-          <w:b/>
-          <w:bCs/>
-          <w:lang w:eastAsia="es-CO"/>
-        </w:rPr>
-        <w:t>Animar</w:t>
-      </w:r>
-    </w:p>
-    <w:p>
-      <w:pPr>
-        <w:spacing w:before="0" w:after="0"/>
-        <w:rPr>
-          <w:rFonts w:cs="Calibri"/>
-          <w:lang w:eastAsia="es-CO"/>
-        </w:rPr>
-      </w:pPr>
-      <w:r>
-        <w:rPr>
-          <w:rFonts w:cs="Calibri"/>
-          <w:lang w:eastAsia="es-CO"/>
-        </w:rPr>
-        <w:t xml:space="preserve">Se refiere a persuadir y motivar. Sus funciones son la atracción de clientes nuevos, el incremento de la frecuencia de uso, la preferencia de marca, la persuasión </w:t>
-      </w:r>
-      <w:r>
-        <w:rPr>
-          <w:rFonts w:cs="Calibri"/>
-          <w:lang w:eastAsia="es-CO"/>
-        </w:rPr>
-        <w:lastRenderedPageBreak/>
-        <w:t>para que el producto sea comprado ahora, la motivación al cliente para que realice un cambio de marca o establecimiento y lograr que la percepción del cliente sea positiva.</w:t>
-      </w:r>
-    </w:p>
-    <w:p>
-      <w:pPr>
-        <w:spacing w:before="0" w:after="0"/>
-        <w:rPr>
-          <w:rFonts w:cs="Calibri"/>
-          <w:b/>
-          <w:bCs/>
-          <w:lang w:eastAsia="es-CO"/>
-        </w:rPr>
-      </w:pPr>
-      <w:r>
-        <w:rPr>
-          <w:rFonts w:cs="Calibri"/>
-          <w:b/>
-          <w:bCs/>
-          <w:lang w:eastAsia="es-CO"/>
-        </w:rPr>
-        <w:t>Recordar</w:t>
-      </w:r>
-    </w:p>
-    <w:p>
-      <w:pPr>
-        <w:spacing w:before="0" w:after="0"/>
-        <w:rPr>
-          <w:rFonts w:cs="Calibri"/>
-          <w:lang w:eastAsia="es-CO"/>
-        </w:rPr>
-      </w:pPr>
-      <w:r>
-        <w:rPr>
-          <w:rFonts w:cs="Calibri"/>
-          <w:lang w:eastAsia="es-CO"/>
-        </w:rPr>
-        <w:t>Se refiere a la recordación de marca. Sus funciones incluyen mantener una reputación elevada del producto o servicio, recordar su presencia en el mercado y el lugar donde se puede adquirir, hacer que el cliente lo tenga en mente para futuras necesidades y evocar el producto o servicio incluso cuando no hay fechas especiales.</w:t>
-      </w:r>
-    </w:p>
-    <w:p>
-      <w:pPr>
-        <w:spacing w:before="0" w:after="0"/>
-        <w:rPr>
-          <w:rFonts w:cs="Calibri"/>
-          <w:lang w:eastAsia="es-CO"/>
-        </w:rPr>
-      </w:pPr>
-    </w:p>
-    <w:p>
-      <w:pPr>
-        <w:spacing w:before="0" w:after="0"/>
-        <w:rPr>
-          <w:rFonts w:cs="Calibri"/>
-          <w:lang w:eastAsia="es-CO"/>
-        </w:rPr>
-      </w:pPr>
-      <w:r>
-        <w:rPr>
-          <w:rFonts w:cs="Calibri"/>
-          <w:lang w:eastAsia="es-CO"/>
-        </w:rPr>
-        <w:t>En el interior del establecimiento coinciden fabricantes, detallistas y consumidores. Obviamente, aquí también están presentes sus intereses. Fabricantes y detallistas concuerdan en tener a la PLV como una herramienta vital para alcanzar a los consumidores, pero son diferentes como se indica a continuación:</w:t>
       </w:r>
     </w:p>
     <w:p>
@@ -3594,23 +3567,23 @@
           <w:bCs/>
           <w:lang w:eastAsia="es-CO"/>
         </w:rPr>
-        <w:t>Detallista</w:t>
-      </w:r>
-    </w:p>
-    <w:p>
-      <w:pPr>
-        <w:spacing w:before="0" w:after="0"/>
-        <w:rPr>
-          <w:rFonts w:cs="Calibri"/>
-          <w:lang w:eastAsia="es-CO"/>
-        </w:rPr>
-      </w:pPr>
-      <w:r>
-        <w:rPr>
-          <w:rFonts w:cs="Calibri"/>
-          <w:lang w:eastAsia="es-CO"/>
-        </w:rPr>
-        <w:t>Traer hacia el punto de venta, mostrar las ventajas que posee el establecimiento, alcanzar una imagen determinada, posicionar el punto de venta, motivar la visita a la tienda y tener compras a futuro, dar eficacia y animación al establecimiento.</w:t>
+        <w:t>Informar</w:t>
+      </w:r>
+    </w:p>
+    <w:p>
+      <w:pPr>
+        <w:spacing w:before="0" w:after="0"/>
+        <w:rPr>
+          <w:rFonts w:cs="Calibri"/>
+          <w:lang w:eastAsia="es-CO"/>
+        </w:rPr>
+      </w:pPr>
+      <w:r>
+        <w:rPr>
+          <w:rFonts w:cs="Calibri"/>
+          <w:lang w:eastAsia="es-CO"/>
+        </w:rPr>
+        <w:t>Se refiere a mantener informado al cliente. Sus funciones son la comunicación sobre el lanzamiento de un nuevo producto, servicio o marca, la descripción de sus características, la sugerencia de usos nuevos para el producto, el anuncio sobre un cambio que pueda tener el producto, la creación de la identidad corporativa, el posicionamiento en la mente del consumidor y el apoyo en las promociones de venta.</w:t>
       </w:r>
     </w:p>
     <w:p>
@@ -3636,23 +3609,31 @@
           <w:bCs/>
           <w:lang w:eastAsia="es-CO"/>
         </w:rPr>
-        <w:t>Fabricantes</w:t>
-      </w:r>
-    </w:p>
-    <w:p>
-      <w:pPr>
-        <w:spacing w:before="0" w:after="0"/>
-        <w:rPr>
-          <w:rFonts w:cs="Calibri"/>
-          <w:lang w:eastAsia="es-CO"/>
-        </w:rPr>
-      </w:pPr>
-      <w:r>
-        <w:rPr>
-          <w:rFonts w:cs="Calibri"/>
-          <w:lang w:eastAsia="es-CO"/>
-        </w:rPr>
-        <w:t>Incrementar sus marcas o productos en el punto de venta, diferenciarlos de la competencia, conseguir ubicaciones idóneas dentro del punto de venta, recalcar visualmente las propiedades del producto.</w:t>
+        <w:t>Animar</w:t>
+      </w:r>
+    </w:p>
+    <w:p>
+      <w:pPr>
+        <w:spacing w:before="0" w:after="0"/>
+        <w:rPr>
+          <w:rFonts w:cs="Calibri"/>
+          <w:lang w:eastAsia="es-CO"/>
+        </w:rPr>
+      </w:pPr>
+      <w:r>
+        <w:rPr>
+          <w:rFonts w:cs="Calibri"/>
+          <w:lang w:eastAsia="es-CO"/>
+        </w:rPr>
+        <w:t xml:space="preserve">Se refiere a persuadir y motivar. Sus funciones son la atracción de clientes nuevos, el incremento de la frecuencia de uso, la preferencia de marca, la persuasión </w:t>
+      </w:r>
+      <w:r>
+        <w:rPr>
+          <w:rFonts w:cs="Calibri"/>
+          <w:lang w:eastAsia="es-CO"/>
+        </w:rPr>
+        <w:lastRenderedPageBreak/>
+        <w:t>para que el producto sea comprado ahora, la motivación al cliente para que realice un cambio de marca o establecimiento y lograr que la percepción del cliente sea positiva.</w:t>
       </w:r>
     </w:p>
     <w:p>
@@ -3678,6 +3659,171 @@
           <w:bCs/>
           <w:lang w:eastAsia="es-CO"/>
         </w:rPr>
+        <w:t>Recordar</w:t>
+      </w:r>
+    </w:p>
+    <w:p>
+      <w:pPr>
+        <w:spacing w:before="0" w:after="0"/>
+        <w:rPr>
+          <w:rFonts w:cs="Calibri"/>
+          <w:lang w:eastAsia="es-CO"/>
+        </w:rPr>
+      </w:pPr>
+      <w:r>
+        <w:rPr>
+          <w:rFonts w:cs="Calibri"/>
+          <w:lang w:eastAsia="es-CO"/>
+        </w:rPr>
+        <w:t>Se refiere a la recordación de marca. Sus funciones incluyen mantener una reputación elevada del producto o servicio, recordar su presencia en el mercado y el lugar donde se puede adquirir, hacer que el cliente lo tenga en mente para futuras necesidades y evocar el producto o servicio incluso cuando no hay fechas especiales.</w:t>
+      </w:r>
+    </w:p>
+    <w:p>
+      <w:pPr>
+        <w:spacing w:before="0" w:after="0"/>
+        <w:rPr>
+          <w:rFonts w:cs="Calibri"/>
+          <w:lang w:eastAsia="es-CO"/>
+        </w:rPr>
+      </w:pPr>
+    </w:p>
+    <w:p>
+      <w:pPr>
+        <w:spacing w:before="0" w:after="0"/>
+        <w:rPr>
+          <w:rFonts w:cs="Calibri"/>
+          <w:lang w:eastAsia="es-CO"/>
+        </w:rPr>
+      </w:pPr>
+      <w:r>
+        <w:rPr>
+          <w:rFonts w:cs="Calibri"/>
+          <w:lang w:eastAsia="es-CO"/>
+        </w:rPr>
+        <w:t>En el interior del establecimiento coinciden fabricantes, detallistas y consumidores. Obviamente, aquí también están presentes sus intereses. Fabricantes y detallistas concuerdan en tener a la PLV como una herramienta vital para alcanzar a los consumidores, pero son diferentes</w:t>
+      </w:r>
+      <w:r>
+        <w:rPr>
+          <w:rFonts w:cs="Calibri"/>
+          <w:lang w:eastAsia="es-CO"/>
+        </w:rPr>
+        <w:t>,</w:t>
+      </w:r>
+      <w:r>
+        <w:rPr>
+          <w:rFonts w:cs="Calibri"/>
+          <w:lang w:eastAsia="es-CO"/>
+        </w:rPr>
+        <w:t xml:space="preserve"> como se indica a continuación:</w:t>
+      </w:r>
+    </w:p>
+    <w:p>
+      <w:pPr>
+        <w:pStyle w:val="Prrafodelista"/>
+        <w:numPr>
+          <w:ilvl w:val="0"/>
+          <w:numId w:val="7"/>
+        </w:numPr>
+        <w:spacing w:before="0" w:after="0"/>
+        <w:ind w:left="993" w:hanging="284"/>
+        <w:rPr>
+          <w:rFonts w:cs="Calibri"/>
+          <w:b/>
+          <w:bCs/>
+          <w:lang w:eastAsia="es-CO"/>
+        </w:rPr>
+      </w:pPr>
+      <w:r>
+        <w:rPr>
+          <w:rFonts w:cs="Calibri"/>
+          <w:b/>
+          <w:bCs/>
+          <w:lang w:eastAsia="es-CO"/>
+        </w:rPr>
+        <w:t>Detallista</w:t>
+      </w:r>
+    </w:p>
+    <w:p>
+      <w:pPr>
+        <w:spacing w:before="0" w:after="0"/>
+        <w:rPr>
+          <w:rFonts w:cs="Calibri"/>
+          <w:lang w:eastAsia="es-CO"/>
+        </w:rPr>
+      </w:pPr>
+      <w:r>
+        <w:rPr>
+          <w:rFonts w:cs="Calibri"/>
+          <w:lang w:eastAsia="es-CO"/>
+        </w:rPr>
+        <w:t>Traer hacia el punto de venta, mostrar las ventajas que posee el establecimiento, alcanzar una imagen determinada, posicionar el punto de venta, motivar la visita a la tienda y tener compras a futuro, dar eficacia y animación al establecimiento.</w:t>
+      </w:r>
+    </w:p>
+    <w:p>
+      <w:pPr>
+        <w:pStyle w:val="Prrafodelista"/>
+        <w:numPr>
+          <w:ilvl w:val="0"/>
+          <w:numId w:val="7"/>
+        </w:numPr>
+        <w:spacing w:before="0" w:after="0"/>
+        <w:ind w:left="993" w:hanging="284"/>
+        <w:rPr>
+          <w:rFonts w:cs="Calibri"/>
+          <w:b/>
+          <w:bCs/>
+          <w:lang w:eastAsia="es-CO"/>
+        </w:rPr>
+      </w:pPr>
+      <w:r>
+        <w:rPr>
+          <w:rFonts w:cs="Calibri"/>
+          <w:b/>
+          <w:bCs/>
+          <w:lang w:eastAsia="es-CO"/>
+        </w:rPr>
+        <w:t>Fabricantes</w:t>
+      </w:r>
+    </w:p>
+    <w:p>
+      <w:pPr>
+        <w:spacing w:before="0" w:after="0"/>
+        <w:rPr>
+          <w:rFonts w:cs="Calibri"/>
+          <w:lang w:eastAsia="es-CO"/>
+        </w:rPr>
+      </w:pPr>
+      <w:r>
+        <w:rPr>
+          <w:rFonts w:cs="Calibri"/>
+          <w:lang w:eastAsia="es-CO"/>
+        </w:rPr>
+        <w:t>Incrementar sus marcas o productos en el punto de venta, diferenciarlos de la competencia, conseguir ubicaciones idóneas dentro del punto de venta, recalcar visualmente las propiedades del producto.</w:t>
+      </w:r>
+    </w:p>
+    <w:p>
+      <w:pPr>
+        <w:pStyle w:val="Prrafodelista"/>
+        <w:numPr>
+          <w:ilvl w:val="0"/>
+          <w:numId w:val="7"/>
+        </w:numPr>
+        <w:spacing w:before="0" w:after="0"/>
+        <w:ind w:left="993" w:hanging="284"/>
+        <w:rPr>
+          <w:rFonts w:cs="Calibri"/>
+          <w:b/>
+          <w:bCs/>
+          <w:lang w:eastAsia="es-CO"/>
+        </w:rPr>
+      </w:pPr>
+      <w:r>
+        <w:rPr>
+          <w:rFonts w:cs="Calibri"/>
+          <w:b/>
+          <w:bCs/>
+          <w:lang w:eastAsia="es-CO"/>
+        </w:rPr>
         <w:t>Consumidor</w:t>
       </w:r>
     </w:p>
@@ -3710,7 +3856,7 @@
       <w:pPr>
         <w:pStyle w:val="Ttulo2"/>
       </w:pPr>
-      <w:bookmarkStart w:id="10" w:name="_Toc237513006"/>
+      <w:bookmarkStart w:id="10" w:name="_Toc238548203"/>
       <w:r>
         <w:lastRenderedPageBreak/>
         <w:t xml:space="preserve">1.2. </w:t>
@@ -3843,17 +3989,6 @@
     </w:p>
     <w:p>
       <w:pPr>
-        <w:pStyle w:val="Prrafodelista"/>
-        <w:spacing w:before="0" w:after="0"/>
-        <w:ind w:left="1429" w:firstLine="0"/>
-        <w:rPr>
-          <w:rFonts w:cs="Calibri"/>
-          <w:lang w:eastAsia="es-CO"/>
-        </w:rPr>
-      </w:pPr>
-    </w:p>
-    <w:p>
-      <w:pPr>
         <w:spacing w:before="0" w:after="0"/>
         <w:rPr>
           <w:rFonts w:cs="Calibri"/>
@@ -3881,7 +4016,7 @@
       <w:pPr>
         <w:pStyle w:val="Ttulo2"/>
       </w:pPr>
-      <w:bookmarkStart w:id="11" w:name="_Toc237513007"/>
+      <w:bookmarkStart w:id="11" w:name="_Toc238548204"/>
       <w:r>
         <w:t xml:space="preserve">1.3. </w:t>
       </w:r>
@@ -3918,7 +4053,21 @@
           <w:rFonts w:cs="Calibri"/>
           <w:lang w:eastAsia="es-CO"/>
         </w:rPr>
-        <w:t xml:space="preserve">que tiene corta duración, que se destina para el logro de objetivos delimitados de manera específica por la marca. Se </w:t>
+        <w:t>que tiene corta duración, que se destina para el logro de objetivos delimitados de manera específica por la marca. Se considera un plan integral de </w:t>
+      </w:r>
+      <w:r>
+        <w:rPr>
+          <w:rStyle w:val="Extranjerismo"/>
+          <w:lang w:eastAsia="es-CO"/>
+        </w:rPr>
+        <w:t>marketing</w:t>
+      </w:r>
+      <w:r>
+        <w:rPr>
+          <w:rFonts w:cs="Calibri"/>
+          <w:lang w:eastAsia="es-CO"/>
+        </w:rPr>
+        <w:t xml:space="preserve">, puesto que su elaboración involucra la toma </w:t>
       </w:r>
       <w:r>
         <w:rPr>
@@ -3926,21 +4075,7 @@
           <w:lang w:eastAsia="es-CO"/>
         </w:rPr>
         <w:lastRenderedPageBreak/>
-        <w:t>considera un plan integral de </w:t>
-      </w:r>
-      <w:r>
-        <w:rPr>
-          <w:rStyle w:val="Extranjerismo"/>
-          <w:lang w:eastAsia="es-CO"/>
-        </w:rPr>
-        <w:t>marketing</w:t>
-      </w:r>
-      <w:r>
-        <w:rPr>
-          <w:rFonts w:cs="Calibri"/>
-          <w:lang w:eastAsia="es-CO"/>
-        </w:rPr>
-        <w:t>, puesto que su elaboración involucra la toma de decisiones sobre todas las variables del </w:t>
+        <w:t>de decisiones sobre todas las variables del </w:t>
       </w:r>
       <w:r>
         <w:rPr>
@@ -4167,7 +4302,43 @@
           <w:bCs/>
           <w:lang w:val="es-CO" w:eastAsia="es-CO"/>
         </w:rPr>
-        <w:t>costumer</w:t>
+        <w:t>c</w:t>
+      </w:r>
+      <w:r>
+        <w:rPr>
+          <w:rStyle w:val="Extranjerismo"/>
+          <w:b/>
+          <w:bCs/>
+          <w:lang w:val="es-CO" w:eastAsia="es-CO"/>
+        </w:rPr>
+        <w:t>u</w:t>
+      </w:r>
+      <w:r>
+        <w:rPr>
+          <w:rStyle w:val="Extranjerismo"/>
+          <w:b/>
+          <w:bCs/>
+          <w:lang w:val="es-CO" w:eastAsia="es-CO"/>
+        </w:rPr>
+        <w:t>st</w:t>
+      </w:r>
+      <w:r>
+        <w:rPr>
+          <w:rStyle w:val="Extranjerismo"/>
+          <w:b/>
+          <w:bCs/>
+          <w:lang w:val="es-CO" w:eastAsia="es-CO"/>
+        </w:rPr>
+        <w:t>o</w:t>
+      </w:r>
+      <w:r>
+        <w:rPr>
+          <w:rStyle w:val="Extranjerismo"/>
+          <w:b/>
+          <w:bCs/>
+          <w:lang w:val="es-CO" w:eastAsia="es-CO"/>
+        </w:rPr>
+        <w:t>mer</w:t>
       </w:r>
       <w:proofErr w:type="spellEnd"/>
     </w:p>
@@ -4201,36 +4372,6 @@
         </w:rPr>
         <w:t xml:space="preserve"> relacional, esta actividad ha estado en crecimiento. Se trata de una estrategia de mercadeo que se establece por una marca con el objetivo de premiar el comportamiento de compra de los clientes, generando un sentido de lealtad y pertenencia hacia la marca.</w:t>
       </w:r>
-    </w:p>
-    <w:p>
-      <w:pPr>
-        <w:spacing w:before="0" w:after="0"/>
-        <w:ind w:left="708" w:firstLine="361"/>
-        <w:rPr>
-          <w:rFonts w:cs="Calibri"/>
-          <w:lang w:eastAsia="es-CO"/>
-        </w:rPr>
-      </w:pPr>
-    </w:p>
-    <w:p>
-      <w:pPr>
-        <w:spacing w:before="0" w:after="0"/>
-        <w:ind w:left="708" w:firstLine="361"/>
-        <w:rPr>
-          <w:rFonts w:cs="Calibri"/>
-          <w:lang w:eastAsia="es-CO"/>
-        </w:rPr>
-      </w:pPr>
-    </w:p>
-    <w:p>
-      <w:pPr>
-        <w:spacing w:before="0" w:after="0"/>
-        <w:ind w:left="708" w:firstLine="361"/>
-        <w:rPr>
-          <w:rFonts w:cs="Calibri"/>
-          <w:lang w:eastAsia="es-CO"/>
-        </w:rPr>
-      </w:pPr>
     </w:p>
     <w:p>
       <w:pPr>
@@ -4255,7 +4396,6 @@
           <w:bCs/>
           <w:lang w:eastAsia="es-CO"/>
         </w:rPr>
-        <w:lastRenderedPageBreak/>
         <w:t>Promociones económicas</w:t>
       </w:r>
     </w:p>
@@ -4301,6 +4441,7 @@
           <w:bCs/>
           <w:lang w:eastAsia="es-CO"/>
         </w:rPr>
+        <w:lastRenderedPageBreak/>
         <w:t>Promociones del producto</w:t>
       </w:r>
     </w:p>
@@ -4334,16 +4475,6 @@
         </w:rPr>
         <w:t xml:space="preserve"> es decir, la distribución de muestras gratuitas de un producto para captar nuevos clientes. Puede existir una mayor entrega de productos por el mismo precio, tener degustaciones e incluso regalos de producto.</w:t>
       </w:r>
-    </w:p>
-    <w:p>
-      <w:pPr>
-        <w:spacing w:before="0" w:after="0"/>
-        <w:ind w:left="708" w:firstLine="426"/>
-        <w:rPr>
-          <w:rFonts w:cs="Calibri"/>
-          <w:lang w:eastAsia="es-CO"/>
-        </w:rPr>
-      </w:pPr>
     </w:p>
     <w:p>
       <w:pPr>
@@ -4435,15 +4566,7 @@
           <w:rFonts w:cs="Calibri"/>
           <w:lang w:eastAsia="es-CO"/>
         </w:rPr>
-        <w:t xml:space="preserve">Las acciones en la promoción de ventas invitan a poder añadir un aliciente para el cliente con el fin de optimizar la percepción del producto de su parte. </w:t>
-      </w:r>
-      <w:r>
-        <w:rPr>
-          <w:rFonts w:cs="Calibri"/>
-          <w:lang w:eastAsia="es-CO"/>
-        </w:rPr>
-        <w:lastRenderedPageBreak/>
-        <w:t>Para tener eficacia en la promoción de ventas hay que tener en cuenta lo siguiente:</w:t>
+        <w:t>Las acciones en la promoción de ventas invitan a poder añadir un aliciente para el cliente con el fin de optimizar la percepción del producto de su parte. Para tener eficacia en la promoción de ventas hay que tener en cuenta lo siguiente:</w:t>
       </w:r>
     </w:p>
     <w:p>
@@ -4487,6 +4610,7 @@
           <w:rFonts w:cs="Calibri"/>
           <w:lang w:eastAsia="es-CO"/>
         </w:rPr>
+        <w:lastRenderedPageBreak/>
         <w:t>Que sea comprendida. Las promociones que son complejas no las va a entender el cliente y por tanto su funcionamiento no será eficaz.</w:t>
       </w:r>
     </w:p>
@@ -4509,7 +4633,14 @@
           <w:rFonts w:cs="Calibri"/>
           <w:lang w:eastAsia="es-CO"/>
         </w:rPr>
-        <w:t>Que incentive. El cliente debe sentir atracción a la promoción, la cual debe influir en su decisión de compra.</w:t>
+        <w:t xml:space="preserve">Que incentive. </w:t>
+      </w:r>
+      <w:r>
+        <w:rPr>
+          <w:rFonts w:cs="Calibri"/>
+          <w:lang w:eastAsia="es-CO"/>
+        </w:rPr>
+        <w:t>El cliente debe sentirse atraído por la promoción, la cual debe influir en su decisión de compra.</w:t>
       </w:r>
     </w:p>
     <w:p>
@@ -4536,18 +4667,6 @@
     </w:p>
     <w:p>
       <w:pPr>
-        <w:spacing w:before="0" w:after="0"/>
-        <w:ind w:left="708"/>
-        <w:rPr>
-          <w:rFonts w:cs="Calibri"/>
-          <w:b/>
-          <w:bCs/>
-          <w:lang w:eastAsia="es-CO"/>
-        </w:rPr>
-      </w:pPr>
-    </w:p>
-    <w:p>
-      <w:pPr>
         <w:pStyle w:val="Prrafodelista"/>
         <w:numPr>
           <w:ilvl w:val="0"/>
@@ -4619,37 +4738,34 @@
           <w:rFonts w:cs="Calibri"/>
           <w:lang w:eastAsia="es-CO"/>
         </w:rPr>
+        <w:t>Las t</w:t>
+      </w:r>
+      <w:r>
+        <w:rPr>
+          <w:rFonts w:cs="Calibri"/>
+          <w:lang w:eastAsia="es-CO"/>
+        </w:rPr>
+        <w:t>écnicas promocionales incluyen regalos publicitarios, animación del punto de venta, tarjetas de fidelización, eventos, concursos, y lanzamientos de productos. Bien planificadas, estas herramientas pueden potenciar la imagen de la marca y se pueden usar a nivel estratégico a través de diversos canales de distribución y por empresas de cualquier tamaño, nacionales o internacionales.</w:t>
+      </w:r>
+    </w:p>
+    <w:p>
+      <w:pPr>
+        <w:spacing w:before="0" w:after="0"/>
+        <w:rPr>
+          <w:rFonts w:cs="Calibri"/>
+          <w:b/>
+          <w:bCs/>
+          <w:lang w:eastAsia="es-CO"/>
+        </w:rPr>
+      </w:pPr>
+      <w:r>
+        <w:rPr>
+          <w:rFonts w:cs="Calibri"/>
+          <w:b/>
+          <w:bCs/>
+          <w:lang w:eastAsia="es-CO"/>
+        </w:rPr>
         <w:lastRenderedPageBreak/>
-        <w:t>Técnicas promocionales incluyen regalos publicitarios, animación del punto de venta, tarjetas de fidelización, eventos, concursos, y lanzamientos de productos. Bien planificadas, estas herramientas pueden potenciar la imagen de la marca y se pueden usar a nivel estratégico a través de diversos canales de distribución y por empresas de cualquier tamaño, nacionales o internacionales.</w:t>
-      </w:r>
-    </w:p>
-    <w:p>
-      <w:pPr>
-        <w:spacing w:before="0" w:after="0"/>
-        <w:ind w:left="708"/>
-        <w:rPr>
-          <w:rFonts w:cs="Calibri"/>
-          <w:lang w:eastAsia="es-CO"/>
-        </w:rPr>
-      </w:pPr>
-    </w:p>
-    <w:p>
-      <w:pPr>
-        <w:spacing w:before="0" w:after="0"/>
-        <w:rPr>
-          <w:rFonts w:cs="Calibri"/>
-          <w:b/>
-          <w:bCs/>
-          <w:lang w:eastAsia="es-CO"/>
-        </w:rPr>
-      </w:pPr>
-      <w:r>
-        <w:rPr>
-          <w:rFonts w:cs="Calibri"/>
-          <w:b/>
-          <w:bCs/>
-          <w:lang w:eastAsia="es-CO"/>
-        </w:rPr>
         <w:t>Variables para considerar</w:t>
       </w:r>
     </w:p>
@@ -4666,7 +4782,21 @@
           <w:rFonts w:cs="Calibri"/>
           <w:lang w:eastAsia="es-CO"/>
         </w:rPr>
-        <w:t>Si la empresa quiere lograr el éxito con la promoción se necesita tener en cuenta los siguientes ítems:</w:t>
+        <w:t>Si la empresa quiere lograr el éxito con la promoción</w:t>
+      </w:r>
+      <w:r>
+        <w:rPr>
+          <w:rFonts w:cs="Calibri"/>
+          <w:lang w:eastAsia="es-CO"/>
+        </w:rPr>
+        <w:t>,</w:t>
+      </w:r>
+      <w:r>
+        <w:rPr>
+          <w:rFonts w:cs="Calibri"/>
+          <w:lang w:eastAsia="es-CO"/>
+        </w:rPr>
+        <w:t xml:space="preserve"> se necesita tener en cuenta los siguientes ítems:</w:t>
       </w:r>
     </w:p>
     <w:p>
@@ -4872,26 +5002,6 @@
     </w:p>
     <w:p>
       <w:pPr>
-        <w:spacing w:before="0" w:after="0"/>
-        <w:ind w:left="1134" w:firstLine="0"/>
-        <w:rPr>
-          <w:rFonts w:cs="Calibri"/>
-          <w:lang w:eastAsia="es-CO"/>
-        </w:rPr>
-      </w:pPr>
-    </w:p>
-    <w:p>
-      <w:pPr>
-        <w:spacing w:before="0" w:after="0"/>
-        <w:ind w:left="1134" w:firstLine="0"/>
-        <w:rPr>
-          <w:rFonts w:cs="Calibri"/>
-          <w:lang w:eastAsia="es-CO"/>
-        </w:rPr>
-      </w:pPr>
-    </w:p>
-    <w:p>
-      <w:pPr>
         <w:pStyle w:val="Prrafodelista"/>
         <w:numPr>
           <w:ilvl w:val="0"/>
@@ -4913,7 +5023,6 @@
           <w:bCs/>
           <w:lang w:val="es-CO" w:eastAsia="es-CO"/>
         </w:rPr>
-        <w:lastRenderedPageBreak/>
         <w:t>Mix</w:t>
       </w:r>
       <w:r>
@@ -5040,6 +5149,7 @@
           <w:bCs/>
           <w:lang w:eastAsia="es-CO"/>
         </w:rPr>
+        <w:lastRenderedPageBreak/>
         <w:t>Objetivos</w:t>
       </w:r>
     </w:p>
@@ -5350,46 +5460,74 @@
           <w:rFonts w:cs="Calibri"/>
           <w:lang w:eastAsia="es-CO"/>
         </w:rPr>
+        <w:t>Para terminar este apartado, se debe tener en cuenta que los productos que se promocionan deben tener la misma calidad y deben ser iguales a los que se ven en la publicidad, los tiempos de entrega deben ser mínimos, cuando se habla de entrega a domicilio; es necesario cumplir con todo lo que se informa en la promoción (Burin, 2017).</w:t>
+      </w:r>
+    </w:p>
+    <w:p>
+      <w:pPr>
+        <w:spacing w:before="0" w:after="0"/>
+        <w:rPr>
+          <w:rFonts w:cs="Calibri"/>
+          <w:lang w:eastAsia="es-CO"/>
+        </w:rPr>
+      </w:pPr>
+    </w:p>
+    <w:p>
+      <w:pPr>
+        <w:pStyle w:val="Ttulo2"/>
+      </w:pPr>
+      <w:bookmarkStart w:id="12" w:name="_Toc238548205"/>
+      <w:r>
+        <w:t xml:space="preserve">1.4. </w:t>
+      </w:r>
+      <w:r>
+        <w:t>Evento promocional</w:t>
+      </w:r>
+      <w:bookmarkEnd w:id="12"/>
+    </w:p>
+    <w:p>
+      <w:pPr>
+        <w:spacing w:before="0" w:after="0"/>
+        <w:rPr>
+          <w:rFonts w:cs="Calibri"/>
+          <w:lang w:eastAsia="es-CO"/>
+        </w:rPr>
+      </w:pPr>
+      <w:r>
+        <w:rPr>
+          <w:rFonts w:cs="Calibri"/>
+          <w:lang w:eastAsia="es-CO"/>
+        </w:rPr>
+        <w:t>Los eventos son una parte vital de las estrategias de comunicación de las empresas</w:t>
+      </w:r>
+      <w:r>
+        <w:rPr>
+          <w:rFonts w:cs="Calibri"/>
+          <w:lang w:eastAsia="es-CO"/>
+        </w:rPr>
+        <w:t xml:space="preserve">. La marca apela al evento cuando tiene algo que notificar. No se trata solo de </w:t>
+      </w:r>
+      <w:r>
+        <w:rPr>
+          <w:rFonts w:cs="Calibri"/>
+          <w:lang w:eastAsia="es-CO"/>
+        </w:rPr>
         <w:lastRenderedPageBreak/>
-        <w:t>Para terminar este apartado, se debe tener en cuenta que los productos que se promocionan deben tener la misma calidad y deben ser iguales a los que se ven en la publicidad, los tiempos de entrega deben ser mínimos, cuando se habla de entrega a domicilio; es necesario cumplir con todo lo que se informa en la promoción (Burin, 2017).</w:t>
-      </w:r>
-    </w:p>
-    <w:p>
-      <w:pPr>
-        <w:spacing w:before="0" w:after="0"/>
-        <w:rPr>
-          <w:rFonts w:cs="Calibri"/>
-          <w:lang w:eastAsia="es-CO"/>
-        </w:rPr>
-      </w:pPr>
-    </w:p>
-    <w:p>
-      <w:pPr>
-        <w:pStyle w:val="Ttulo2"/>
-      </w:pPr>
-      <w:bookmarkStart w:id="12" w:name="_Toc237513008"/>
-      <w:r>
-        <w:t xml:space="preserve">1.4. </w:t>
-      </w:r>
-      <w:r>
-        <w:t>Evento promocional</w:t>
-      </w:r>
-      <w:bookmarkEnd w:id="12"/>
-    </w:p>
-    <w:p>
-      <w:pPr>
-        <w:spacing w:before="0" w:after="0"/>
-        <w:rPr>
-          <w:rFonts w:cs="Calibri"/>
-          <w:lang w:eastAsia="es-CO"/>
-        </w:rPr>
-      </w:pPr>
-      <w:r>
-        <w:rPr>
-          <w:rFonts w:cs="Calibri"/>
-          <w:lang w:eastAsia="es-CO"/>
-        </w:rPr>
-        <w:t>Son una parte vital de las estrategias de comunicación de las empresas. La marca apela al evento cuando tiene algo que notificar. No se trata solo de lanzar un mensaje a los clientes, se trata de la transmisión de los valores de la marca y siendo capaces de envolverlo en un entorno creativo, donde se pueda transmitir experiencias y emociones significativas.</w:t>
+        <w:t>lanzar un mensaje a los clientes, se trata de la transmisión de los valores de la marca y siendo capaces de envolverlo en un entorno creativo, donde se pueda</w:t>
+      </w:r>
+      <w:r>
+        <w:rPr>
+          <w:rFonts w:cs="Calibri"/>
+          <w:lang w:eastAsia="es-CO"/>
+        </w:rPr>
+        <w:t>n</w:t>
+      </w:r>
+      <w:r>
+        <w:rPr>
+          <w:rFonts w:cs="Calibri"/>
+          <w:lang w:eastAsia="es-CO"/>
+        </w:rPr>
+        <w:t xml:space="preserve"> transmitir experiencias y emociones significativas.</w:t>
       </w:r>
     </w:p>
     <w:p>
@@ -5427,7 +5565,25 @@
           <w:bCs/>
           <w:lang w:eastAsia="es-CO"/>
         </w:rPr>
-        <w:t>, informando sobre lo ocurrido), así como también debe impactar a los clientes y público presente. Y lo más importante, la idea es lograr la fidelización de los clientes.</w:t>
+        <w:t>, informando sobre lo ocurrido), así como también debe impactar a los clientes y</w:t>
+      </w:r>
+      <w:r>
+        <w:rPr>
+          <w:rFonts w:cs="Calibri"/>
+          <w:b/>
+          <w:bCs/>
+          <w:lang w:eastAsia="es-CO"/>
+        </w:rPr>
+        <w:t xml:space="preserve"> al </w:t>
+      </w:r>
+      <w:r>
+        <w:rPr>
+          <w:rFonts w:cs="Calibri"/>
+          <w:b/>
+          <w:bCs/>
+          <w:lang w:eastAsia="es-CO"/>
+        </w:rPr>
+        <w:t>público presente. Y lo más importante, la idea es lograr la fidelización de los clientes.</w:t>
       </w:r>
     </w:p>
     <w:p>
@@ -5477,15 +5633,7 @@
           <w:rFonts w:cs="Calibri"/>
           <w:lang w:eastAsia="es-CO"/>
         </w:rPr>
-        <w:t xml:space="preserve"> La experiencia significativa de un evento genera un recuerdo positivo más intenso y perdurable que otros medios de </w:t>
-      </w:r>
-      <w:r>
-        <w:rPr>
-          <w:rFonts w:cs="Calibri"/>
-          <w:lang w:eastAsia="es-CO"/>
-        </w:rPr>
-        <w:lastRenderedPageBreak/>
-        <w:t xml:space="preserve">comunicación. Un evento es un acto en directo y único, que reúne al emisor y al receptor en el mismo lugar, dirigido a un público específico, diseñado a medida para crear respuestas y actitudes positivas en los clientes. </w:t>
+        <w:t xml:space="preserve"> La experiencia significativa de un evento genera un recuerdo positivo más intenso y perdurable que otros medios de comunicación. Un evento es un acto en directo y único, que reúne al emisor y al receptor en el mismo lugar, dirigido a un público específico, diseñado a medida para crear respuestas y actitudes positivas en los clientes. </w:t>
       </w:r>
       <w:r>
         <w:rPr>
@@ -5573,6 +5721,7 @@
           <w:rFonts w:cs="Calibri"/>
           <w:lang w:eastAsia="es-CO"/>
         </w:rPr>
+        <w:lastRenderedPageBreak/>
         <w:t>Y el medio para transmitirlo debe ser coherente con lo que se quiere informar y con la forma en que se va a comunicar.</w:t>
       </w:r>
     </w:p>
@@ -5670,7 +5819,6 @@
           <w:rFonts w:cs="Calibri"/>
           <w:lang w:eastAsia="es-CO"/>
         </w:rPr>
-        <w:lastRenderedPageBreak/>
         <w:t>Pueden diferenciarse en dos grandes bloques:</w:t>
       </w:r>
     </w:p>
@@ -5707,59 +5855,26 @@
     <w:p>
       <w:pPr>
         <w:pStyle w:val="Prrafodelista"/>
-        <w:numPr>
-          <w:ilvl w:val="1"/>
-          <w:numId w:val="19"/>
-        </w:numPr>
-        <w:spacing w:before="0" w:after="0"/>
-        <w:rPr>
-          <w:rStyle w:val="Extranjerismo"/>
-          <w:b/>
-          <w:bCs/>
-          <w:lang w:eastAsia="es-CO"/>
-        </w:rPr>
-      </w:pPr>
-      <w:r>
-        <w:rPr>
-          <w:rStyle w:val="Extranjerismo"/>
-          <w:b/>
-          <w:bCs/>
-          <w:lang w:eastAsia="es-CO"/>
-        </w:rPr>
-        <w:t>Roadshows</w:t>
-      </w:r>
+        <w:spacing w:before="0" w:after="0"/>
+        <w:ind w:left="1069" w:firstLine="0"/>
+        <w:rPr>
+          <w:rFonts w:cs="Calibri"/>
+          <w:b/>
+          <w:bCs/>
+          <w:lang w:eastAsia="es-CO"/>
+        </w:rPr>
+      </w:pPr>
     </w:p>
     <w:p>
       <w:pPr>
         <w:pStyle w:val="Prrafodelista"/>
         <w:spacing w:before="0" w:after="0"/>
-        <w:ind w:left="1429" w:firstLine="0"/>
-        <w:rPr>
-          <w:rFonts w:cs="Calibri"/>
-          <w:lang w:eastAsia="es-CO"/>
-        </w:rPr>
-      </w:pPr>
-      <w:r>
-        <w:rPr>
-          <w:rFonts w:cs="Calibri"/>
-          <w:lang w:eastAsia="es-CO"/>
-        </w:rPr>
-        <w:t xml:space="preserve">Evento itinerante que va a permitir una mejor visibilidad de marca mediante una acción de </w:t>
-      </w:r>
-      <w:r>
-        <w:rPr>
-          <w:rStyle w:val="Extranjerismo"/>
-          <w:lang w:val="es-CO" w:eastAsia="es-CO"/>
-        </w:rPr>
-        <w:t>marketing</w:t>
-      </w:r>
-      <w:r>
-        <w:rPr>
-          <w:rFonts w:cs="Calibri"/>
-          <w:lang w:eastAsia="es-CO"/>
-        </w:rPr>
-        <w:t>, que se fundamenta en el entretenimiento, y que se puede llevar a cabo en diferentes zonas geográficas, todo con el objetivo de promocionar la marca en estos lugares atrayendo de esta forma más clientes.</w:t>
-      </w:r>
+        <w:ind w:left="1069" w:firstLine="0"/>
+        <w:rPr>
+          <w:rFonts w:cs="Calibri"/>
+          <w:lang w:eastAsia="es-CO"/>
+        </w:rPr>
+      </w:pPr>
     </w:p>
     <w:p>
       <w:pPr>
@@ -5770,22 +5885,26 @@
         </w:numPr>
         <w:spacing w:before="0" w:after="0"/>
         <w:rPr>
-          <w:rFonts w:cs="Calibri"/>
-          <w:lang w:eastAsia="es-CO"/>
-        </w:rPr>
-      </w:pPr>
-      <w:r>
-        <w:rPr>
-          <w:rFonts w:cs="Calibri"/>
-          <w:b/>
-          <w:bCs/>
-          <w:lang w:eastAsia="es-CO"/>
-        </w:rPr>
-        <w:t>Aniversarios de empresa</w:t>
-      </w:r>
-    </w:p>
-    <w:p>
-      <w:pPr>
+          <w:rStyle w:val="Extranjerismo"/>
+          <w:b/>
+          <w:bCs/>
+          <w:lang w:eastAsia="es-CO"/>
+        </w:rPr>
+      </w:pPr>
+      <w:r>
+        <w:rPr>
+          <w:rStyle w:val="Extranjerismo"/>
+          <w:b/>
+          <w:bCs/>
+          <w:lang w:eastAsia="es-CO"/>
+        </w:rPr>
+        <w:lastRenderedPageBreak/>
+        <w:t>Roadshows</w:t>
+      </w:r>
+    </w:p>
+    <w:p>
+      <w:pPr>
+        <w:pStyle w:val="Prrafodelista"/>
         <w:spacing w:before="0" w:after="0"/>
         <w:ind w:left="1429" w:firstLine="0"/>
         <w:rPr>
@@ -5798,28 +5917,22 @@
           <w:rFonts w:cs="Calibri"/>
           <w:lang w:eastAsia="es-CO"/>
         </w:rPr>
-        <w:t>Son un excelente momento para festejar, aprovechando la ocasión para la creación de un evento especial con los empleados, y por qué no, con los clientes. Con el paso del tiempo este tipo de eventos se han ido transformando hasta ser considerados como vitales para la empresa, porque un aniversario es un momento que debe ser cuidado y medido al milímetro y donde existe la oportunidad para lograr un mejoramiento en la imagen de la marca proyectándose hacia el exterior como una empresa afianzada en el mercado. Se puede aprovechar para atraer nuevos clientes, fidelizar a los existentes y mejorar el conocimiento de la marca.</w:t>
-      </w:r>
-    </w:p>
-    <w:p>
-      <w:pPr>
-        <w:spacing w:before="0" w:after="0"/>
-        <w:ind w:left="1429" w:firstLine="0"/>
-        <w:rPr>
-          <w:rFonts w:cs="Calibri"/>
-          <w:lang w:eastAsia="es-CO"/>
-        </w:rPr>
-      </w:pPr>
-    </w:p>
-    <w:p>
-      <w:pPr>
-        <w:spacing w:before="0" w:after="0"/>
-        <w:ind w:left="1429" w:firstLine="0"/>
-        <w:rPr>
-          <w:rFonts w:cs="Calibri"/>
-          <w:lang w:eastAsia="es-CO"/>
-        </w:rPr>
-      </w:pPr>
+        <w:t xml:space="preserve">Evento itinerante que va a permitir una mejor visibilidad de marca mediante una acción de </w:t>
+      </w:r>
+      <w:r>
+        <w:rPr>
+          <w:rStyle w:val="Extranjerismo"/>
+          <w:lang w:val="es-CO" w:eastAsia="es-CO"/>
+        </w:rPr>
+        <w:t>marketing</w:t>
+      </w:r>
+      <w:r>
+        <w:rPr>
+          <w:rFonts w:cs="Calibri"/>
+          <w:lang w:eastAsia="es-CO"/>
+        </w:rPr>
+        <w:t>, que se fundamenta en el entretenimiento, y que se puede llevar a cabo en diferentes zonas geográficas, todo con el objetivo de promocionar la marca en estos lugares atrayendo de esta forma más clientes.</w:t>
+      </w:r>
     </w:p>
     <w:p>
       <w:pPr>
@@ -5831,20 +5944,17 @@
         <w:spacing w:before="0" w:after="0"/>
         <w:rPr>
           <w:rFonts w:cs="Calibri"/>
-          <w:b/>
-          <w:bCs/>
-          <w:lang w:eastAsia="es-CO"/>
-        </w:rPr>
-      </w:pPr>
-      <w:r>
-        <w:rPr>
-          <w:rFonts w:cs="Calibri"/>
-          <w:b/>
-          <w:bCs/>
-          <w:lang w:eastAsia="es-CO"/>
-        </w:rPr>
-        <w:lastRenderedPageBreak/>
-        <w:t>Ruedas de prensa</w:t>
+          <w:lang w:eastAsia="es-CO"/>
+        </w:rPr>
+      </w:pPr>
+      <w:r>
+        <w:rPr>
+          <w:rFonts w:cs="Calibri"/>
+          <w:b/>
+          <w:bCs/>
+          <w:lang w:eastAsia="es-CO"/>
+        </w:rPr>
+        <w:t>Aniversarios de empresa</w:t>
       </w:r>
     </w:p>
     <w:p>
@@ -5861,7 +5971,7 @@
           <w:rFonts w:cs="Calibri"/>
           <w:lang w:eastAsia="es-CO"/>
         </w:rPr>
-        <w:t>Convocatoria que efectúa una marca para reunir a los medios de comunicación para informarles sobre algo de interés. También se les conoce como conferencia de prensa y consiste en invitar a los periodistas a un mismo lugar de tal forma que tengan la información suministrada por la empresa de manera simultánea, con el fin de que los puedan reproducir en los periódicos, revistas, programas de televisión o radio, e incluso en medios digitales a través de internet, como blogs y sitios web. Por lo general se elige un espacio amplio y cómodo por fuera de la empresa como un auditorio o un teatro, aunque hay marcas que deciden hacerlo internamente, porque tienen espacios capacitados para poderlo realizar al interior de sus oficinas.</w:t>
+        <w:t>Son un excelente momento para festejar, aprovechando la ocasión para la creación de un evento especial con los empleados, y por qué no, con los clientes. Con el paso del tiempo este tipo de eventos se han ido transformando hasta ser considerados como vitales para la empresa, porque un aniversario es un momento que debe ser cuidado y medido al milímetro y donde existe la oportunidad para lograr un mejoramiento en la imagen de la marca proyectándose hacia el exterior como una empresa afianzada en el mercado. Se puede aprovechar para atraer nuevos clientes, fidelizar a los existentes y mejorar el conocimiento de la marca.</w:t>
       </w:r>
     </w:p>
     <w:p>
@@ -5886,6 +5996,56 @@
           <w:bCs/>
           <w:lang w:eastAsia="es-CO"/>
         </w:rPr>
+        <w:t>Ruedas de prensa</w:t>
+      </w:r>
+    </w:p>
+    <w:p>
+      <w:pPr>
+        <w:spacing w:before="0" w:after="0"/>
+        <w:ind w:left="1429" w:firstLine="0"/>
+        <w:rPr>
+          <w:rFonts w:cs="Calibri"/>
+          <w:lang w:eastAsia="es-CO"/>
+        </w:rPr>
+      </w:pPr>
+      <w:r>
+        <w:rPr>
+          <w:rFonts w:cs="Calibri"/>
+          <w:lang w:eastAsia="es-CO"/>
+        </w:rPr>
+        <w:t xml:space="preserve">Convocatoria que efectúa una marca para reunir a los medios de comunicación para informarles sobre algo de interés. También se les conoce como conferencia de prensa y consiste en invitar a los periodistas a un mismo lugar de tal forma que tengan la información suministrada por la empresa de manera simultánea, con el fin de que los puedan reproducir en los periódicos, revistas, programas de televisión o radio, e incluso en medios digitales a través de internet, como blogs y sitios web. Por lo general se elige un espacio amplio y cómodo por fuera de la empresa </w:t>
+      </w:r>
+      <w:r>
+        <w:rPr>
+          <w:rFonts w:cs="Calibri"/>
+          <w:lang w:eastAsia="es-CO"/>
+        </w:rPr>
+        <w:lastRenderedPageBreak/>
+        <w:t>como un auditorio o un teatro, aunque hay marcas que deciden hacerlo internamente, porque tienen espacios capacitados para poderlo realizar al interior de sus oficinas.</w:t>
+      </w:r>
+    </w:p>
+    <w:p>
+      <w:pPr>
+        <w:pStyle w:val="Prrafodelista"/>
+        <w:numPr>
+          <w:ilvl w:val="1"/>
+          <w:numId w:val="19"/>
+        </w:numPr>
+        <w:spacing w:before="0" w:after="0"/>
+        <w:rPr>
+          <w:rFonts w:cs="Calibri"/>
+          <w:b/>
+          <w:bCs/>
+          <w:lang w:eastAsia="es-CO"/>
+        </w:rPr>
+      </w:pPr>
+      <w:r>
+        <w:rPr>
+          <w:rFonts w:cs="Calibri"/>
+          <w:b/>
+          <w:bCs/>
+          <w:lang w:eastAsia="es-CO"/>
+        </w:rPr>
         <w:t>Lanzamiento de productos</w:t>
       </w:r>
     </w:p>
@@ -5903,13 +6063,34 @@
           <w:rFonts w:cs="Calibri"/>
           <w:lang w:eastAsia="es-CO"/>
         </w:rPr>
-        <w:t>Para planificar un evento de lanzamiento, es crucial seleccionar el sitio adecuado para su desarrollo. Para ello, se debe considerar la audiencia objetivo y evaluar si disfrutarán más del evento en persona o mediante una experiencia </w:t>
+        <w:t xml:space="preserve">Para planificar un evento de lanzamiento, es crucial seleccionar el sitio adecuado para su desarrollo. Para ello, se debe considerar la audiencia objetivo </w:t>
+      </w:r>
+      <w:r>
+        <w:rPr>
+          <w:rFonts w:cs="Calibri"/>
+          <w:lang w:eastAsia="es-CO"/>
+        </w:rPr>
+        <w:t xml:space="preserve">y </w:t>
+      </w:r>
+      <w:r>
+        <w:rPr>
+          <w:rFonts w:cs="Calibri"/>
+          <w:lang w:val="es-ES" w:eastAsia="es-CO"/>
+        </w:rPr>
+        <w:t>evaluar si la audiencia disfrutará más del evento de manera presencial o mediante una experiencia</w:t>
       </w:r>
       <w:r>
         <w:rPr>
           <w:rStyle w:val="Extranjerismo"/>
           <w:lang w:eastAsia="es-CO"/>
         </w:rPr>
+        <w:t xml:space="preserve"> </w:t>
+      </w:r>
+      <w:r>
+        <w:rPr>
+          <w:rStyle w:val="Extranjerismo"/>
+          <w:lang w:eastAsia="es-CO"/>
+        </w:rPr>
         <w:t>online</w:t>
       </w:r>
       <w:r>
@@ -5933,16 +6114,6 @@
         </w:rPr>
         <w:t>por parte de los clientes. También es importante decidir la cantidad de asistentes deseada; no siempre se necesita una gran multitud, ya que una experiencia íntima puede tener tanto impacto como un evento masivo.</w:t>
       </w:r>
-    </w:p>
-    <w:p>
-      <w:pPr>
-        <w:spacing w:before="0" w:after="0"/>
-        <w:ind w:left="1416" w:firstLine="373"/>
-        <w:rPr>
-          <w:rFonts w:cs="Calibri"/>
-          <w:lang w:eastAsia="es-CO"/>
-        </w:rPr>
-      </w:pPr>
     </w:p>
     <w:p>
       <w:pPr>
@@ -5966,7 +6137,6 @@
           <w:bCs/>
           <w:lang w:eastAsia="es-CO"/>
         </w:rPr>
-        <w:lastRenderedPageBreak/>
         <w:t>Eventos internos. </w:t>
       </w:r>
       <w:r>
@@ -5985,6 +6155,7 @@
           <w:numId w:val="19"/>
         </w:numPr>
         <w:spacing w:before="0" w:after="0"/>
+        <w:ind w:left="1375"/>
         <w:rPr>
           <w:rStyle w:val="Extranjerismo"/>
           <w:b/>
@@ -6036,6 +6207,16 @@
         </w:rPr>
         <w:t>Son jornadas de puertas abiertas donde los centros educativos ofrecen a los clientes o familias potenciales, su mejor cara para comunicar su oferta educativa, mostrar sus instalaciones, así como también los servicios adicionales que tenga el centro.</w:t>
       </w:r>
+    </w:p>
+    <w:p>
+      <w:pPr>
+        <w:spacing w:before="0" w:after="0"/>
+        <w:ind w:left="1375" w:firstLine="0"/>
+        <w:rPr>
+          <w:rFonts w:cs="Calibri"/>
+          <w:lang w:eastAsia="es-CO"/>
+        </w:rPr>
+      </w:pPr>
     </w:p>
     <w:p>
       <w:pPr>
@@ -6045,26 +6226,27 @@
           <w:numId w:val="46"/>
         </w:numPr>
         <w:spacing w:before="0" w:after="0"/>
-        <w:ind w:left="1362"/>
-        <w:rPr>
-          <w:rFonts w:cs="Calibri"/>
-          <w:lang w:eastAsia="es-CO"/>
-        </w:rPr>
-      </w:pPr>
-      <w:r>
-        <w:rPr>
-          <w:rFonts w:cs="Calibri"/>
-          <w:b/>
-          <w:bCs/>
-          <w:lang w:eastAsia="es-CO"/>
-        </w:rPr>
+        <w:ind w:left="1308"/>
+        <w:rPr>
+          <w:rFonts w:cs="Calibri"/>
+          <w:lang w:eastAsia="es-CO"/>
+        </w:rPr>
+      </w:pPr>
+      <w:r>
+        <w:rPr>
+          <w:rFonts w:cs="Calibri"/>
+          <w:b/>
+          <w:bCs/>
+          <w:lang w:eastAsia="es-CO"/>
+        </w:rPr>
+        <w:lastRenderedPageBreak/>
         <w:t>Inauguraciones</w:t>
       </w:r>
     </w:p>
     <w:p>
       <w:pPr>
         <w:spacing w:before="0" w:after="0"/>
-        <w:ind w:left="1374" w:firstLine="55"/>
+        <w:ind w:left="1375" w:firstLine="0"/>
         <w:rPr>
           <w:rFonts w:cs="Calibri"/>
           <w:lang w:eastAsia="es-CO"/>
@@ -6113,9 +6295,10 @@
         <w:pStyle w:val="Prrafodelista"/>
         <w:numPr>
           <w:ilvl w:val="0"/>
-          <w:numId w:val="15"/>
+          <w:numId w:val="46"/>
         </w:numPr>
         <w:spacing w:before="0" w:after="0"/>
+        <w:ind w:left="1308"/>
         <w:rPr>
           <w:rFonts w:cs="Calibri"/>
           <w:b/>
@@ -6136,7 +6319,7 @@
     <w:p>
       <w:pPr>
         <w:spacing w:before="0" w:after="0"/>
-        <w:ind w:left="1429" w:firstLine="0"/>
+        <w:ind w:left="1375" w:firstLine="0"/>
         <w:rPr>
           <w:rFonts w:cs="Calibri"/>
           <w:lang w:eastAsia="es-CO"/>
@@ -6169,9 +6352,10 @@
         <w:pStyle w:val="Prrafodelista"/>
         <w:numPr>
           <w:ilvl w:val="0"/>
-          <w:numId w:val="15"/>
+          <w:numId w:val="46"/>
         </w:numPr>
         <w:spacing w:before="0" w:after="0"/>
+        <w:ind w:left="1308"/>
         <w:rPr>
           <w:rFonts w:cs="Calibri"/>
           <w:b/>
@@ -6192,7 +6376,7 @@
     <w:p>
       <w:pPr>
         <w:spacing w:before="0" w:after="0"/>
-        <w:ind w:left="1429" w:firstLine="0"/>
+        <w:ind w:left="1362" w:firstLine="0"/>
         <w:rPr>
           <w:rFonts w:cs="Calibri"/>
           <w:lang w:eastAsia="es-CO"/>
@@ -6223,39 +6407,26 @@
     <w:p>
       <w:pPr>
         <w:spacing w:before="0" w:after="0"/>
-        <w:ind w:left="1416" w:firstLine="372"/>
-        <w:rPr>
-          <w:rFonts w:cs="Calibri"/>
-          <w:lang w:eastAsia="es-CO"/>
-        </w:rPr>
-      </w:pPr>
-    </w:p>
-    <w:p>
-      <w:pPr>
-        <w:spacing w:before="0" w:after="0"/>
-        <w:ind w:left="708"/>
-        <w:rPr>
-          <w:rFonts w:cs="Calibri"/>
-          <w:lang w:eastAsia="es-CO"/>
-        </w:rPr>
-      </w:pPr>
-      <w:r>
-        <w:rPr>
-          <w:rFonts w:cs="Calibri"/>
-          <w:lang w:eastAsia="es-CO"/>
-        </w:rPr>
-        <w:lastRenderedPageBreak/>
+        <w:ind w:left="1362" w:firstLine="0"/>
+        <w:rPr>
+          <w:rFonts w:cs="Calibri"/>
+          <w:lang w:eastAsia="es-CO"/>
+        </w:rPr>
+      </w:pPr>
+      <w:r>
+        <w:rPr>
+          <w:rFonts w:cs="Calibri"/>
+          <w:lang w:eastAsia="es-CO"/>
+        </w:rPr>
         <w:t>La finalidad principal de estos encuentros se centra en tres aspectos: negociar con proveedores, distribuidores y aliados estratégicos; establecer acuerdos con empleados, sindicatos y demás grupos de interés; y generar beneficios para las organizaciones, sus aliados, los clientes y la sociedad en general.</w:t>
       </w:r>
     </w:p>
     <w:p>
       <w:pPr>
         <w:spacing w:before="0" w:after="0"/>
-        <w:ind w:left="708"/>
-        <w:rPr>
-          <w:rFonts w:cs="Calibri"/>
-          <w:b/>
-          <w:bCs/>
+        <w:ind w:left="1362" w:firstLine="0"/>
+        <w:rPr>
+          <w:rFonts w:cs="Calibri"/>
           <w:lang w:eastAsia="es-CO"/>
         </w:rPr>
       </w:pPr>
@@ -6266,37 +6437,68 @@
         </w:rPr>
         <w:t>Estos eventos pueden contar con la presencia de personalidades del ámbito político nacional o internacional, cuyo propósito es proporcionar un respaldo institucional significativo.</w:t>
       </w:r>
+    </w:p>
+    <w:p>
+      <w:pPr>
+        <w:spacing w:before="0" w:after="0"/>
+        <w:ind w:left="1362" w:firstLine="0"/>
+        <w:rPr>
+          <w:rFonts w:cs="Calibri"/>
+          <w:lang w:eastAsia="es-CO"/>
+        </w:rPr>
+      </w:pPr>
+    </w:p>
+    <w:p>
+      <w:pPr>
+        <w:spacing w:before="0" w:after="0"/>
+        <w:ind w:left="1362" w:firstLine="0"/>
+        <w:rPr>
+          <w:rFonts w:cs="Calibri"/>
+          <w:lang w:eastAsia="es-CO"/>
+        </w:rPr>
+      </w:pPr>
+    </w:p>
+    <w:p>
+      <w:pPr>
+        <w:spacing w:before="0" w:after="0"/>
+        <w:ind w:left="1362" w:firstLine="0"/>
+        <w:rPr>
+          <w:rFonts w:cs="Calibri"/>
+          <w:lang w:eastAsia="es-CO"/>
+        </w:rPr>
+      </w:pPr>
     </w:p>
     <w:p>
       <w:pPr>
         <w:pStyle w:val="Prrafodelista"/>
         <w:numPr>
           <w:ilvl w:val="0"/>
-          <w:numId w:val="15"/>
+          <w:numId w:val="46"/>
         </w:numPr>
         <w:spacing w:before="0" w:after="0"/>
-        <w:ind w:left="1134"/>
-        <w:rPr>
-          <w:rFonts w:cs="Calibri"/>
-          <w:b/>
-          <w:bCs/>
-          <w:lang w:eastAsia="es-CO"/>
-        </w:rPr>
-      </w:pPr>
-      <w:r>
-        <w:rPr>
-          <w:rFonts w:cs="Calibri"/>
-          <w:b/>
-          <w:bCs/>
-          <w:lang w:eastAsia="es-CO"/>
-        </w:rPr>
+        <w:ind w:left="1308"/>
+        <w:rPr>
+          <w:rFonts w:cs="Calibri"/>
+          <w:b/>
+          <w:bCs/>
+          <w:lang w:eastAsia="es-CO"/>
+        </w:rPr>
+      </w:pPr>
+      <w:r>
+        <w:rPr>
+          <w:rFonts w:cs="Calibri"/>
+          <w:b/>
+          <w:bCs/>
+          <w:lang w:eastAsia="es-CO"/>
+        </w:rPr>
+        <w:lastRenderedPageBreak/>
         <w:t>Viajes de incentivo</w:t>
       </w:r>
     </w:p>
     <w:p>
       <w:pPr>
         <w:spacing w:before="0" w:after="0"/>
-        <w:ind w:left="1134" w:firstLine="0"/>
+        <w:ind w:left="1308" w:firstLine="0"/>
         <w:rPr>
           <w:rFonts w:cs="Calibri"/>
           <w:lang w:eastAsia="es-CO"/>
@@ -6313,7 +6515,7 @@
     <w:p>
       <w:pPr>
         <w:spacing w:before="0" w:after="0"/>
-        <w:ind w:left="1134" w:firstLine="0"/>
+        <w:ind w:left="1308" w:firstLine="0"/>
         <w:rPr>
           <w:rFonts w:cs="Calibri"/>
           <w:lang w:eastAsia="es-CO"/>
@@ -6367,9 +6569,26 @@
           <w:rFonts w:cs="Calibri"/>
           <w:lang w:eastAsia="es-CO"/>
         </w:rPr>
-        <w:lastRenderedPageBreak/>
         <w:t>Sin embargo, un evento puede adoptar diferentes formatos y contemplar diversas actividades. Por lo tanto, existen clasificaciones adicionales basadas en los objetivos de los eventos, dentro de las cuales se pueden identificar los formatos que se explican en el siguiente video:</w:t>
       </w:r>
+    </w:p>
+    <w:p>
+      <w:pPr>
+        <w:spacing w:before="0" w:after="0"/>
+        <w:rPr>
+          <w:rFonts w:cs="Calibri"/>
+          <w:lang w:eastAsia="es-CO"/>
+        </w:rPr>
+      </w:pPr>
+    </w:p>
+    <w:p>
+      <w:pPr>
+        <w:spacing w:before="0" w:after="0"/>
+        <w:rPr>
+          <w:rFonts w:cs="Calibri"/>
+          <w:lang w:eastAsia="es-CO"/>
+        </w:rPr>
+      </w:pPr>
     </w:p>
     <w:p>
       <w:pPr>
@@ -6377,6 +6596,7 @@
         <w:jc w:val="left"/>
       </w:pPr>
       <w:r>
+        <w:lastRenderedPageBreak/>
         <w:t>Tipos de formatos para eventos.</w:t>
       </w:r>
     </w:p>
@@ -6391,10 +6611,10 @@
           <w:noProof/>
         </w:rPr>
         <w:drawing>
-          <wp:inline distT="0" distB="0" distL="0" distR="0" wp14:anchorId="766307E6" wp14:editId="08E42EF0">
-            <wp:extent cx="4680000" cy="2632387"/>
+          <wp:inline distT="0" distB="0" distL="0" distR="0" wp14:anchorId="69B511D7" wp14:editId="4A7756FA">
+            <wp:extent cx="4680000" cy="2633321"/>
             <wp:effectExtent l="0" t="0" r="6350" b="0"/>
-            <wp:docPr id="1899151282" name="Imagen 4">
+            <wp:docPr id="1087409746" name="Imagen 4">
               <a:extLst xmlns:a="http://schemas.openxmlformats.org/drawingml/2006/main">
                 <a:ext uri="{C183D7F6-B498-43B3-948B-1728B52AA6E4}">
                   <adec:decorative xmlns:adec="http://schemas.microsoft.com/office/drawing/2017/decorative" val="1"/>
@@ -6408,7 +6628,7 @@
               <a:graphicData uri="http://schemas.openxmlformats.org/drawingml/2006/picture">
                 <pic:pic xmlns:pic="http://schemas.openxmlformats.org/drawingml/2006/picture">
                   <pic:nvPicPr>
-                    <pic:cNvPr id="1899151282" name="Imagen 4">
+                    <pic:cNvPr id="1087409746" name="Imagen 4">
                       <a:extLst>
                         <a:ext uri="{C183D7F6-B498-43B3-948B-1728B52AA6E4}">
                           <adec:decorative xmlns:adec="http://schemas.microsoft.com/office/drawing/2017/decorative" val="1"/>
@@ -6435,7 +6655,7 @@
                   <pic:spPr bwMode="auto">
                     <a:xfrm>
                       <a:off x="0" y="0"/>
-                      <a:ext cx="4680000" cy="2632387"/>
+                      <a:ext cx="4680000" cy="2633321"/>
                     </a:xfrm>
                     <a:prstGeom prst="rect">
                       <a:avLst/>
@@ -6600,7 +6820,6 @@
                 <w:b/>
                 <w:bCs/>
               </w:rPr>
-              <w:lastRenderedPageBreak/>
               <w:t>Eventos de motivación:</w:t>
             </w:r>
             <w:r>
@@ -6653,6 +6872,7 @@
                 <w:b/>
                 <w:bCs/>
               </w:rPr>
+              <w:lastRenderedPageBreak/>
               <w:t>Eventos societarios:</w:t>
             </w:r>
             <w:r>
@@ -6851,7 +7071,6 @@
                 <w:b/>
                 <w:bCs/>
               </w:rPr>
-              <w:lastRenderedPageBreak/>
               <w:t>Eventos deportivos:</w:t>
             </w:r>
             <w:r>
@@ -6881,6 +7100,7 @@
                 <w:b/>
                 <w:bCs/>
               </w:rPr>
+              <w:lastRenderedPageBreak/>
               <w:t>Eventos de patrocinio:</w:t>
             </w:r>
             <w:r>
@@ -6920,7 +7140,7 @@
       <w:pPr>
         <w:pStyle w:val="Ttulo2"/>
       </w:pPr>
-      <w:bookmarkStart w:id="13" w:name="_Toc237513009"/>
+      <w:bookmarkStart w:id="13" w:name="_Toc238548206"/>
       <w:r>
         <w:t xml:space="preserve">1.5. </w:t>
       </w:r>
@@ -6941,7 +7161,7 @@
         <w:ind w:firstLine="708"/>
       </w:pPr>
       <w:r>
-        <w:t>La participación por parte de la empresa en eventos y congresos es rentable a la hora de enlazar con otros profesionales, destacarse sobre la competencia e incluso captar clientes nuevos. Y en ese sentido es muy importante conocer qué tipos de estanterías hay en el mercado para elegir la que mejor se acomode a la empresa.</w:t>
+        <w:t>La participación por parte de la empresa en eventos y congresos es rentable a la hora de enlazar con otros profesionales, destacarse sobre la competencia e incluso captar clientes nuevos. Y en ese sentido es muy importante conocer qué tipos de estanterías hay en el mercado para elegir el que mejor se acomode a las necesidades de la empresa.</w:t>
       </w:r>
     </w:p>
     <w:p>
@@ -7051,6 +7271,12 @@
     </w:p>
     <w:p>
       <w:pPr>
+        <w:spacing w:before="0" w:after="0"/>
+        <w:ind w:left="1134" w:firstLine="0"/>
+      </w:pPr>
+    </w:p>
+    <w:p>
+      <w:pPr>
         <w:pStyle w:val="Prrafodelista"/>
         <w:numPr>
           <w:ilvl w:val="0"/>
@@ -7091,6 +7317,9 @@
       <w:pPr>
         <w:spacing w:before="0" w:after="0"/>
         <w:ind w:left="1134" w:firstLine="0"/>
+        <w:rPr>
+          <w:rStyle w:val="Extranjerismo"/>
+        </w:rPr>
       </w:pPr>
       <w:r>
         <w:t xml:space="preserve">Se fabrican en madera o materiales flexibles, permiten una total personalización porque tienen un diseño libre. Cuando se trata de mejorar un valor diferenciador y llamar la atención de los clientes se recomienda este tipo de </w:t>
@@ -7210,25 +7439,25 @@
         <w:ind w:left="1134" w:firstLine="0"/>
       </w:pPr>
       <w:r>
-        <w:t xml:space="preserve">Se trata de los </w:t>
+        <w:t>Se trata de los </w:t>
       </w:r>
       <w:r>
         <w:rPr>
           <w:rStyle w:val="Extranjerismo"/>
         </w:rPr>
-        <w:t>stand</w:t>
-      </w:r>
-      <w:r>
-        <w:t xml:space="preserve">s más evolucionados y demandan de mano de obra experta, porque su diseño y montaje necesita de mayor precisión, si se compara con un </w:t>
+        <w:t>stands </w:t>
+      </w:r>
+      <w:r>
+        <w:t>más evolucionados y requieren mano de obra experta, porque su diseño y montaje necesita de mayor precisión, si se compara con un </w:t>
       </w:r>
       <w:r>
         <w:rPr>
           <w:rStyle w:val="Extranjerismo"/>
         </w:rPr>
-        <w:t>stand</w:t>
-      </w:r>
-      <w:r>
-        <w:t xml:space="preserve"> con sistema modular. Según sea el tema de evento o el contexto de la marca, se puede crear un diseño versátil y llamativo, como puede ser el diseño de una bodega o cava, para promocionar vinos. Se debe tener en cuenta que su costo es superior.</w:t>
+        <w:t>stand </w:t>
+      </w:r>
+      <w:r>
+        <w:t>con sistema modular. Según sea el tema de evento o el contexto de la marca, se puede crear un diseño versátil y llamativo, como puede ser el diseño de una bodega o cava, para promocionar vinos. Se debe tener en cuenta que su costo es superior.</w:t>
       </w:r>
     </w:p>
     <w:p>
@@ -7264,12 +7493,7 @@
     <w:p>
       <w:pPr>
         <w:spacing w:before="0" w:after="0"/>
-        <w:rPr>
-          <w:rStyle w:val="Extranjerismo"/>
-          <w:b/>
-          <w:bCs/>
-          <w:lang w:eastAsia="es-CO"/>
-        </w:rPr>
+        <w:ind w:left="1134" w:firstLine="0"/>
       </w:pPr>
     </w:p>
     <w:p>
@@ -7285,7 +7509,7 @@
           <w:szCs w:val="48"/>
         </w:rPr>
       </w:pPr>
-      <w:bookmarkStart w:id="14" w:name="_Toc237513010"/>
+      <w:bookmarkStart w:id="14" w:name="_Toc238548207"/>
       <w:r>
         <w:lastRenderedPageBreak/>
         <w:t xml:space="preserve">2. </w:t>
@@ -7318,7 +7542,7 @@
         <w:rPr>
           <w:rFonts w:cs="Calibri"/>
         </w:rPr>
-        <w:t>El término "bienes" incluye tanto productos como servicios. Los productos son tangibles; se pueden tocar, usar, comer, aplicar, etc. Ejemplos de productos son zapatos, hamburguesas y perfumes. Por otro lado, los servicios son intangibles; no se pueden tocar, pero se pueden utilizar. Ejemplos de servicios incluyen los bancarios, funerarios y de salud.</w:t>
+        <w:t>El término productos y servicios comprende tanto bienes tangibles como servicios intangibles. Los productos son tangibles; se pueden tocar, usar, comer, aplicar, etc. Ejemplos de productos son zapatos, hamburguesas y perfumes. Por otro lado, los servicios son intangibles; no se pueden tocar, pero se pueden utilizar. Ejemplos de servicios incluyen los bancarios, funerarios y de salud.</w:t>
       </w:r>
     </w:p>
     <w:p>
@@ -7434,7 +7658,7 @@
         <w:rPr>
           <w:rFonts w:cs="Calibri"/>
         </w:rPr>
-        <w:t>Por su lado, la naturaleza del servicio es intangible, pero, en cuanto a su funcionamiento, necesita de su parte tangible. Por ejemplo, un hotel brinda el servicio de hospedaje, pero, para poder proporcionar este servicio, necesita de infraestructura física, inmobiliario y equipamiento.</w:t>
+        <w:t>Por su lado, la naturaleza del servicio es intangible, pero, en cuanto a su funcionamiento, necesita de su parte tangible. Por ejemplo, un hotel brinda el servicio de hospedaje, pero, para poder proporcionar este servicio, necesita de infraestructura física, mobiliario y equipamiento.</w:t>
       </w:r>
     </w:p>
     <w:p>
@@ -7450,7 +7674,7 @@
       <w:pPr>
         <w:pStyle w:val="Ttulo2"/>
       </w:pPr>
-      <w:bookmarkStart w:id="15" w:name="_Toc237513011"/>
+      <w:bookmarkStart w:id="15" w:name="_Toc238548208"/>
       <w:r>
         <w:t xml:space="preserve">2.1. </w:t>
       </w:r>
@@ -7888,7 +8112,7 @@
       <w:pPr>
         <w:pStyle w:val="Ttulo2"/>
       </w:pPr>
-      <w:bookmarkStart w:id="16" w:name="_Toc237513012"/>
+      <w:bookmarkStart w:id="16" w:name="_Toc238548209"/>
       <w:r>
         <w:t xml:space="preserve">2.2. </w:t>
       </w:r>
@@ -8155,24 +8379,24 @@
     <w:p>
       <w:pPr>
         <w:spacing w:before="0" w:after="0"/>
-        <w:ind w:left="1134" w:firstLine="0"/>
-        <w:rPr>
-          <w:rFonts w:cs="Calibri"/>
-          <w:lang w:eastAsia="es-CO"/>
-        </w:rPr>
-      </w:pPr>
-      <w:r>
-        <w:rPr>
-          <w:rFonts w:cs="Calibri"/>
-          <w:lang w:eastAsia="es-CO"/>
-        </w:rPr>
-        <w:t>En la actualidad es el más requerido por los clientes para productos que le resulten costosos. Puede ser por medio de tarjetas de crédito, cheques por fechados, cuentas corrientes, tarjetas débito, etc.</w:t>
-      </w:r>
-    </w:p>
-    <w:p>
-      <w:pPr>
-        <w:spacing w:before="0" w:after="0"/>
-        <w:ind w:left="633" w:firstLine="447"/>
+        <w:ind w:left="1080" w:firstLine="0"/>
+        <w:rPr>
+          <w:rFonts w:cs="Calibri"/>
+          <w:lang w:eastAsia="es-CO"/>
+        </w:rPr>
+      </w:pPr>
+      <w:r>
+        <w:rPr>
+          <w:rFonts w:cs="Calibri"/>
+          <w:lang w:eastAsia="es-CO"/>
+        </w:rPr>
+        <w:t>En la actualidad es el más requerido por los clientes para productos que le resulten costosos. Puede ser por medio de tarjetas de crédito, cheques posfechados, cuentas corrientes, tarjetas débito, etc.</w:t>
+      </w:r>
+    </w:p>
+    <w:p>
+      <w:pPr>
+        <w:spacing w:before="0" w:after="0"/>
+        <w:ind w:left="1080" w:firstLine="0"/>
         <w:rPr>
           <w:rFonts w:cs="Calibri"/>
           <w:lang w:eastAsia="es-CO"/>
@@ -8374,14 +8598,7 @@
           <w:rFonts w:cs="Calibri"/>
           <w:lang w:eastAsia="es-CO"/>
         </w:rPr>
-        <w:t>Se refiere a que la calidad en el servicio puede variar porque va a depender de quién los ofrece, cuándo, dónde y cómo los ofrece</w:t>
-      </w:r>
-      <w:r>
-        <w:rPr>
-          <w:rFonts w:cs="Calibri"/>
-          <w:lang w:eastAsia="es-CO"/>
-        </w:rPr>
-        <w:t>.</w:t>
+        <w:t>Se refiere a que la calidad en el servicio puede variar porque va a depender de quién lo ofrece, cuándo, dónde y cómo los ofrece.</w:t>
       </w:r>
     </w:p>
     <w:p>
@@ -8399,7 +8616,7 @@
       <w:pPr>
         <w:pStyle w:val="Ttulo2"/>
       </w:pPr>
-      <w:bookmarkStart w:id="17" w:name="_Toc237513013"/>
+      <w:bookmarkStart w:id="17" w:name="_Toc238548210"/>
       <w:r>
         <w:lastRenderedPageBreak/>
         <w:t xml:space="preserve">2.3. </w:t>
@@ -8436,22 +8653,36 @@
           <w:rFonts w:cs="Calibri"/>
           <w:lang w:eastAsia="es-CO"/>
         </w:rPr>
-        <w:t>(2020), afirma que, en un mundo donde la transformación digital se ha acelerado, y con un mercado sellado por una competencia extrema, se hace vital que toda marca cuente con una estrategia comercial de ventas que se centre en la satisfacción de los clientes.</w:t>
-      </w:r>
-    </w:p>
-    <w:p>
-      <w:pPr>
-        <w:rPr>
-          <w:rFonts w:cs="Calibri"/>
-          <w:lang w:eastAsia="es-CO"/>
-        </w:rPr>
-      </w:pPr>
-      <w:r>
-        <w:rPr>
-          <w:rFonts w:cs="Calibri"/>
-          <w:lang w:eastAsia="es-CO"/>
-        </w:rPr>
-        <w:t>Si la marca desea suministrar la mejor experiencia a los clientes, requiere tener una estrategia comercial bien diseñada, la cual enlace con el consumidor y lo motive no solo a comprar, sino a formar parte de la “tribu” de marca, es decir, conjunto de personas que están identificados con un producto, compartiendo ciertos argumentos y teniendo nociones parecidas sobre la marca.</w:t>
+        <w:t xml:space="preserve">(2020), afirma que, en un mundo donde la transformación digital se ha acelerado, y con un mercado </w:t>
+      </w:r>
+      <w:r>
+        <w:rPr>
+          <w:rFonts w:cs="Calibri"/>
+          <w:lang w:eastAsia="es-CO"/>
+        </w:rPr>
+        <w:t>marcado</w:t>
+      </w:r>
+      <w:r>
+        <w:rPr>
+          <w:rFonts w:cs="Calibri"/>
+          <w:lang w:eastAsia="es-CO"/>
+        </w:rPr>
+        <w:t xml:space="preserve"> por una competencia extrema, se hace vital que toda marca cuente con una estrategia comercial de ventas que se centre en la satisfacción de los clientes.</w:t>
+      </w:r>
+    </w:p>
+    <w:p>
+      <w:pPr>
+        <w:rPr>
+          <w:rFonts w:cs="Calibri"/>
+          <w:lang w:eastAsia="es-CO"/>
+        </w:rPr>
+      </w:pPr>
+      <w:r>
+        <w:rPr>
+          <w:rFonts w:cs="Calibri"/>
+          <w:lang w:eastAsia="es-CO"/>
+        </w:rPr>
+        <w:t>Si la marca desea suministrar la mejor experiencia a los clientes, requiere tener una estrategia comercial bien diseñada, la cual enlace con el consumidor y lo motive no solo a comprar, sino a formar parte de la “tribu” de marca, es decir, conjunto de personas que están identificadas con un producto, compartiendo ciertos argumentos y teniendo nociones parecidas sobre la marca.</w:t>
       </w:r>
     </w:p>
     <w:p>
@@ -8518,7 +8749,7 @@
           <w:lang w:eastAsia="es-CO"/>
         </w:rPr>
         <w:lastRenderedPageBreak/>
-        <w:t>del aumento en las ventas ya que su dirección apunta a la perduración de la marca y sus ventas en el tiempo, garantizando de esta manera su existencia.</w:t>
+        <w:t>del aumento en las ventas, ya que busca la permanencia de la marca y el sostenimiento de sus ventas en el tiempo, garantizando de esta manera su existencia.</w:t>
       </w:r>
     </w:p>
     <w:p>
@@ -8590,7 +8821,7 @@
           <w:rFonts w:cs="Calibri"/>
           <w:lang w:eastAsia="es-CO"/>
         </w:rPr>
-        <w:t>Para que la estrategia marche, debe dar respuesta a la pregunta “¿En dónde se encuentra la empresa?”. La respuesta debe incluir datos reveladores sobre su situación actual en el año que termina, así como tener en cuenta variables globales e internas que pueden impactar en el funcionamiento de la empresa. Según sea el contexto empresarial se diseña la estrategia, siempre con mirar a un mejoramiento continuo, con base en ese análisis de su situación actual.</w:t>
+        <w:t>Para que la estrategia marche, debe dar respuesta a la pregunta “¿En dónde se encuentra la empresa?”. La respuesta debe incluir datos reveladores sobre su situación actual, así como tener en cuenta variables globales e internas que pueden impactar en el funcionamiento de la empresa. Según sea el contexto empresarial se diseña la estrategia, siempre con miras a un mejoramiento continuo, con base en ese análisis de su situación actual.</w:t>
       </w:r>
     </w:p>
     <w:p>
@@ -8732,7 +8963,7 @@
           <w:rFonts w:cs="Calibri"/>
           <w:lang w:eastAsia="es-CO"/>
         </w:rPr>
-        <w:t>Las premisas permiten la creación de las condiciones previas para el diseño y ejecución de la estrategia comercial de ventas: Por su lado, los principios son reglas sagradas que se deben cumplir para que la estrategia marche.</w:t>
+        <w:t>Las premisas permiten la creación de las condiciones previas para el diseño y ejecución de la estrategia comercial de ventas. Por su lado, los principios son reglas sagradas que se deben cumplir para que la estrategia marche.</w:t>
       </w:r>
     </w:p>
     <w:p>
@@ -8792,7 +9023,7 @@
           <w:rFonts w:cs="Calibri"/>
           <w:lang w:eastAsia="es-CO"/>
         </w:rPr>
-        <w:t>Cada uno de los empleados de la empresa debe tener conocimiento sobre la estrategia comercial, así como también las acciones concretas que se van a desarrollar para aportar a la contribución con el cumplimiento de sus labores.</w:t>
+        <w:t>Cada uno de los empleados de la empresa debe tener conocimiento sobre la estrategia comercial, así como de las acciones concretas que se van a desarrollar para contribuir al cumplimiento de sus labores.</w:t>
       </w:r>
     </w:p>
     <w:p>
@@ -9130,7 +9361,7 @@
           <w:rFonts w:cs="Calibri"/>
           <w:lang w:eastAsia="es-CO"/>
         </w:rPr>
-        <w:t xml:space="preserve">Por su lado, la estrategia comercial </w:t>
+        <w:t>Por su lado, la estrategia comercial </w:t>
       </w:r>
       <w:r>
         <w:rPr>
@@ -9144,7 +9375,7 @@
           <w:rFonts w:cs="Calibri"/>
           <w:lang w:eastAsia="es-CO"/>
         </w:rPr>
-        <w:t xml:space="preserve"> completa todas las acciones tradicionales de ventas desarrolladas a lo largo de la historia. Utiliza canales distintos a internet, pero eso no quiere decir que sean incompatibles.</w:t>
+        <w:t> comprende todas las acciones tradicionales de venta desarrolladas a lo largo de la historia. Utiliza canales distintos a internet, pero eso no quiere decir que sean incompatibles.</w:t>
       </w:r>
     </w:p>
     <w:p>
@@ -9167,7 +9398,7 @@
           <w:rStyle w:val="Extranjerismo"/>
           <w:lang w:eastAsia="es-CO"/>
         </w:rPr>
-        <w:t>online y offline</w:t>
+        <w:t>online y offline</w:t>
       </w:r>
       <w:r>
         <w:rPr>
@@ -9176,12 +9407,15 @@
         </w:rPr>
         <w:t xml:space="preserve">), dando como resultado una decisión inteligente porque de esta manera se logra el diseño de una estrategia </w:t>
       </w:r>
-      <w:r>
-        <w:rPr>
+      <w:proofErr w:type="spellStart"/>
+      <w:r>
+        <w:rPr>
+          <w:rFonts w:cs="Calibri"/>
           <w:lang w:eastAsia="es-CO"/>
         </w:rPr>
         <w:t>omnicanal</w:t>
       </w:r>
+      <w:proofErr w:type="spellEnd"/>
       <w:r>
         <w:rPr>
           <w:rFonts w:cs="Calibri"/>
@@ -9431,7 +9665,7 @@
     <w:p>
       <w:pPr>
         <w:spacing w:before="0" w:after="0"/>
-        <w:ind w:left="1080" w:firstLine="54"/>
+        <w:ind w:left="1080" w:firstLine="0"/>
         <w:rPr>
           <w:rFonts w:cs="Calibri"/>
           <w:b/>
@@ -9685,7 +9919,7 @@
           <w:rStyle w:val="Extranjerismo"/>
         </w:rPr>
       </w:pPr>
-      <w:bookmarkStart w:id="18" w:name="_Toc237513014"/>
+      <w:bookmarkStart w:id="18" w:name="_Toc238548211"/>
       <w:r>
         <w:t xml:space="preserve">2.4. </w:t>
       </w:r>
@@ -10006,7 +10240,7 @@
           <w:rFonts w:cs="Calibri"/>
           <w:lang w:eastAsia="es-CO"/>
         </w:rPr>
-        <w:t xml:space="preserve">Se refiere a estar al enterado de los posibles cambios normativos desde el contexto ecológico, y del nivel de conciencia social de este movimiento. La naturaleza siempre nos da enseñanzas importantes, más aún en la </w:t>
+        <w:t xml:space="preserve">Se refiere a estar enterado de los posibles cambios normativos desde el contexto ecológico, y del nivel de conciencia social de este movimiento. La naturaleza siempre nos da enseñanzas importantes, más aún en la </w:t>
       </w:r>
       <w:r>
         <w:rPr>
@@ -10194,7 +10428,7 @@
           <w:rFonts w:cs="Calibri"/>
           <w:lang w:eastAsia="es-CO"/>
         </w:rPr>
-        <w:t xml:space="preserve">Tiene que ser con los empleados de la empresa y es obligatorio reflexionar sobre la integración de todos los miembros que hacen parte de la empresa. Se debe analizar en los perfiles, la rotación y las características que deben </w:t>
+        <w:t xml:space="preserve">Tiene que ver con los empleados de la empresa y es obligatorio reflexionar sobre la integración de todos los miembros que hacen parte de la empresa. Se deben analizar los perfiles, la rotación y las características que deben </w:t>
       </w:r>
       <w:r>
         <w:rPr>
@@ -10202,14 +10436,7 @@
           <w:lang w:eastAsia="es-CO"/>
         </w:rPr>
         <w:lastRenderedPageBreak/>
-        <w:t>tener los ejecutivos de la fuerza de ventas ya que pueden tener una gran movilidad</w:t>
-      </w:r>
-      <w:r>
-        <w:rPr>
-          <w:rFonts w:cs="Calibri"/>
-          <w:lang w:eastAsia="es-CO"/>
-        </w:rPr>
-        <w:t>.</w:t>
+        <w:t>tener los ejecutivos de la fuerza de ventas ya que pueden tener una gran movilidad.</w:t>
       </w:r>
     </w:p>
     <w:p>
@@ -10712,7 +10939,7 @@
         <w:rPr>
           <w:lang w:eastAsia="es-CO"/>
         </w:rPr>
-        <w:t>webs</w:t>
+        <w:t>web</w:t>
       </w:r>
       <w:r>
         <w:rPr>
@@ -10972,7 +11199,7 @@
     <w:p>
       <w:pPr>
         <w:spacing w:before="0" w:after="0"/>
-        <w:ind w:left="708" w:firstLine="1"/>
+        <w:ind w:left="1134" w:firstLine="0"/>
         <w:rPr>
           <w:rFonts w:cs="Calibri"/>
           <w:lang w:eastAsia="es-CO"/>
@@ -11015,7 +11242,7 @@
     <w:p>
       <w:pPr>
         <w:spacing w:before="0" w:after="0"/>
-        <w:ind w:left="708" w:firstLine="1"/>
+        <w:ind w:left="1134" w:firstLine="0"/>
         <w:rPr>
           <w:rFonts w:cs="Calibri"/>
           <w:lang w:eastAsia="es-CO"/>
@@ -11058,7 +11285,7 @@
     <w:p>
       <w:pPr>
         <w:spacing w:before="0" w:after="0"/>
-        <w:ind w:left="708" w:firstLine="1"/>
+        <w:ind w:left="1134" w:firstLine="0"/>
         <w:rPr>
           <w:rFonts w:cs="Calibri"/>
           <w:lang w:eastAsia="es-CO"/>
@@ -11106,6 +11333,7 @@
           <w:numId w:val="19"/>
         </w:numPr>
         <w:spacing w:before="0" w:after="0"/>
+        <w:ind w:left="1416"/>
         <w:rPr>
           <w:rFonts w:cs="Calibri"/>
           <w:b/>
@@ -11126,18 +11354,18 @@
     <w:p>
       <w:pPr>
         <w:spacing w:before="0" w:after="0"/>
-        <w:ind w:left="1416" w:firstLine="0"/>
-        <w:rPr>
-          <w:rFonts w:cs="Calibri"/>
-          <w:lang w:eastAsia="es-CO"/>
-        </w:rPr>
-      </w:pPr>
-      <w:r>
-        <w:rPr>
-          <w:rFonts w:cs="Calibri"/>
-          <w:lang w:eastAsia="es-CO"/>
-        </w:rPr>
-        <w:t xml:space="preserve">Cuando la venta se ejecuta en el lugar de ubicación del cliente y por lo general en ese instante se hace la orden de compra y luego se hace entrega del producto o servicio. Este tipo de ventas pueden ser “venta por cita en </w:t>
+        <w:ind w:left="1403" w:firstLine="0"/>
+        <w:rPr>
+          <w:rFonts w:cs="Calibri"/>
+          <w:lang w:eastAsia="es-CO"/>
+        </w:rPr>
+      </w:pPr>
+      <w:r>
+        <w:rPr>
+          <w:rFonts w:cs="Calibri"/>
+          <w:lang w:eastAsia="es-CO"/>
+        </w:rPr>
+        <w:t xml:space="preserve">Cuando la venta se ejecuta en el lugar de ubicación del cliente y por lo general en ese instante se hace la orden de compra y luego se hace entrega </w:t>
       </w:r>
       <w:r>
         <w:rPr>
@@ -11145,7 +11373,7 @@
           <w:lang w:eastAsia="es-CO"/>
         </w:rPr>
         <w:lastRenderedPageBreak/>
-        <w:t>el domicilio del cliente”, cuando el vendedor visita al consumidor con una cita previa acordada por ambos; “venta de puerta en puerta”, cuando el vendedor, sin pedir cita, toca a la puerta del domicilio o lugar de estadía del cliente; y “venta en el lugar de trabajo”, cuando el vendedor visita al cliente en horario laboral en su oficina, previa cita.</w:t>
+        <w:t>del producto o servicio. Este tipo de ventas puede ser “venta por cita en el domicilio del cliente”, cuando el vendedor visita al consumidor con una cita previa acordada por ambos; “venta de puerta en puerta”, cuando el vendedor, sin pedir cita, toca a la puerta del domicilio o lugar de estadía del cliente; y “venta en el lugar de trabajo”, cuando el vendedor visita al cliente en horario laboral en su oficina, previa cita.</w:t>
       </w:r>
     </w:p>
     <w:p>
@@ -11156,6 +11384,7 @@
           <w:numId w:val="19"/>
         </w:numPr>
         <w:spacing w:before="0" w:after="0"/>
+        <w:ind w:left="1416"/>
         <w:rPr>
           <w:rFonts w:cs="Calibri"/>
           <w:b/>
@@ -11176,7 +11405,7 @@
     <w:p>
       <w:pPr>
         <w:spacing w:before="0" w:after="0"/>
-        <w:ind w:left="1416" w:firstLine="0"/>
+        <w:ind w:left="1403" w:firstLine="0"/>
         <w:rPr>
           <w:rFonts w:cs="Calibri"/>
           <w:lang w:eastAsia="es-CO"/>
@@ -11198,6 +11427,7 @@
           <w:numId w:val="19"/>
         </w:numPr>
         <w:spacing w:before="0" w:after="0"/>
+        <w:ind w:left="1416"/>
         <w:rPr>
           <w:rFonts w:cs="Calibri"/>
           <w:b/>
@@ -11218,7 +11448,7 @@
     <w:p>
       <w:pPr>
         <w:spacing w:before="0" w:after="0"/>
-        <w:ind w:left="1416" w:firstLine="0"/>
+        <w:ind w:left="1403" w:firstLine="0"/>
         <w:rPr>
           <w:rFonts w:cs="Calibri"/>
           <w:lang w:eastAsia="es-CO"/>
@@ -11240,6 +11470,7 @@
           <w:numId w:val="19"/>
         </w:numPr>
         <w:spacing w:before="0" w:after="0"/>
+        <w:ind w:left="1416"/>
         <w:rPr>
           <w:rFonts w:cs="Calibri"/>
           <w:b/>
@@ -11260,7 +11491,7 @@
     <w:p>
       <w:pPr>
         <w:spacing w:before="0" w:after="0"/>
-        <w:ind w:left="1416" w:firstLine="0"/>
+        <w:ind w:left="1403" w:firstLine="0"/>
         <w:rPr>
           <w:rFonts w:cs="Calibri"/>
           <w:lang w:eastAsia="es-CO"/>
@@ -11277,18 +11508,18 @@
     <w:p>
       <w:pPr>
         <w:spacing w:before="0" w:after="0"/>
-        <w:ind w:left="1416" w:firstLine="426"/>
-        <w:rPr>
-          <w:rFonts w:cs="Calibri"/>
-          <w:lang w:eastAsia="es-CO"/>
-        </w:rPr>
-      </w:pPr>
-      <w:r>
-        <w:rPr>
-          <w:rFonts w:cs="Calibri"/>
-          <w:lang w:eastAsia="es-CO"/>
-        </w:rPr>
-        <w:t xml:space="preserve">De esta manera, el cliente vendedor gana por el descuento del precio del producto, por el porcentaje en las ventas propias, por el porcentaje en las ventas de las personas que afilió bajo su auspicio hasta el nivel de profundidad establecido por la empresa de multinivel, además de obtener </w:t>
+        <w:ind w:left="1403" w:firstLine="0"/>
+        <w:rPr>
+          <w:rFonts w:cs="Calibri"/>
+          <w:lang w:eastAsia="es-CO"/>
+        </w:rPr>
+      </w:pPr>
+      <w:r>
+        <w:rPr>
+          <w:rFonts w:cs="Calibri"/>
+          <w:lang w:eastAsia="es-CO"/>
+        </w:rPr>
+        <w:t xml:space="preserve">De esta manera, el cliente vendedor gana por el descuento del precio del producto, por el porcentaje en las ventas propias, por el porcentaje en las ventas de las personas que afilió bajo su patrocinio hasta el nivel de profundidad establecido por la empresa de multinivel, además de obtener </w:t>
       </w:r>
       <w:r>
         <w:rPr>
@@ -11302,18 +11533,18 @@
     <w:p>
       <w:pPr>
         <w:spacing w:before="0" w:after="0"/>
-        <w:ind w:left="1416" w:firstLine="708"/>
-        <w:rPr>
-          <w:rFonts w:cs="Calibri"/>
-          <w:lang w:eastAsia="es-CO"/>
-        </w:rPr>
-      </w:pPr>
-      <w:r>
-        <w:rPr>
-          <w:rFonts w:cs="Calibri"/>
-          <w:lang w:eastAsia="es-CO"/>
-        </w:rPr>
-        <w:t>De esta forma cada integrante puede construir y dirigir su fuerza de venta afiliando, motivando y adiestrando a otros para que realicen lo mismo que él, hasta el punto de construir su propia organización, si así lo desean.</w:t>
+        <w:ind w:left="1403" w:firstLine="0"/>
+        <w:rPr>
+          <w:rFonts w:cs="Calibri"/>
+          <w:lang w:eastAsia="es-CO"/>
+        </w:rPr>
+      </w:pPr>
+      <w:r>
+        <w:rPr>
+          <w:rFonts w:cs="Calibri"/>
+          <w:lang w:eastAsia="es-CO"/>
+        </w:rPr>
+        <w:t>De esta forma cada integrante puede construir y dirigir su fuerza de venta afiliando, motivando y capacitando a otros para que realicen lo mismo que él, hasta el punto de construir su propia organización, si así lo desean.</w:t>
       </w:r>
     </w:p>
     <w:p>
@@ -11330,7 +11561,7 @@
       <w:pPr>
         <w:pStyle w:val="Ttulo2"/>
       </w:pPr>
-      <w:bookmarkStart w:id="19" w:name="_Toc237513015"/>
+      <w:bookmarkStart w:id="19" w:name="_Toc238548212"/>
       <w:r>
         <w:t xml:space="preserve">2.5. </w:t>
       </w:r>
@@ -11362,229 +11593,15 @@
         <w:spacing w:before="0" w:after="0"/>
       </w:pPr>
       <w:r>
-        <w:t>Estas son las normas establecidas oficialmente por las empresas que actualmente regulan a las Plantas Procesadoras de Alimentos (PPA) en relación con los procedimientos de fabricación, limpieza y desinfección, higiene personal, manipulación, controles, registros y almacenamiento, garantizando así la calidad y seguridad de los alimentos (Amagua, Coronel, Quintana y Reyes, 2016).</w:t>
-      </w:r>
-    </w:p>
-    <w:p>
-      <w:pPr>
-        <w:spacing w:before="0" w:after="0"/>
-      </w:pPr>
-    </w:p>
-    <w:p>
-      <w:pPr>
-        <w:spacing w:before="0" w:after="0"/>
-      </w:pPr>
-      <w:r>
-        <w:t>El uso de las BPM en la industria de alimentos puede ser empleado alrededor de las PPA o al interior de estas:</w:t>
-      </w:r>
-    </w:p>
-    <w:p>
-      <w:pPr>
-        <w:pStyle w:val="Prrafodelista"/>
-        <w:numPr>
-          <w:ilvl w:val="0"/>
-          <w:numId w:val="36"/>
-        </w:numPr>
-        <w:spacing w:before="0" w:after="0"/>
-        <w:ind w:left="1134"/>
-        <w:rPr>
-          <w:rFonts w:cs="Calibri"/>
-          <w:b/>
-          <w:bCs/>
-          <w:lang w:eastAsia="es-CO"/>
-        </w:rPr>
-      </w:pPr>
-      <w:r>
-        <w:rPr>
-          <w:rFonts w:cs="Calibri"/>
-          <w:b/>
-          <w:bCs/>
-          <w:lang w:eastAsia="es-CO"/>
-        </w:rPr>
-        <w:t>En la planta</w:t>
-      </w:r>
-    </w:p>
-    <w:p>
-      <w:pPr>
-        <w:spacing w:before="0" w:after="0"/>
-        <w:ind w:left="425"/>
-      </w:pPr>
-      <w:r>
-        <w:t>En los pisos, paredes, cielo raso y desagües.</w:t>
-      </w:r>
-    </w:p>
-    <w:p>
-      <w:pPr>
-        <w:pStyle w:val="Prrafodelista"/>
-        <w:numPr>
-          <w:ilvl w:val="0"/>
-          <w:numId w:val="36"/>
-        </w:numPr>
-        <w:spacing w:before="0" w:after="0"/>
-        <w:ind w:left="1134"/>
-        <w:rPr>
-          <w:rFonts w:cs="Calibri"/>
-          <w:b/>
-          <w:bCs/>
-          <w:lang w:eastAsia="es-CO"/>
-        </w:rPr>
-      </w:pPr>
-      <w:r>
-        <w:rPr>
-          <w:rFonts w:cs="Calibri"/>
-          <w:b/>
-          <w:bCs/>
-          <w:lang w:eastAsia="es-CO"/>
-        </w:rPr>
-        <w:t>En los alrededores</w:t>
-      </w:r>
-    </w:p>
-    <w:p>
-      <w:pPr>
-        <w:spacing w:before="0" w:after="0"/>
-        <w:ind w:left="425"/>
-      </w:pPr>
-      <w:r>
-        <w:t>Zonas externas a las PPA para presentar facilidades sanitarias.</w:t>
-      </w:r>
-    </w:p>
-    <w:p>
-      <w:pPr>
-        <w:pStyle w:val="Prrafodelista"/>
-        <w:numPr>
-          <w:ilvl w:val="0"/>
-          <w:numId w:val="36"/>
-        </w:numPr>
-        <w:spacing w:before="0" w:after="0"/>
-        <w:ind w:left="1134"/>
-        <w:rPr>
-          <w:rFonts w:cs="Calibri"/>
-          <w:b/>
-          <w:bCs/>
-          <w:lang w:eastAsia="es-CO"/>
-        </w:rPr>
-      </w:pPr>
-      <w:r>
-        <w:rPr>
-          <w:rFonts w:cs="Calibri"/>
-          <w:b/>
-          <w:bCs/>
-          <w:lang w:eastAsia="es-CO"/>
-        </w:rPr>
-        <w:t>Con equipos</w:t>
-      </w:r>
-    </w:p>
-    <w:p>
-      <w:pPr>
-        <w:spacing w:before="0" w:after="0"/>
-        <w:ind w:left="425"/>
-      </w:pPr>
-      <w:r>
-        <w:t>Desinfección, mantenimiento y calibración de los equipos.</w:t>
-      </w:r>
-    </w:p>
-    <w:p>
-      <w:pPr>
-        <w:pStyle w:val="Prrafodelista"/>
-        <w:numPr>
-          <w:ilvl w:val="0"/>
-          <w:numId w:val="36"/>
-        </w:numPr>
-        <w:spacing w:before="0" w:after="0"/>
-        <w:ind w:left="1134"/>
-        <w:rPr>
-          <w:rFonts w:cs="Calibri"/>
-          <w:b/>
-          <w:bCs/>
-          <w:lang w:eastAsia="es-CO"/>
-        </w:rPr>
-      </w:pPr>
-      <w:r>
-        <w:rPr>
-          <w:rFonts w:cs="Calibri"/>
-          <w:b/>
-          <w:bCs/>
-          <w:lang w:eastAsia="es-CO"/>
-        </w:rPr>
-        <w:t>En almacenes</w:t>
-      </w:r>
-    </w:p>
-    <w:p>
-      <w:pPr>
-        <w:spacing w:before="0" w:after="0"/>
-        <w:ind w:left="425"/>
-      </w:pPr>
-      <w:r>
-        <w:t>Ubicación interna, buena ventilación e iluminación.</w:t>
-      </w:r>
-    </w:p>
-    <w:p>
-      <w:pPr>
-        <w:spacing w:before="0" w:after="0"/>
-        <w:ind w:left="425"/>
-      </w:pPr>
-    </w:p>
-    <w:p>
-      <w:pPr>
-        <w:pStyle w:val="Prrafodelista"/>
-        <w:numPr>
-          <w:ilvl w:val="0"/>
-          <w:numId w:val="36"/>
-        </w:numPr>
-        <w:spacing w:before="0" w:after="0"/>
-        <w:ind w:left="1134"/>
-        <w:rPr>
-          <w:rFonts w:cs="Calibri"/>
-          <w:b/>
-          <w:bCs/>
-          <w:lang w:eastAsia="es-CO"/>
-        </w:rPr>
-      </w:pPr>
-      <w:r>
-        <w:rPr>
-          <w:rFonts w:cs="Calibri"/>
-          <w:b/>
-          <w:bCs/>
-          <w:lang w:eastAsia="es-CO"/>
-        </w:rPr>
-        <w:lastRenderedPageBreak/>
-        <w:t>Procesos productivos</w:t>
-      </w:r>
-    </w:p>
-    <w:p>
-      <w:pPr>
-        <w:spacing w:before="0" w:after="0"/>
-        <w:ind w:left="1134" w:firstLine="0"/>
-      </w:pPr>
-      <w:r>
-        <w:t>Lógica en los procesos sanitarios (de higiene y presentación) del personal, como ejemplo.</w:t>
-      </w:r>
-    </w:p>
-    <w:p>
-      <w:pPr>
-        <w:spacing w:before="0" w:after="0"/>
-        <w:ind w:left="708" w:firstLine="1"/>
-      </w:pPr>
-    </w:p>
-    <w:p>
-      <w:pPr>
-        <w:spacing w:before="0" w:after="0"/>
-      </w:pPr>
-      <w:r>
-        <w:t>Este tema tiene que ver con todo el establecimiento, con el personal o empleados, con la higiene en la producción o transformación de los productos, con el almacenamiento y transporte de materias primas y del producto final, con el control de procesos en la producción y la documentación, entre otros. De tal forma que se pueda garantizar la calidad en los productos alimenticios.</w:t>
-      </w:r>
-    </w:p>
-    <w:p>
-      <w:pPr>
-        <w:spacing w:before="0" w:after="0"/>
-      </w:pPr>
-    </w:p>
-    <w:p>
-      <w:pPr>
-        <w:spacing w:before="0" w:after="0"/>
-      </w:pPr>
-      <w:r>
-        <w:t>A continuación, su aplicación a diferentes procesos:</w:t>
+        <w:t>Las Buenas Prácticas de Manufactura (BPM) comprenden medidas y procedimientos de higiene, manipulación, limpieza, desinfección, almacenamiento y conservación que contribuyen a prevenir la contaminación y a mantener la calidad y seguridad de los alimentos. En el contexto del punto de venta, son especialmente relevantes cuando se realizan demostraciones o degustaciones de productos.</w:t>
+      </w:r>
+    </w:p>
+    <w:p>
+      <w:pPr>
+        <w:spacing w:before="0" w:after="0"/>
+      </w:pPr>
+      <w:r>
+        <w:t>Para este componente, su aplicación se aborda en relación con materias primas y productos, higiene personal, elaboración o manipulación, almacenamiento y transporte, y prácticas de limpieza y desinfección.</w:t>
       </w:r>
     </w:p>
     <w:p>
@@ -11612,9 +11629,19 @@
     <w:p>
       <w:pPr>
         <w:spacing w:before="0" w:after="0"/>
-      </w:pPr>
-      <w:r>
-        <w:t>Si se sospecha que la materia prima es inadecuada, debe ser aislada de inmediato para ser rotulada y eliminarla. Las medidas que la empresa debe tener para eliminación de esta materia prima contaminada son específicas, según sea el proceso de elaboración. La materia prima debe estar almacenada en condiciones adecuadas que certifiquen su protección contra cualquier tipo de contaminante. Los productos terminados deben estar lejos del depósito para evitar la contaminación. Además, el almacenamiento se debe realizar en condiciones óptimas y el transporte debe realizarse según sean los principios higiénico - sanitarios que la empresa considere pertinentes.</w:t>
+        <w:ind w:left="1069" w:firstLine="65"/>
+      </w:pPr>
+      <w:r>
+        <w:t>Las materias primas y los productos destinados a demostraciones o degustaciones deben encontrarse en condiciones adecuadas, protegidos de posibles contaminantes y conservarse según los requerimientos del producto antes de su manipulación o entrega al consumidor.</w:t>
+      </w:r>
+    </w:p>
+    <w:p>
+      <w:pPr>
+        <w:spacing w:before="0" w:after="0"/>
+        <w:ind w:left="1069" w:firstLine="65"/>
+      </w:pPr>
+      <w:r>
+        <w:t>Las personas que manipulen alimentos deben mantener una adecuada higiene personal, usar indumentaria limpia y los elementos de protección que correspondan, evitar joyas y prácticas que puedan contaminar el producto, y lavarse las manos con frecuencia, especialmente antes de manipular alimentos.</w:t>
       </w:r>
     </w:p>
     <w:p>
@@ -11636,19 +11663,22 @@
           <w:b/>
           <w:bCs/>
         </w:rPr>
-        <w:t>BPM en los establecimientos</w:t>
-      </w:r>
-    </w:p>
-    <w:p>
-      <w:pPr>
-        <w:spacing w:before="0" w:after="0"/>
-      </w:pPr>
-      <w:r>
-        <w:t xml:space="preserve">No pueden estar ubicados en lugares que afecten la calidad del producto, como, por ejemplo, humedad o agua, peligro de deslave, o incluso olores censurables. Las vías internas en la empresa deben estar pavimentadas de tal forma que permitan la </w:t>
-      </w:r>
-      <w:r>
         <w:lastRenderedPageBreak/>
-        <w:t>circulación de furgones, camiones y contenedores. La estructura del establecimiento debe ser sólida y sanitariamente apropiada, además, no debe haber materiales que transmitan sustancias indeseables a los alimentos. Deben existir muros y separaciones entre las áreas para evitar la contaminación cruzada. Los equipos e instrumentos deben ser de un material que permita desmontarlos para su desinfección. Es por esto por lo que el diseño de los equipos tiene que admitir una óptima desinfección. La limpieza de las áreas debe hacerse de manera fácil y adecuada. El agua usada para la limpieza tiene que ser potable y los pisos deben tener una inclinación del 2 % para su correcto desagüe. Y finamente, la caja de revisión se debe situar en el exterior de la PPA.</w:t>
+        <w:t>BPM en la elaboración de alimentos</w:t>
+      </w:r>
+    </w:p>
+    <w:p>
+      <w:pPr>
+        <w:pStyle w:val="Prrafodelista"/>
+        <w:spacing w:before="0" w:after="0"/>
+        <w:ind w:left="1134" w:firstLine="0"/>
+        <w:rPr>
+          <w:b/>
+          <w:bCs/>
+        </w:rPr>
+      </w:pPr>
+      <w:r>
+        <w:t>Durante la preparación o manipulación de alimentos para demostraciones y degustaciones se deben utilizar materiales, utensilios y superficies limpias, evitar fuentes de contaminación y aplicar prácticas higiénicas que protejan la calidad y seguridad del producto.</w:t>
       </w:r>
     </w:p>
     <w:p>
@@ -11670,15 +11700,83 @@
           <w:b/>
           <w:bCs/>
         </w:rPr>
-        <w:t>BPM en procesadoras de alimentos</w:t>
-      </w:r>
-    </w:p>
-    <w:p>
-      <w:pPr>
-        <w:spacing w:before="0" w:after="0"/>
-      </w:pPr>
-      <w:r>
-        <w:t>Las herramientas, equipos y material de trabajo se deben mantener en el mejor estado higiénico para su máxima conservación. En la limpieza y desinfección, se debe usar productos que no contaminen el proceso de las PPA. Se recomienda aplicar Planes Operativos Estandarizados de Saneamiento (POES) que muestran cómo, cuándo y dónde hacer limpieza y desinfección.</w:t>
+        <w:t>BPM en el almacenamiento y transporte</w:t>
+      </w:r>
+    </w:p>
+    <w:p>
+      <w:pPr>
+        <w:spacing w:before="0" w:after="0"/>
+        <w:ind w:left="1134" w:firstLine="0"/>
+      </w:pPr>
+      <w:r>
+        <w:t>Los productos destinados a actividades promocionales deben almacenarse y transportarse en condiciones que preserven su calidad y seguridad, manteniendo la temperatura requerida cuando corresponda y evitando su exposición a fuentes de contaminación.</w:t>
+      </w:r>
+    </w:p>
+    <w:p>
+      <w:pPr>
+        <w:spacing w:before="0" w:after="0"/>
+      </w:pPr>
+    </w:p>
+    <w:p>
+      <w:pPr>
+        <w:spacing w:before="0" w:after="0"/>
+        <w:rPr>
+          <w:b/>
+          <w:bCs/>
+        </w:rPr>
+      </w:pPr>
+      <w:r>
+        <w:rPr>
+          <w:b/>
+          <w:bCs/>
+        </w:rPr>
+        <w:t>Prácticas de limpieza</w:t>
+      </w:r>
+    </w:p>
+    <w:p>
+      <w:pPr>
+        <w:spacing w:before="0" w:after="0"/>
+      </w:pPr>
+      <w:r>
+        <w:t>La empresa siempre debe procurar que, de manera permanente, se hagan acciones como barrer, limpiar, enjuagar, escurrir, desinfectar.</w:t>
+      </w:r>
+    </w:p>
+    <w:p>
+      <w:pPr>
+        <w:spacing w:before="0" w:after="0"/>
+      </w:pPr>
+      <w:r>
+        <w:t>En el punto de venta, la limpieza debe concentrarse en las superficies, utensilios, equipos y áreas utilizadas durante la demostración o degustación, de acuerdo con las necesidades del producto y de la actividad promocional.</w:t>
+      </w:r>
+    </w:p>
+    <w:p>
+      <w:pPr>
+        <w:spacing w:before="0" w:after="0"/>
+        <w:ind w:left="1134" w:firstLine="0"/>
+      </w:pPr>
+    </w:p>
+    <w:p>
+      <w:pPr>
+        <w:spacing w:before="0" w:after="0"/>
+        <w:rPr>
+          <w:b/>
+          <w:bCs/>
+        </w:rPr>
+      </w:pPr>
+      <w:r>
+        <w:rPr>
+          <w:b/>
+          <w:bCs/>
+        </w:rPr>
+        <w:t>Métodos de limpieza</w:t>
+      </w:r>
+    </w:p>
+    <w:p>
+      <w:pPr>
+        <w:spacing w:before="0" w:after="0"/>
+      </w:pPr>
+      <w:r>
+        <w:t>Existen dos métodos de limpieza:</w:t>
       </w:r>
     </w:p>
     <w:p>
@@ -11700,19 +11798,21 @@
           <w:b/>
           <w:bCs/>
         </w:rPr>
-        <w:t>BPM en la higiene personal</w:t>
-      </w:r>
-    </w:p>
-    <w:p>
-      <w:pPr>
-        <w:spacing w:before="0" w:after="0"/>
-      </w:pPr>
-      <w:r>
-        <w:t xml:space="preserve">Su finalidad es garantizar la no contaminación de los alimentos por parte de las personas que entren en contacto, bien sea directo o indirecto, con los alimentos. Para ello, en las PPA debe haber instrucciones por escrito y reglas establecidas de estricto cumplimiento por parte de los estos empleados, y que son referentes a sus hábitos en la higiene personal, como por ejemplo, que se bañen todos los días; tener uñas cortadas y limpias; tener ropa interior y uniformes limpios; uso de mascarillas; mantener los guantes aseados; usar ropa adecuada para evitar la contaminación como mallas para el cabello, guantes o gorras; hombres afeitados o mínimo, que tengan protectores para la barba; no usar joyas; mantenimiento del lugar de trabajo aseado; </w:t>
-      </w:r>
-      <w:r>
-        <w:lastRenderedPageBreak/>
-        <w:t>no ingerir comida, no comer chicle ni fumar en la planta; nada de maquillaje ni lociones o perfumes; lavarse las manos con frecuencia, en especial, luego de usar el teléfono, haber tocado el piso, recipientes de basura o cualquier fuente contaminante; entre otras consideraciones.</w:t>
+        <w:t>Limpieza en húmedo</w:t>
+      </w:r>
+    </w:p>
+    <w:p>
+      <w:pPr>
+        <w:pStyle w:val="Prrafodelista"/>
+        <w:spacing w:before="0" w:after="0"/>
+        <w:ind w:left="1134" w:firstLine="0"/>
+        <w:rPr>
+          <w:b/>
+          <w:bCs/>
+        </w:rPr>
+      </w:pPr>
+      <w:r>
+        <w:t>Utiliza detergentes y agua.</w:t>
       </w:r>
     </w:p>
     <w:p>
@@ -11734,15 +11834,101 @@
           <w:b/>
           <w:bCs/>
         </w:rPr>
-        <w:t>BPM en sustancias peligrosas</w:t>
-      </w:r>
-    </w:p>
-    <w:p>
-      <w:pPr>
-        <w:spacing w:before="0" w:after="0"/>
-      </w:pPr>
-      <w:r>
-        <w:t>Se deben rotular con una etiqueta que sea visible todas aquellas sustancias tóxicas, como, por ejemplo, solventes y plaguicidas, que puedan representar un riesgo para la salud y una fuente de contaminación para los productos alimenticios. Además de almacenarlos en áreas exclusivas alejadas de las PPA.</w:t>
+        <w:t>Limpieza en seco</w:t>
+      </w:r>
+    </w:p>
+    <w:p>
+      <w:pPr>
+        <w:spacing w:before="0" w:after="0"/>
+        <w:ind w:left="1134" w:firstLine="0"/>
+      </w:pPr>
+      <w:r>
+        <w:t>Elimina la suciedad seca sin usar agua; se puede desarrollar a través de aspiradora, soplador (aire a presión), escoba, cepillo, raspador, etc.</w:t>
+      </w:r>
+    </w:p>
+    <w:p>
+      <w:pPr>
+        <w:spacing w:before="0" w:after="0"/>
+        <w:rPr>
+          <w:b/>
+          <w:bCs/>
+        </w:rPr>
+      </w:pPr>
+      <w:r>
+        <w:rPr>
+          <w:b/>
+          <w:bCs/>
+        </w:rPr>
+        <w:lastRenderedPageBreak/>
+        <w:t>Desinfección</w:t>
+      </w:r>
+    </w:p>
+    <w:p>
+      <w:pPr>
+        <w:spacing w:before="0" w:after="0"/>
+      </w:pPr>
+      <w:r>
+        <w:t>Además de los procesos de limpieza, se debe realizar la desinfección de las superficies, herramientas y equipos que entren en contacto con los alimentos, de acuerdo con las condiciones de la actividad.</w:t>
+      </w:r>
+    </w:p>
+    <w:p>
+      <w:pPr>
+        <w:spacing w:before="0" w:after="0"/>
+      </w:pPr>
+      <w:r>
+        <w:t>En síntesis, las BPM deben aplicarse cuando la promoción implique manipulación de alimentos, especialmente en demostraciones y degustaciones, con el fin de proteger al consumidor y conservar la calidad del producto. A partir de este marco, se abordan las técnicas promocionales de demostración y degustación en los apartados siguientes.</w:t>
+      </w:r>
+    </w:p>
+    <w:p>
+      <w:pPr>
+        <w:pStyle w:val="Prrafodelista"/>
+        <w:spacing w:before="0" w:after="0"/>
+        <w:ind w:left="1134" w:firstLine="0"/>
+        <w:rPr>
+          <w:rFonts w:cs="Calibri"/>
+          <w:lang w:eastAsia="es-CO"/>
+        </w:rPr>
+      </w:pPr>
+    </w:p>
+    <w:p>
+      <w:pPr>
+        <w:pStyle w:val="Ttulo2"/>
+      </w:pPr>
+      <w:bookmarkStart w:id="20" w:name="_Toc238548213"/>
+      <w:r>
+        <w:t xml:space="preserve">2.6. </w:t>
+      </w:r>
+      <w:r>
+        <w:t>Las demostraciones</w:t>
+      </w:r>
+      <w:bookmarkEnd w:id="20"/>
+    </w:p>
+    <w:p>
+      <w:pPr>
+        <w:spacing w:before="0" w:after="0"/>
+        <w:rPr>
+          <w:lang w:eastAsia="es-CO"/>
+        </w:rPr>
+      </w:pPr>
+      <w:r>
+        <w:rPr>
+          <w:lang w:eastAsia="es-CO"/>
+        </w:rPr>
+        <w:t>La convicción es un tema vital en el proceso de ventas. La convicción radica en mostrar pruebas, hechos que comprueben lo que se afirma por parte de la empresa, bien sea publicitariamente o a través del equipo de la fuerza de ventas. Por eso al cliente se le debe convencer, pero muy importante, entusiasmarlo a la compra, de lo contrario sería inútil e improductivo. El cliente no solo debe estar convencido de las características del producto, sino, más importante aún, de las ventajas y beneficios que este le proporciona al comprarlo. Por ello, la demostración es una acción vital y decisiva a través de la cual el vendedor puede persuadir a sus clientes.</w:t>
+      </w:r>
+    </w:p>
+    <w:p>
+      <w:pPr>
+        <w:spacing w:before="0" w:after="0"/>
+        <w:rPr>
+          <w:lang w:eastAsia="es-CO"/>
+        </w:rPr>
+      </w:pPr>
+      <w:r>
+        <w:rPr>
+          <w:lang w:eastAsia="es-CO"/>
+        </w:rPr>
+        <w:t>La demostración debe reunir estas cuatro características básicas:</w:t>
       </w:r>
     </w:p>
     <w:p>
@@ -11764,1124 +11950,17 @@
           <w:b/>
           <w:bCs/>
         </w:rPr>
-        <w:t>BPM en la elaboración de alimentos</w:t>
-      </w:r>
-    </w:p>
-    <w:p>
-      <w:pPr>
-        <w:spacing w:before="0" w:after="0"/>
-      </w:pPr>
-      <w:r>
-        <w:t>El material que se va a destinar para empacar y envasar no puede emitir sustancias tóxicas y, además, debe estar libre de contaminantes. La elaboración de los alimentos o el proceso que sufren de transformación debe ser realizado por empleados que hayan tenido capacitación al respecto y supervisado por el personal técnico.</w:t>
-      </w:r>
-    </w:p>
-    <w:p>
-      <w:pPr>
-        <w:pStyle w:val="Prrafodelista"/>
-        <w:numPr>
-          <w:ilvl w:val="0"/>
-          <w:numId w:val="24"/>
-        </w:numPr>
-        <w:spacing w:before="0" w:after="0"/>
-        <w:ind w:left="1134"/>
-        <w:rPr>
-          <w:b/>
-          <w:bCs/>
-        </w:rPr>
-      </w:pPr>
-      <w:r>
-        <w:rPr>
-          <w:b/>
-          <w:bCs/>
-        </w:rPr>
-        <w:t>BPM en el almacenamiento y transporte</w:t>
-      </w:r>
-    </w:p>
-    <w:p>
-      <w:pPr>
-        <w:spacing w:before="0" w:after="0"/>
-      </w:pPr>
-      <w:r>
-        <w:t>Como todas las prácticas anteriores, que sea en condiciones óptimas. Realizar inspecciones periódicas durante el almacenamiento. Dependiendo del tipo de producción se instauran las exigencias para el transporte de materias primas. Cuando hay alimentos congelados deben ser transportados con un correcto funcionamiento del equipo de frío, verificando que su temperatura sea la adecuada. Los vehículos, accesorios y conexiones deben estar siempre limpios, libres de tierra o desperdicio que contaminen los alimentos. Por otro lado, dependiendo del tipo de transporte, pueden variar los procesos y productos de limpieza.</w:t>
-      </w:r>
-    </w:p>
-    <w:p>
-      <w:pPr>
-        <w:spacing w:before="0" w:after="0"/>
-      </w:pPr>
-    </w:p>
-    <w:p>
-      <w:pPr>
-        <w:spacing w:before="0" w:after="0"/>
-      </w:pPr>
-    </w:p>
-    <w:p>
-      <w:pPr>
-        <w:pStyle w:val="Prrafodelista"/>
-        <w:numPr>
-          <w:ilvl w:val="0"/>
-          <w:numId w:val="24"/>
-        </w:numPr>
-        <w:spacing w:before="0" w:after="0"/>
-        <w:ind w:left="1134"/>
-        <w:rPr>
-          <w:b/>
-          <w:bCs/>
-        </w:rPr>
-      </w:pPr>
-      <w:r>
-        <w:rPr>
-          <w:b/>
-          <w:bCs/>
-        </w:rPr>
-        <w:lastRenderedPageBreak/>
-        <w:t>BPM en el procesos y documentación</w:t>
-      </w:r>
-    </w:p>
-    <w:p>
-      <w:pPr>
-        <w:spacing w:before="0" w:after="0"/>
-      </w:pPr>
-      <w:r>
-        <w:t>También se deben tener en cuenta los análisis de laboratorios para establecer cuáles son los contaminantes físicos, químicos y microbiológicos. Con el fin de garantizar un resultado óptimo en las BPM, se necesitan los controles que certifiquen el cumplimiento de los procedimientos y los criterios para obtener la calidad deseada. Su propósito es la definición, por escrito, de los procedimientos y los controles. El sistema de control debe permitir diferenciar entre números de lotes, fecha de fabricación y vencimiento, y debe permitir seguir el rastro del producto.</w:t>
-      </w:r>
-    </w:p>
-    <w:p>
-      <w:pPr>
-        <w:spacing w:before="0" w:after="0"/>
-      </w:pPr>
-    </w:p>
-    <w:p>
-      <w:pPr>
-        <w:spacing w:before="0" w:after="0"/>
-        <w:rPr>
-          <w:b/>
-          <w:bCs/>
-        </w:rPr>
-      </w:pPr>
-      <w:r>
-        <w:rPr>
-          <w:b/>
-          <w:bCs/>
-        </w:rPr>
-        <w:t>Prácticas de limpieza</w:t>
-      </w:r>
-    </w:p>
-    <w:p>
-      <w:pPr>
-        <w:spacing w:before="0" w:after="0"/>
-      </w:pPr>
-      <w:r>
-        <w:t>La empresa siempre debe procurar que, de manera permanente, se hagan acciones como barrer, limpiar, enjuagar, escurrir, desinfectar. Existen algunos factores que afectan a la limpieza y desinfección de las PPA:</w:t>
-      </w:r>
-    </w:p>
-    <w:p>
-      <w:pPr>
-        <w:pStyle w:val="Prrafodelista"/>
-        <w:numPr>
-          <w:ilvl w:val="0"/>
-          <w:numId w:val="24"/>
-        </w:numPr>
-        <w:spacing w:before="0" w:after="0"/>
-        <w:ind w:left="1134"/>
-        <w:rPr>
-          <w:b/>
-          <w:bCs/>
-        </w:rPr>
-      </w:pPr>
-      <w:r>
-        <w:rPr>
-          <w:b/>
-          <w:bCs/>
-        </w:rPr>
-        <w:t>Diseño de la planta</w:t>
-      </w:r>
-    </w:p>
-    <w:p>
-      <w:pPr>
-        <w:pStyle w:val="Prrafodelista"/>
-        <w:spacing w:before="0" w:after="0"/>
-        <w:ind w:left="993" w:firstLine="141"/>
-      </w:pPr>
-      <w:r>
-        <w:t>Materiales de construcción</w:t>
-      </w:r>
-      <w:r>
-        <w:t>,</w:t>
-      </w:r>
-      <w:r>
-        <w:t xml:space="preserve"> diseño arquitectónico de las instalaciones.</w:t>
-      </w:r>
-    </w:p>
-    <w:p>
-      <w:pPr>
-        <w:pStyle w:val="Prrafodelista"/>
-        <w:numPr>
-          <w:ilvl w:val="0"/>
-          <w:numId w:val="24"/>
-        </w:numPr>
-        <w:spacing w:before="0" w:after="0"/>
-        <w:ind w:left="1134"/>
-        <w:rPr>
-          <w:b/>
-          <w:bCs/>
-        </w:rPr>
-      </w:pPr>
-      <w:r>
-        <w:rPr>
-          <w:b/>
-          <w:bCs/>
-        </w:rPr>
-        <w:t>Suciedad</w:t>
-      </w:r>
-    </w:p>
-    <w:p>
-      <w:pPr>
-        <w:pStyle w:val="Prrafodelista"/>
-        <w:spacing w:before="0" w:after="0"/>
-        <w:ind w:left="993" w:firstLine="141"/>
-      </w:pPr>
-      <w:r>
-        <w:t>Cantidad de sucio, tipo y tiempo que lleva acumulado.</w:t>
-      </w:r>
-    </w:p>
-    <w:p>
-      <w:pPr>
-        <w:pStyle w:val="Prrafodelista"/>
-        <w:numPr>
-          <w:ilvl w:val="0"/>
-          <w:numId w:val="24"/>
-        </w:numPr>
-        <w:spacing w:before="0" w:after="0"/>
-        <w:ind w:left="1134"/>
-        <w:rPr>
-          <w:b/>
-          <w:bCs/>
-        </w:rPr>
-      </w:pPr>
-      <w:r>
-        <w:rPr>
-          <w:b/>
-          <w:bCs/>
-        </w:rPr>
-        <w:t>Procesos de limpieza</w:t>
-      </w:r>
-    </w:p>
-    <w:p>
-      <w:pPr>
-        <w:pStyle w:val="Prrafodelista"/>
-        <w:spacing w:before="0" w:after="0"/>
-        <w:ind w:left="1134" w:firstLine="0"/>
-      </w:pPr>
-      <w:r>
-        <w:t>Tiempo que dura el proceso, tipo de detergente a usar y su concentración, velocidad de flujo de la solución detergente usada por la PPA, acción mecánica.</w:t>
-      </w:r>
-    </w:p>
-    <w:p>
-      <w:pPr>
-        <w:pStyle w:val="Prrafodelista"/>
-        <w:spacing w:before="0" w:after="0"/>
-        <w:ind w:left="993" w:firstLine="0"/>
-      </w:pPr>
-    </w:p>
-    <w:p>
-      <w:pPr>
-        <w:spacing w:before="0" w:after="0"/>
-      </w:pPr>
-      <w:r>
-        <w:t>Las siguientes son las 4 zonas en las que se debe poner atención para tener BPM:</w:t>
-      </w:r>
-    </w:p>
-    <w:p>
-      <w:pPr>
-        <w:spacing w:before="0" w:after="0"/>
-      </w:pPr>
-    </w:p>
-    <w:p>
-      <w:pPr>
-        <w:spacing w:before="0" w:after="0"/>
-      </w:pPr>
-    </w:p>
-    <w:p>
-      <w:pPr>
-        <w:pStyle w:val="Prrafodelista"/>
-        <w:numPr>
-          <w:ilvl w:val="0"/>
-          <w:numId w:val="24"/>
-        </w:numPr>
-        <w:spacing w:before="0" w:after="0"/>
-        <w:ind w:left="1134"/>
-        <w:rPr>
-          <w:b/>
-          <w:bCs/>
-        </w:rPr>
-      </w:pPr>
-      <w:r>
-        <w:rPr>
-          <w:b/>
-          <w:bCs/>
-        </w:rPr>
-        <w:lastRenderedPageBreak/>
-        <w:t>Zona 1</w:t>
-      </w:r>
-    </w:p>
-    <w:p>
-      <w:pPr>
-        <w:spacing w:before="0" w:after="0"/>
-        <w:ind w:left="1134" w:firstLine="0"/>
-      </w:pPr>
-      <w:r>
-        <w:t>Superficies que tengan contacto con el producto, bandas transportadoras, mesas de trabajo, sierras, tuberías, tanques, rebanadoras, llenadores, herramientas.</w:t>
-      </w:r>
-    </w:p>
-    <w:p>
-      <w:pPr>
-        <w:pStyle w:val="Prrafodelista"/>
-        <w:numPr>
-          <w:ilvl w:val="0"/>
-          <w:numId w:val="24"/>
-        </w:numPr>
-        <w:spacing w:before="0" w:after="0"/>
-        <w:ind w:left="1134"/>
-        <w:rPr>
-          <w:b/>
-          <w:bCs/>
-        </w:rPr>
-      </w:pPr>
-      <w:r>
-        <w:rPr>
-          <w:b/>
-          <w:bCs/>
-        </w:rPr>
-        <w:t>Zona 2</w:t>
-      </w:r>
-    </w:p>
-    <w:p>
-      <w:pPr>
-        <w:spacing w:before="0" w:after="0"/>
-        <w:ind w:left="1134" w:firstLine="0"/>
-      </w:pPr>
-      <w:r>
-        <w:t>Exterior de los equipos, unidades de refrigeración, pisos, marcos, coches de transporte.</w:t>
-      </w:r>
-    </w:p>
-    <w:p>
-      <w:pPr>
-        <w:pStyle w:val="Prrafodelista"/>
-        <w:numPr>
-          <w:ilvl w:val="0"/>
-          <w:numId w:val="24"/>
-        </w:numPr>
-        <w:spacing w:before="0" w:after="0"/>
-        <w:ind w:left="1134"/>
-        <w:rPr>
-          <w:b/>
-          <w:bCs/>
-        </w:rPr>
-      </w:pPr>
-      <w:r>
-        <w:rPr>
-          <w:b/>
-          <w:bCs/>
-        </w:rPr>
-        <w:t>Zona 3</w:t>
-      </w:r>
-    </w:p>
-    <w:p>
-      <w:pPr>
-        <w:spacing w:before="0" w:after="0"/>
-        <w:ind w:left="425"/>
-      </w:pPr>
-      <w:r>
-        <w:t>Teléfonos, montacargas, intercomunicadores, drenajes, paneles.</w:t>
-      </w:r>
-    </w:p>
-    <w:p>
-      <w:pPr>
-        <w:pStyle w:val="Prrafodelista"/>
-        <w:numPr>
-          <w:ilvl w:val="0"/>
-          <w:numId w:val="24"/>
-        </w:numPr>
-        <w:spacing w:before="0" w:after="0"/>
-        <w:ind w:left="1134"/>
-        <w:rPr>
-          <w:b/>
-          <w:bCs/>
-        </w:rPr>
-      </w:pPr>
-      <w:r>
-        <w:rPr>
-          <w:b/>
-          <w:bCs/>
-        </w:rPr>
-        <w:t>Zona 4</w:t>
-      </w:r>
-    </w:p>
-    <w:p>
-      <w:pPr>
-        <w:spacing w:before="0" w:after="0"/>
-        <w:ind w:left="1134" w:firstLine="0"/>
-      </w:pPr>
-      <w:r>
-        <w:t>Vestidores, pasillos, cafetería, cuarto de entrenamientos, salas de reuniones, lavandería.</w:t>
-      </w:r>
-    </w:p>
-    <w:p>
-      <w:pPr>
-        <w:spacing w:before="0" w:after="0"/>
-        <w:ind w:left="1134" w:firstLine="0"/>
-      </w:pPr>
-    </w:p>
-    <w:p>
-      <w:pPr>
-        <w:spacing w:before="0" w:after="0"/>
-        <w:rPr>
-          <w:b/>
-          <w:bCs/>
-        </w:rPr>
-      </w:pPr>
-      <w:r>
-        <w:rPr>
-          <w:b/>
-          <w:bCs/>
-        </w:rPr>
-        <w:t>Métodos de limpieza</w:t>
-      </w:r>
-    </w:p>
-    <w:p>
-      <w:pPr>
-        <w:spacing w:before="0" w:after="0"/>
-      </w:pPr>
-      <w:r>
-        <w:t>Existen dos métodos de limpieza:</w:t>
-      </w:r>
-    </w:p>
-    <w:p>
-      <w:pPr>
-        <w:pStyle w:val="Prrafodelista"/>
-        <w:numPr>
-          <w:ilvl w:val="0"/>
-          <w:numId w:val="24"/>
-        </w:numPr>
-        <w:spacing w:before="0" w:after="0"/>
-        <w:ind w:left="1134"/>
-        <w:rPr>
-          <w:b/>
-          <w:bCs/>
-        </w:rPr>
-      </w:pPr>
-      <w:r>
-        <w:rPr>
-          <w:b/>
-          <w:bCs/>
-        </w:rPr>
-        <w:t>Limpieza en húmedo</w:t>
-      </w:r>
-    </w:p>
-    <w:p>
-      <w:pPr>
-        <w:spacing w:before="0" w:after="0"/>
-        <w:ind w:left="708" w:firstLine="426"/>
-      </w:pPr>
-      <w:r>
-        <w:t xml:space="preserve">Utiliza detergentes y agua. Se usan los siguientes procedimientos: </w:t>
-      </w:r>
-      <w:r>
-        <w:t>p</w:t>
-      </w:r>
-      <w:r>
-        <w:t>reenjuague para eliminar la suciedad y ablandarla, de tal manera que luego sea fácilmente contrarrestada por el detergente. Luego viene la limpieza con el detergente en la que se pueden tener a disposición compuestos para efectuar la limpieza, como lo son álcalis, fosfatos, ácidos, humectantes y agentes quelantes; cada compuesto se aplica según sea la necesidad.</w:t>
-      </w:r>
-    </w:p>
-    <w:p>
-      <w:pPr>
-        <w:pStyle w:val="Prrafodelista"/>
-        <w:numPr>
-          <w:ilvl w:val="0"/>
-          <w:numId w:val="24"/>
-        </w:numPr>
-        <w:spacing w:before="0" w:after="0"/>
-        <w:ind w:left="1134"/>
-        <w:rPr>
-          <w:b/>
-          <w:bCs/>
-        </w:rPr>
-      </w:pPr>
-      <w:r>
-        <w:rPr>
-          <w:b/>
-          <w:bCs/>
-        </w:rPr>
-        <w:t>Limpieza en seco</w:t>
-      </w:r>
-    </w:p>
-    <w:p>
-      <w:pPr>
-        <w:spacing w:before="0" w:after="0"/>
-        <w:ind w:left="708" w:firstLine="426"/>
-      </w:pPr>
-      <w:r>
-        <w:t>Elimina la suciedad seca sin usar agua; se puede desarrollar a través de aspiradora, soplador (aire a presión), escoba, cepillo, raspador, etc.</w:t>
-      </w:r>
-    </w:p>
-    <w:p>
-      <w:pPr>
-        <w:pStyle w:val="Prrafodelista"/>
-        <w:numPr>
-          <w:ilvl w:val="0"/>
-          <w:numId w:val="24"/>
-        </w:numPr>
-        <w:spacing w:before="0" w:after="0"/>
-        <w:ind w:left="1134"/>
-        <w:rPr>
-          <w:b/>
-          <w:bCs/>
-        </w:rPr>
-      </w:pPr>
-      <w:r>
-        <w:rPr>
-          <w:b/>
-          <w:bCs/>
-        </w:rPr>
-        <w:lastRenderedPageBreak/>
-        <w:t>Desinfección</w:t>
-      </w:r>
-    </w:p>
-    <w:p>
-      <w:pPr>
-        <w:spacing w:before="0" w:after="0"/>
-        <w:ind w:left="708" w:firstLine="426"/>
-      </w:pPr>
-      <w:r>
-        <w:t>Se deben definir planes validados de limpieza y desinfección por cada área y equipo, teniendo en cuenta la frecuencia, método, producto y responsable directo de cada área. Se debe hacer una selección de detergentes y desinfectantes, además de tener claros los datos técnicos y precauciones, con disolución adecuada a la hora de desinfectar. Todas las superficies que entren en contacto con los alimentos incluyen herramientas y guantes, que deben limpiarse y desinfectarse de forma frecuente. Las superficies que se usan para fabricar alimentos de baja humedad deben estar secos y en condiciones sanitarias.</w:t>
-      </w:r>
-    </w:p>
-    <w:p>
-      <w:pPr>
-        <w:pStyle w:val="Prrafodelista"/>
-        <w:numPr>
-          <w:ilvl w:val="0"/>
-          <w:numId w:val="24"/>
-        </w:numPr>
-        <w:spacing w:before="0" w:after="0"/>
-        <w:ind w:left="1134"/>
-        <w:rPr>
-          <w:b/>
-          <w:bCs/>
-        </w:rPr>
-      </w:pPr>
-      <w:r>
-        <w:rPr>
-          <w:b/>
-          <w:bCs/>
-        </w:rPr>
-        <w:t>Monitoreo ambiental</w:t>
-      </w:r>
-    </w:p>
-    <w:p>
-      <w:pPr>
-        <w:spacing w:before="0" w:after="0"/>
-        <w:ind w:left="708" w:firstLine="426"/>
-      </w:pPr>
-      <w:r>
-        <w:t>Las pruebas para el control ambiental son una manera de calcular la efectividad de los procesos sanitarios: evaluar las superficies y aguas de enjuague bioluminiscencia. Proteínas descompuestas: método de detección colorimétrico (verde, gris, púrpura). Se deben tener claro cuáles son los puntos de monitoreo, los tanques de almacenamiento, las conexiones en sistemas, los cortadores.</w:t>
-      </w:r>
-    </w:p>
-    <w:p>
-      <w:pPr>
-        <w:spacing w:before="0" w:after="0"/>
-        <w:ind w:left="1416" w:firstLine="24"/>
-      </w:pPr>
-    </w:p>
-    <w:p>
-      <w:pPr>
-        <w:spacing w:before="0" w:after="0"/>
-        <w:rPr>
-          <w:b/>
-          <w:bCs/>
-        </w:rPr>
-      </w:pPr>
-      <w:r>
-        <w:rPr>
-          <w:b/>
-          <w:bCs/>
-        </w:rPr>
-        <w:t>Guía de control de plagas</w:t>
-      </w:r>
-    </w:p>
-    <w:p>
-      <w:pPr>
-        <w:spacing w:before="0" w:after="0"/>
-        <w:rPr>
-          <w:rFonts w:cs="Calibri"/>
-          <w:lang w:eastAsia="es-CO"/>
-        </w:rPr>
-      </w:pPr>
-      <w:r>
-        <w:rPr>
-          <w:rFonts w:cs="Calibri"/>
-          <w:lang w:eastAsia="es-CO"/>
-        </w:rPr>
-        <w:t>Las plagas traen consigo un riesgo peligroso porque acarrean una gran cantidad de microorganismos y parásitos nocivos a través de su piel, fosas nasales, tracto gastrointestinal y deposiciones, por ello se deben conocer las condiciones de la planta que facilitan la invasión de plagas, especialmente en el almacenamiento de materia prima, depósitos de basura y desperdicios.</w:t>
-      </w:r>
-    </w:p>
-    <w:p>
-      <w:pPr>
-        <w:spacing w:before="0" w:after="0"/>
-        <w:rPr>
-          <w:rFonts w:cs="Calibri"/>
-          <w:lang w:eastAsia="es-CO"/>
-        </w:rPr>
-      </w:pPr>
-      <w:r>
-        <w:rPr>
-          <w:rFonts w:cs="Calibri"/>
-          <w:lang w:eastAsia="es-CO"/>
-        </w:rPr>
-        <w:t>Definiciones para elaborar un Programa de Control de Plagas (PCP):</w:t>
-      </w:r>
-    </w:p>
-    <w:p>
-      <w:pPr>
-        <w:pStyle w:val="Prrafodelista"/>
-        <w:numPr>
-          <w:ilvl w:val="0"/>
-          <w:numId w:val="37"/>
-        </w:numPr>
-        <w:spacing w:before="0" w:after="0"/>
-        <w:rPr>
-          <w:rFonts w:cs="Calibri"/>
-          <w:lang w:eastAsia="es-CO"/>
-        </w:rPr>
-      </w:pPr>
-      <w:r>
-        <w:rPr>
-          <w:b/>
-          <w:bCs/>
-        </w:rPr>
-        <w:t>Plaga</w:t>
-      </w:r>
-      <w:r>
-        <w:rPr>
-          <w:rFonts w:cs="Calibri"/>
-          <w:b/>
-          <w:bCs/>
-          <w:lang w:eastAsia="es-CO"/>
-        </w:rPr>
-        <w:t>:</w:t>
-      </w:r>
-      <w:r>
-        <w:rPr>
-          <w:rFonts w:cs="Calibri"/>
-          <w:lang w:eastAsia="es-CO"/>
-        </w:rPr>
-        <w:t xml:space="preserve"> especie que puede llegar hacer mucho daño, siendo una amenaza para la empresa y la PPA, especialmente cuando se encuentra en gran cantidad.</w:t>
-      </w:r>
-    </w:p>
-    <w:p>
-      <w:pPr>
-        <w:pStyle w:val="Prrafodelista"/>
-        <w:numPr>
-          <w:ilvl w:val="0"/>
-          <w:numId w:val="37"/>
-        </w:numPr>
-        <w:spacing w:before="0" w:after="0"/>
-        <w:rPr>
-          <w:rFonts w:cs="Calibri"/>
-          <w:lang w:eastAsia="es-CO"/>
-        </w:rPr>
-      </w:pPr>
-      <w:r>
-        <w:rPr>
-          <w:rFonts w:cs="Calibri"/>
-          <w:b/>
-          <w:bCs/>
-          <w:lang w:eastAsia="es-CO"/>
-        </w:rPr>
-        <w:lastRenderedPageBreak/>
-        <w:t>Cebo:</w:t>
-      </w:r>
-      <w:r>
-        <w:rPr>
-          <w:rFonts w:cs="Calibri"/>
-          <w:lang w:eastAsia="es-CO"/>
-        </w:rPr>
-        <w:t xml:space="preserve"> es un veneno que se prepara en forma de comida y que va dirigida a las plagas para poderlas exterminar.</w:t>
-      </w:r>
-    </w:p>
-    <w:p>
-      <w:pPr>
-        <w:pStyle w:val="Prrafodelista"/>
-        <w:numPr>
-          <w:ilvl w:val="0"/>
-          <w:numId w:val="37"/>
-        </w:numPr>
-        <w:spacing w:before="0" w:after="0"/>
-        <w:rPr>
-          <w:rFonts w:cs="Calibri"/>
-          <w:lang w:eastAsia="es-CO"/>
-        </w:rPr>
-      </w:pPr>
-      <w:r>
-        <w:rPr>
-          <w:rFonts w:cs="Calibri"/>
-          <w:b/>
-          <w:bCs/>
-          <w:lang w:eastAsia="es-CO"/>
-        </w:rPr>
-        <w:t>Cebar:</w:t>
-      </w:r>
-      <w:r>
-        <w:rPr>
-          <w:rFonts w:cs="Calibri"/>
-          <w:lang w:eastAsia="es-CO"/>
-        </w:rPr>
-        <w:t xml:space="preserve"> poner el cebo seleccionado de manera que sea ingerido por la plaga.</w:t>
-      </w:r>
-    </w:p>
-    <w:p>
-      <w:pPr>
-        <w:pStyle w:val="Prrafodelista"/>
-        <w:numPr>
-          <w:ilvl w:val="0"/>
-          <w:numId w:val="37"/>
-        </w:numPr>
-        <w:spacing w:before="0" w:after="0"/>
-        <w:rPr>
-          <w:rFonts w:cs="Calibri"/>
-          <w:lang w:eastAsia="es-CO"/>
-        </w:rPr>
-      </w:pPr>
-      <w:r>
-        <w:rPr>
-          <w:rFonts w:cs="Calibri"/>
-          <w:b/>
-          <w:bCs/>
-          <w:lang w:eastAsia="es-CO"/>
-        </w:rPr>
-        <w:t>Infestación:</w:t>
-      </w:r>
-      <w:r>
-        <w:rPr>
-          <w:rFonts w:cs="Calibri"/>
-          <w:lang w:eastAsia="es-CO"/>
-        </w:rPr>
-        <w:t xml:space="preserve"> número alto de individuos que tiene una plaga y que es nocivo para la PPA.</w:t>
-      </w:r>
-    </w:p>
-    <w:p>
-      <w:pPr>
-        <w:pStyle w:val="Prrafodelista"/>
-        <w:numPr>
-          <w:ilvl w:val="0"/>
-          <w:numId w:val="37"/>
-        </w:numPr>
-        <w:spacing w:before="0" w:after="0"/>
-        <w:rPr>
-          <w:rFonts w:cs="Calibri"/>
-          <w:lang w:eastAsia="es-CO"/>
-        </w:rPr>
-      </w:pPr>
-      <w:r>
-        <w:rPr>
-          <w:rFonts w:cs="Calibri"/>
-          <w:b/>
-          <w:bCs/>
-          <w:lang w:eastAsia="es-CO"/>
-        </w:rPr>
-        <w:t>Plaguicida:</w:t>
-      </w:r>
-      <w:r>
-        <w:rPr>
-          <w:rFonts w:cs="Calibri"/>
-          <w:lang w:eastAsia="es-CO"/>
-        </w:rPr>
-        <w:t xml:space="preserve"> sustancia destinada para la prevención o el control de plagas.</w:t>
-      </w:r>
-    </w:p>
-    <w:p>
-      <w:pPr>
-        <w:pStyle w:val="Prrafodelista"/>
-        <w:numPr>
-          <w:ilvl w:val="0"/>
-          <w:numId w:val="37"/>
-        </w:numPr>
-        <w:spacing w:before="0" w:after="0"/>
-        <w:rPr>
-          <w:rFonts w:cs="Calibri"/>
-          <w:lang w:eastAsia="es-CO"/>
-        </w:rPr>
-      </w:pPr>
-      <w:r>
-        <w:rPr>
-          <w:rFonts w:cs="Calibri"/>
-          <w:b/>
-          <w:bCs/>
-          <w:lang w:eastAsia="es-CO"/>
-        </w:rPr>
-        <w:t>Rodenticida:</w:t>
-      </w:r>
-      <w:r>
-        <w:rPr>
-          <w:rFonts w:cs="Calibri"/>
-          <w:lang w:eastAsia="es-CO"/>
-        </w:rPr>
-        <w:t xml:space="preserve"> plaguicida que sirve para controlar roedores, ratones y ratas.</w:t>
-      </w:r>
-    </w:p>
-    <w:p>
-      <w:pPr>
-        <w:pStyle w:val="Prrafodelista"/>
-        <w:numPr>
-          <w:ilvl w:val="0"/>
-          <w:numId w:val="37"/>
-        </w:numPr>
-        <w:spacing w:before="0" w:after="0"/>
-        <w:rPr>
-          <w:rFonts w:cs="Calibri"/>
-          <w:lang w:eastAsia="es-CO"/>
-        </w:rPr>
-      </w:pPr>
-      <w:r>
-        <w:rPr>
-          <w:rFonts w:cs="Calibri"/>
-          <w:b/>
-          <w:bCs/>
-          <w:lang w:eastAsia="es-CO"/>
-        </w:rPr>
-        <w:t>Raticida:</w:t>
-      </w:r>
-      <w:r>
-        <w:rPr>
-          <w:rFonts w:cs="Calibri"/>
-          <w:lang w:eastAsia="es-CO"/>
-        </w:rPr>
-        <w:t xml:space="preserve"> rodenticida que controla solamente ratas.</w:t>
-      </w:r>
-    </w:p>
-    <w:p>
-      <w:pPr>
-        <w:pStyle w:val="Prrafodelista"/>
-        <w:numPr>
-          <w:ilvl w:val="0"/>
-          <w:numId w:val="37"/>
-        </w:numPr>
-        <w:spacing w:before="0" w:after="0"/>
-        <w:rPr>
-          <w:rFonts w:cs="Calibri"/>
-          <w:lang w:eastAsia="es-CO"/>
-        </w:rPr>
-      </w:pPr>
-      <w:r>
-        <w:rPr>
-          <w:rFonts w:cs="Calibri"/>
-          <w:b/>
-          <w:bCs/>
-          <w:lang w:eastAsia="es-CO"/>
-        </w:rPr>
-        <w:t>Fumigación:</w:t>
-      </w:r>
-      <w:r>
-        <w:rPr>
-          <w:rFonts w:cs="Calibri"/>
-          <w:lang w:eastAsia="es-CO"/>
-        </w:rPr>
-        <w:t xml:space="preserve"> método rápido para controlar las plagas como, por ejemplo, cianuro de calcio y fosfuro de hidrógeno.</w:t>
-      </w:r>
-    </w:p>
-    <w:p>
-      <w:pPr>
-        <w:pStyle w:val="Prrafodelista"/>
-        <w:spacing w:before="0" w:after="0"/>
-        <w:ind w:left="993" w:firstLine="0"/>
-        <w:rPr>
-          <w:rFonts w:cs="Calibri"/>
-          <w:lang w:eastAsia="es-CO"/>
-        </w:rPr>
-      </w:pPr>
-    </w:p>
-    <w:p>
-      <w:pPr>
-        <w:spacing w:before="0" w:after="0"/>
-        <w:rPr>
-          <w:rFonts w:cs="Calibri"/>
-          <w:lang w:eastAsia="es-CO"/>
-        </w:rPr>
-      </w:pPr>
-      <w:r>
-        <w:rPr>
-          <w:rFonts w:cs="Calibri"/>
-          <w:lang w:eastAsia="es-CO"/>
-        </w:rPr>
-        <w:t>La gerencia del control de calidad de la planta es la que se encarga del control de plagas. La empresa debe asignar a una persona que se encargue de la Planeación y Control de Producción (PCP), quien tendrá la autoridad para requerir la ayuda del personal y supervisar el programa. Esta persona se debe capacitar en la manipulación de plaguicidas y control de plagas y su responsabilidad es mantener limpios y seguros los alrededores de la planta y su interior. Además, debe conocer si la planta está ubicada en sitios donde los sistemas de limpieza sean deficientes y donde se almacene una gran cantidad de desperdicios.</w:t>
-      </w:r>
-    </w:p>
-    <w:p>
-      <w:pPr>
-        <w:spacing w:before="0" w:after="0"/>
-        <w:rPr>
-          <w:rFonts w:cs="Calibri"/>
-          <w:b/>
-          <w:bCs/>
-          <w:lang w:eastAsia="es-CO"/>
-        </w:rPr>
-      </w:pPr>
-      <w:r>
-        <w:rPr>
-          <w:rFonts w:cs="Calibri"/>
-          <w:b/>
-          <w:bCs/>
-          <w:lang w:eastAsia="es-CO"/>
-        </w:rPr>
-        <w:t>Medidas preventivas</w:t>
-      </w:r>
-    </w:p>
-    <w:p>
-      <w:pPr>
-        <w:pStyle w:val="Prrafodelista"/>
-        <w:numPr>
-          <w:ilvl w:val="0"/>
-          <w:numId w:val="38"/>
-        </w:numPr>
-        <w:spacing w:before="0" w:after="0"/>
-        <w:rPr>
-          <w:rFonts w:cs="Calibri"/>
-          <w:lang w:eastAsia="es-CO"/>
-        </w:rPr>
-      </w:pPr>
-      <w:r>
-        <w:rPr>
-          <w:rFonts w:cs="Calibri"/>
-          <w:lang w:eastAsia="es-CO"/>
-        </w:rPr>
-        <w:t>Evitar la entrada de plagas al interior de la planta de alimento.</w:t>
-      </w:r>
-    </w:p>
-    <w:p>
-      <w:pPr>
-        <w:pStyle w:val="Prrafodelista"/>
-        <w:numPr>
-          <w:ilvl w:val="0"/>
-          <w:numId w:val="38"/>
-        </w:numPr>
-        <w:spacing w:before="0" w:after="0"/>
-        <w:rPr>
-          <w:rFonts w:cs="Calibri"/>
-          <w:lang w:eastAsia="es-CO"/>
-        </w:rPr>
-      </w:pPr>
-      <w:r>
-        <w:rPr>
-          <w:rFonts w:cs="Calibri"/>
-          <w:lang w:eastAsia="es-CO"/>
-        </w:rPr>
-        <w:t>Limitar el acceso directo a las zonas donde se encuentran los alimentos.</w:t>
-      </w:r>
-    </w:p>
-    <w:p>
-      <w:pPr>
-        <w:pStyle w:val="Prrafodelista"/>
-        <w:numPr>
-          <w:ilvl w:val="0"/>
-          <w:numId w:val="38"/>
-        </w:numPr>
-        <w:spacing w:before="0" w:after="0"/>
-        <w:rPr>
-          <w:rFonts w:cs="Calibri"/>
-          <w:lang w:eastAsia="es-CO"/>
-        </w:rPr>
-      </w:pPr>
-      <w:r>
-        <w:rPr>
-          <w:rFonts w:cs="Calibri"/>
-          <w:lang w:eastAsia="es-CO"/>
-        </w:rPr>
-        <w:t>Eliminar ambientes favorables que permitan la proliferación y desarrollo de plagas.</w:t>
-      </w:r>
-    </w:p>
-    <w:p>
-      <w:pPr>
-        <w:pStyle w:val="Prrafodelista"/>
-        <w:numPr>
-          <w:ilvl w:val="0"/>
-          <w:numId w:val="38"/>
-        </w:numPr>
-        <w:spacing w:before="0" w:after="0"/>
-        <w:rPr>
-          <w:rFonts w:cs="Calibri"/>
-          <w:lang w:eastAsia="es-CO"/>
-        </w:rPr>
-      </w:pPr>
-      <w:r>
-        <w:rPr>
-          <w:rFonts w:cs="Calibri"/>
-          <w:lang w:eastAsia="es-CO"/>
-        </w:rPr>
-        <w:t>Diligencia rigurosa del programa de limpieza y desinfección.</w:t>
-      </w:r>
-    </w:p>
-    <w:p>
-      <w:pPr>
-        <w:spacing w:before="0" w:after="0"/>
-        <w:rPr>
-          <w:rFonts w:cs="Calibri"/>
-          <w:b/>
-          <w:bCs/>
-          <w:lang w:eastAsia="es-CO"/>
-        </w:rPr>
-      </w:pPr>
-      <w:r>
-        <w:rPr>
-          <w:rFonts w:cs="Calibri"/>
-          <w:b/>
-          <w:bCs/>
-          <w:lang w:eastAsia="es-CO"/>
-        </w:rPr>
-        <w:lastRenderedPageBreak/>
-        <w:t>Medidas correctivas</w:t>
-      </w:r>
-    </w:p>
-    <w:p>
-      <w:pPr>
-        <w:pStyle w:val="Prrafodelista"/>
-        <w:numPr>
-          <w:ilvl w:val="0"/>
-          <w:numId w:val="39"/>
-        </w:numPr>
-        <w:spacing w:before="0" w:after="0"/>
-        <w:rPr>
-          <w:rFonts w:cs="Calibri"/>
-          <w:lang w:eastAsia="es-CO"/>
-        </w:rPr>
-      </w:pPr>
-      <w:r>
-        <w:rPr>
-          <w:rFonts w:cs="Calibri"/>
-          <w:b/>
-          <w:bCs/>
-          <w:lang w:eastAsia="es-CO"/>
-        </w:rPr>
-        <w:t>Contra roedores:</w:t>
-      </w:r>
-      <w:r>
-        <w:rPr>
-          <w:rFonts w:cs="Calibri"/>
-          <w:lang w:eastAsia="es-CO"/>
-        </w:rPr>
-        <w:t xml:space="preserve"> trampas y rodenticidas anticoagulantes.</w:t>
-      </w:r>
-    </w:p>
-    <w:p>
-      <w:pPr>
-        <w:pStyle w:val="Prrafodelista"/>
-        <w:numPr>
-          <w:ilvl w:val="0"/>
-          <w:numId w:val="39"/>
-        </w:numPr>
-        <w:spacing w:before="0" w:after="0"/>
-        <w:rPr>
-          <w:rFonts w:cs="Calibri"/>
-          <w:lang w:eastAsia="es-CO"/>
-        </w:rPr>
-      </w:pPr>
-      <w:r>
-        <w:rPr>
-          <w:rFonts w:cs="Calibri"/>
-          <w:b/>
-          <w:bCs/>
-          <w:lang w:eastAsia="es-CO"/>
-        </w:rPr>
-        <w:t>Contra cucarachas:</w:t>
-      </w:r>
-      <w:r>
-        <w:rPr>
-          <w:rFonts w:cs="Calibri"/>
-          <w:lang w:eastAsia="es-CO"/>
-        </w:rPr>
-        <w:t xml:space="preserve"> insecticidas piretroides y del grupo fosforado.</w:t>
-      </w:r>
-    </w:p>
-    <w:p>
-      <w:pPr>
-        <w:pStyle w:val="Prrafodelista"/>
-        <w:numPr>
-          <w:ilvl w:val="0"/>
-          <w:numId w:val="39"/>
-        </w:numPr>
-        <w:spacing w:before="0" w:after="0"/>
-        <w:rPr>
-          <w:rFonts w:cs="Calibri"/>
-          <w:lang w:eastAsia="es-CO"/>
-        </w:rPr>
-      </w:pPr>
-      <w:r>
-        <w:rPr>
-          <w:rFonts w:cs="Calibri"/>
-          <w:b/>
-          <w:bCs/>
-          <w:lang w:eastAsia="es-CO"/>
-        </w:rPr>
-        <w:t>Contra moscas:</w:t>
-      </w:r>
-      <w:r>
-        <w:rPr>
-          <w:rFonts w:cs="Calibri"/>
-          <w:lang w:eastAsia="es-CO"/>
-        </w:rPr>
-        <w:t xml:space="preserve"> insecticidas similares y trampas eléctricas, luz UV. Las aves son portadores de enfermedades y parásitos peligrosos para la salud (Amagua, Coronel, Quintana y Reyes, 2016).</w:t>
-      </w:r>
-    </w:p>
-    <w:p>
-      <w:pPr>
-        <w:pStyle w:val="Prrafodelista"/>
-        <w:spacing w:before="0" w:after="0"/>
-        <w:ind w:left="1134" w:firstLine="0"/>
-        <w:rPr>
-          <w:rFonts w:cs="Calibri"/>
-          <w:lang w:eastAsia="es-CO"/>
-        </w:rPr>
-      </w:pPr>
-    </w:p>
-    <w:p>
-      <w:pPr>
-        <w:pStyle w:val="Ttulo2"/>
-      </w:pPr>
-      <w:bookmarkStart w:id="20" w:name="_Toc237513016"/>
-      <w:r>
-        <w:t xml:space="preserve">2.6. </w:t>
-      </w:r>
-      <w:r>
-        <w:t>Las demostraciones</w:t>
-      </w:r>
-      <w:bookmarkEnd w:id="20"/>
-    </w:p>
-    <w:p>
-      <w:pPr>
-        <w:spacing w:before="0" w:after="0"/>
-        <w:rPr>
-          <w:lang w:eastAsia="es-CO"/>
-        </w:rPr>
-      </w:pPr>
-      <w:r>
-        <w:rPr>
-          <w:lang w:eastAsia="es-CO"/>
-        </w:rPr>
-        <w:t>La convicción es un tema vital en el proceso de ventas. La convicción radica en mostrar pruebas, hechos que comprueben lo que se afirma por parte de la empresa, bien sea publicitariamente o a través del equipo de la fuerza de ventas. Por eso al cliente se le debe convencer, pero muy importante, entusiasmarlo a la compra, de lo contrario sería inútil e improductivo. El cliente no solo debe estar convencido de las características del producto, sino, más importante aún, de las ventajas y beneficios que este le proporciona al comprarlo. Por ello, la demostración es una acción vital y decisiva a través de la cual el vendedor puede persuadir a sus clientes.</w:t>
-      </w:r>
-    </w:p>
-    <w:p>
-      <w:pPr>
-        <w:spacing w:before="0" w:after="0"/>
-        <w:rPr>
-          <w:lang w:eastAsia="es-CO"/>
-        </w:rPr>
-      </w:pPr>
-      <w:r>
-        <w:rPr>
-          <w:lang w:eastAsia="es-CO"/>
-        </w:rPr>
-        <w:t>La demostración debe reunir estas cuatro características básicas:</w:t>
+        <w:t>Comprensión:</w:t>
+      </w:r>
+      <w:r>
+        <w:rPr>
+          <w:b/>
+          <w:bCs/>
+        </w:rPr>
+        <w:t xml:space="preserve"> </w:t>
+      </w:r>
+      <w:r>
+        <w:t>entender qué tipo de producto es.</w:t>
       </w:r>
     </w:p>
     <w:p>
@@ -12902,13 +11981,13 @@
           <w:bCs/>
           <w:lang w:eastAsia="es-CO"/>
         </w:rPr>
-        <w:t>Comprensión:</w:t>
-      </w:r>
-      <w:r>
-        <w:rPr>
-          <w:lang w:eastAsia="es-CO"/>
-        </w:rPr>
-        <w:t xml:space="preserve"> entender qué tipo de producto es.</w:t>
+        <w:t>Interés:</w:t>
+      </w:r>
+      <w:r>
+        <w:rPr>
+          <w:lang w:eastAsia="es-CO"/>
+        </w:rPr>
+        <w:t xml:space="preserve"> generar el deseo de saber más acerca del producto.</w:t>
       </w:r>
     </w:p>
     <w:p>
@@ -12929,13 +12008,13 @@
           <w:bCs/>
           <w:lang w:eastAsia="es-CO"/>
         </w:rPr>
-        <w:t>Interés:</w:t>
-      </w:r>
-      <w:r>
-        <w:rPr>
-          <w:lang w:eastAsia="es-CO"/>
-        </w:rPr>
-        <w:t xml:space="preserve"> generar el deseo de saber más acerca del producto.</w:t>
+        <w:t>Credulidad:</w:t>
+      </w:r>
+      <w:r>
+        <w:rPr>
+          <w:lang w:eastAsia="es-CO"/>
+        </w:rPr>
+        <w:t xml:space="preserve"> confiar en las ventajas del producto.</w:t>
       </w:r>
     </w:p>
     <w:p>
@@ -12956,33 +12035,6 @@
           <w:bCs/>
           <w:lang w:eastAsia="es-CO"/>
         </w:rPr>
-        <w:t>Credulidad:</w:t>
-      </w:r>
-      <w:r>
-        <w:rPr>
-          <w:lang w:eastAsia="es-CO"/>
-        </w:rPr>
-        <w:t xml:space="preserve"> confiar en las ventajas del producto.</w:t>
-      </w:r>
-    </w:p>
-    <w:p>
-      <w:pPr>
-        <w:pStyle w:val="Prrafodelista"/>
-        <w:numPr>
-          <w:ilvl w:val="0"/>
-          <w:numId w:val="40"/>
-        </w:numPr>
-        <w:spacing w:before="0" w:after="0"/>
-        <w:rPr>
-          <w:lang w:eastAsia="es-CO"/>
-        </w:rPr>
-      </w:pPr>
-      <w:r>
-        <w:rPr>
-          <w:b/>
-          <w:bCs/>
-          <w:lang w:eastAsia="es-CO"/>
-        </w:rPr>
         <w:t>Persuasión:</w:t>
       </w:r>
       <w:r>
@@ -13011,14 +12063,8 @@
         <w:rPr>
           <w:lang w:eastAsia="es-CO"/>
         </w:rPr>
-        <w:t xml:space="preserve">Entonces, a la hora de la convicción, se requiere de un factor que refuerce los argumentos en una venta, y ese factor se llama “demostración”. Sin la demostración se </w:t>
-      </w:r>
-      <w:r>
-        <w:rPr>
-          <w:lang w:eastAsia="es-CO"/>
-        </w:rPr>
         <w:lastRenderedPageBreak/>
-        <w:t>hace complejo poder llegar al cierre de una compra (Universidad América Latina - UAL, 2021).</w:t>
+        <w:t>Entonces, a la hora de la convicción, se requiere de un factor que refuerce los argumentos en una venta, y ese factor se llama “demostración”. Sin la demostración se hace complejo poder llegar al cierre de una compra (Universidad América Latina - UAL, 2021).</w:t>
       </w:r>
     </w:p>
     <w:p>
@@ -13206,6 +12252,7 @@
         <w:rPr>
           <w:lang w:eastAsia="es-CO"/>
         </w:rPr>
+        <w:lastRenderedPageBreak/>
         <w:t>Ahorra tiempo al exponer de manera personalizada las ventajas y beneficios del producto.</w:t>
       </w:r>
     </w:p>
@@ -13226,7 +12273,6 @@
           <w:bCs/>
           <w:lang w:eastAsia="es-CO"/>
         </w:rPr>
-        <w:lastRenderedPageBreak/>
         <w:t>La demostración como medio promocional de ventas</w:t>
       </w:r>
     </w:p>
@@ -13281,7 +12327,7 @@
           <w:bCs/>
           <w:lang w:eastAsia="es-CO"/>
         </w:rPr>
-        <w:t>Preguntarse. ¿Qué se puede mostrar al cliente para realzar la presentación?</w:t>
+        <w:t>Preguntarse: ¿Qué se puede mostrar al cliente para realzar la presentación?</w:t>
       </w:r>
     </w:p>
     <w:p>
@@ -13297,14 +12343,6 @@
         </w:rPr>
         <w:t>Es fundamental contar con, videos, imágenes, fotografías, multimedia y presentaciones digitales, con las cuales se puede hacer la demostración más efectiva. Incluso, un testimonio de un cliente satisfecho puede ser muy convincente.</w:t>
       </w:r>
-    </w:p>
-    <w:p>
-      <w:pPr>
-        <w:spacing w:before="0" w:after="0"/>
-        <w:rPr>
-          <w:lang w:eastAsia="es-CO"/>
-        </w:rPr>
-      </w:pPr>
     </w:p>
     <w:p>
       <w:pPr>
@@ -13360,6 +12398,7 @@
     <w:p>
       <w:pPr>
         <w:spacing w:before="0" w:after="0"/>
+        <w:ind w:left="709" w:firstLine="707"/>
         <w:rPr>
           <w:lang w:eastAsia="es-CO"/>
         </w:rPr>
@@ -13370,14 +12409,6 @@
         </w:rPr>
         <w:t>La práctica hace al maestro. La educación es un proceso activo, por eso, cuanto más se realice una labor, más, aprenderá.</w:t>
       </w:r>
-    </w:p>
-    <w:p>
-      <w:pPr>
-        <w:spacing w:before="0" w:after="0"/>
-        <w:rPr>
-          <w:lang w:eastAsia="es-CO"/>
-        </w:rPr>
-      </w:pPr>
     </w:p>
     <w:p>
       <w:pPr>
@@ -13406,6 +12437,7 @@
     <w:p>
       <w:pPr>
         <w:spacing w:before="0" w:after="0"/>
+        <w:ind w:left="708" w:firstLine="708"/>
         <w:rPr>
           <w:lang w:eastAsia="es-CO"/>
         </w:rPr>
@@ -13443,6 +12475,7 @@
     <w:p>
       <w:pPr>
         <w:spacing w:before="0" w:after="0"/>
+        <w:ind w:left="708" w:firstLine="708"/>
         <w:rPr>
           <w:lang w:eastAsia="es-CO"/>
         </w:rPr>
@@ -13480,6 +12513,7 @@
     <w:p>
       <w:pPr>
         <w:spacing w:before="0" w:after="0"/>
+        <w:ind w:left="708"/>
         <w:rPr>
           <w:lang w:eastAsia="es-CO"/>
         </w:rPr>
@@ -13544,7 +12578,7 @@
     <w:p>
       <w:pPr>
         <w:spacing w:before="0" w:after="0"/>
-        <w:ind w:left="708" w:firstLine="426"/>
+        <w:ind w:left="1134" w:firstLine="0"/>
         <w:rPr>
           <w:lang w:eastAsia="es-CO"/>
         </w:rPr>
@@ -13583,7 +12617,7 @@
     <w:p>
       <w:pPr>
         <w:spacing w:before="0" w:after="0"/>
-        <w:ind w:left="708" w:firstLine="426"/>
+        <w:ind w:left="1134" w:firstLine="0"/>
         <w:rPr>
           <w:lang w:eastAsia="es-CO"/>
         </w:rPr>
@@ -13629,7 +12663,7 @@
     <w:p>
       <w:pPr>
         <w:spacing w:before="0" w:after="0"/>
-        <w:ind w:left="708" w:firstLine="426"/>
+        <w:ind w:left="1134" w:firstLine="0"/>
         <w:rPr>
           <w:lang w:eastAsia="es-CO"/>
         </w:rPr>
@@ -13668,7 +12702,7 @@
     <w:p>
       <w:pPr>
         <w:spacing w:before="0" w:after="0"/>
-        <w:ind w:left="708" w:firstLine="426"/>
+        <w:ind w:left="1134" w:firstLine="0"/>
         <w:rPr>
           <w:lang w:eastAsia="es-CO"/>
         </w:rPr>
@@ -13707,7 +12741,7 @@
     <w:p>
       <w:pPr>
         <w:spacing w:before="0" w:after="0"/>
-        <w:ind w:left="708" w:firstLine="426"/>
+        <w:ind w:left="1134" w:firstLine="0"/>
         <w:rPr>
           <w:lang w:eastAsia="es-CO"/>
         </w:rPr>
@@ -13746,7 +12780,7 @@
     <w:p>
       <w:pPr>
         <w:spacing w:before="0" w:after="0"/>
-        <w:ind w:left="708" w:firstLine="426"/>
+        <w:ind w:left="1134" w:firstLine="0"/>
         <w:rPr>
           <w:lang w:eastAsia="es-CO"/>
         </w:rPr>
@@ -13757,24 +12791,6 @@
         </w:rPr>
         <w:t>Es cuando se da la oportunidad de experimentar el producto al posible cliente. No se regala, se prueba para que el cliente lo tenga en mano y lo pueda sentir. Videojuegos, televisores y productos de tecnología usan esta herramienta.</w:t>
       </w:r>
-    </w:p>
-    <w:p>
-      <w:pPr>
-        <w:spacing w:before="0" w:after="0"/>
-        <w:ind w:left="708" w:firstLine="426"/>
-        <w:rPr>
-          <w:lang w:eastAsia="es-CO"/>
-        </w:rPr>
-      </w:pPr>
-    </w:p>
-    <w:p>
-      <w:pPr>
-        <w:spacing w:before="0" w:after="0"/>
-        <w:ind w:left="708" w:firstLine="426"/>
-        <w:rPr>
-          <w:lang w:eastAsia="es-CO"/>
-        </w:rPr>
-      </w:pPr>
     </w:p>
     <w:p>
       <w:pPr>
@@ -14067,7 +13083,7 @@
       <w:pPr>
         <w:pStyle w:val="Ttulo2"/>
       </w:pPr>
-      <w:bookmarkStart w:id="21" w:name="_Toc237513017"/>
+      <w:bookmarkStart w:id="21" w:name="_Toc238548214"/>
       <w:r>
         <w:t xml:space="preserve">2.7. </w:t>
       </w:r>
@@ -14127,7 +13143,7 @@
         <w:rPr>
           <w:lang w:eastAsia="es-CO"/>
         </w:rPr>
-        <w:t>Las siguientes son tres consideraciones que es vital tenerla en cuenta al implementar un plan de degustación:</w:t>
+        <w:t>Las siguientes son tres consideraciones que es vital tener en cuenta al implementar un plan de degustación:</w:t>
       </w:r>
     </w:p>
     <w:p>
@@ -14156,7 +13172,7 @@
     <w:p>
       <w:pPr>
         <w:spacing w:before="0" w:after="0"/>
-        <w:ind w:left="708" w:firstLine="361"/>
+        <w:ind w:left="1069" w:firstLine="0"/>
         <w:rPr>
           <w:lang w:eastAsia="es-CO"/>
         </w:rPr>
@@ -14194,7 +13210,7 @@
     <w:p>
       <w:pPr>
         <w:spacing w:before="0" w:after="0"/>
-        <w:ind w:left="708" w:firstLine="361"/>
+        <w:ind w:left="1069" w:firstLine="0"/>
         <w:rPr>
           <w:lang w:eastAsia="es-CO"/>
         </w:rPr>
@@ -14255,7 +13271,7 @@
     <w:p>
       <w:pPr>
         <w:spacing w:before="0" w:after="0"/>
-        <w:ind w:left="708" w:firstLine="361"/>
+        <w:ind w:left="1069" w:firstLine="0"/>
         <w:rPr>
           <w:lang w:eastAsia="es-CO"/>
         </w:rPr>
@@ -14304,7 +13320,7 @@
           <w:kern w:val="2"/>
         </w:rPr>
       </w:pPr>
-      <w:bookmarkStart w:id="22" w:name="_Toc237513018"/>
+      <w:bookmarkStart w:id="22" w:name="_Toc238548215"/>
       <w:r>
         <w:lastRenderedPageBreak/>
         <w:t xml:space="preserve">3. </w:t>
@@ -14379,12 +13395,18 @@
       <w:pPr>
         <w:pStyle w:val="Ttulo2"/>
       </w:pPr>
-      <w:bookmarkStart w:id="23" w:name="_Toc237513019"/>
+      <w:bookmarkStart w:id="23" w:name="_Toc238548216"/>
       <w:r>
         <w:t xml:space="preserve">3.1. </w:t>
       </w:r>
       <w:r>
-        <w:t>Niveles la comunicación comercial</w:t>
+        <w:t xml:space="preserve">Niveles </w:t>
+      </w:r>
+      <w:r>
+        <w:t xml:space="preserve">de </w:t>
+      </w:r>
+      <w:r>
+        <w:t>la comunicación comercial</w:t>
       </w:r>
       <w:bookmarkEnd w:id="23"/>
     </w:p>
@@ -14611,6 +13633,7 @@
           <w:numId w:val="30"/>
         </w:numPr>
         <w:spacing w:before="0" w:after="0"/>
+        <w:ind w:left="1134"/>
         <w:rPr>
           <w:rFonts w:cs="Calibri"/>
           <w:lang w:eastAsia="es-CO"/>
@@ -14632,6 +13655,7 @@
           <w:numId w:val="30"/>
         </w:numPr>
         <w:spacing w:before="0" w:after="0"/>
+        <w:ind w:left="1134"/>
         <w:rPr>
           <w:rFonts w:cs="Calibri"/>
           <w:lang w:eastAsia="es-CO"/>
@@ -14653,6 +13677,7 @@
           <w:numId w:val="30"/>
         </w:numPr>
         <w:spacing w:before="0" w:after="0"/>
+        <w:ind w:left="1134"/>
         <w:rPr>
           <w:rFonts w:cs="Calibri"/>
           <w:lang w:eastAsia="es-CO"/>
@@ -14674,17 +13699,18 @@
           <w:numId w:val="30"/>
         </w:numPr>
         <w:spacing w:before="0" w:after="0"/>
-        <w:rPr>
-          <w:rFonts w:cs="Calibri"/>
-          <w:lang w:eastAsia="es-CO"/>
-        </w:rPr>
-      </w:pPr>
-      <w:r>
-        <w:rPr>
-          <w:rFonts w:cs="Calibri"/>
-          <w:lang w:eastAsia="es-CO"/>
-        </w:rPr>
-        <w:t xml:space="preserve">Finalmente, se debe adjudicar un presupuesto que sirva para conseguir los objetivos trazados. Además de diseñar un cronograma donde se ordene bien la planeación, los objetivos, las estrategias, las acciones, los responsables y las </w:t>
+        <w:ind w:left="1134"/>
+        <w:rPr>
+          <w:rFonts w:cs="Calibri"/>
+          <w:lang w:eastAsia="es-CO"/>
+        </w:rPr>
+      </w:pPr>
+      <w:r>
+        <w:rPr>
+          <w:rFonts w:cs="Calibri"/>
+          <w:lang w:eastAsia="es-CO"/>
+        </w:rPr>
+        <w:t xml:space="preserve">Finalmente, se debe adjudicar un presupuesto que sirva para conseguir los objetivos trazados. Además de diseñar un cronograma donde se ordene bien </w:t>
       </w:r>
       <w:r>
         <w:rPr>
@@ -14692,7 +13718,7 @@
           <w:lang w:eastAsia="es-CO"/>
         </w:rPr>
         <w:lastRenderedPageBreak/>
-        <w:t>fechas de realización de cada acción, de tal forma que el equipo de trabajo revise, semana tras semana, cuáles son las actividades para desarrollar.</w:t>
+        <w:t>la planeación, los objetivos, las estrategias, las acciones, los responsables y las fechas de realización de cada acción, de tal forma que el equipo de trabajo revise, semana tras semana, cuáles son las actividades para desarrollar.</w:t>
       </w:r>
     </w:p>
     <w:p>
@@ -14760,16 +13786,6 @@
         </w:rPr>
         <w:t>En este apartado de canales y tipos de contacto, se refiere a aquellos medios en los que la empresa le da la oportunidad al cliente de tener una conversación o una interacción. Así entonces, las empresas en la actualidad eligen preferiblemente diferentes canales, en los que pueda existir ese contacto bidireccional con sus clientes, así:</w:t>
       </w:r>
-    </w:p>
-    <w:p>
-      <w:pPr>
-        <w:spacing w:before="0" w:after="0"/>
-        <w:ind w:left="708" w:firstLine="708"/>
-        <w:rPr>
-          <w:rFonts w:cs="Calibri"/>
-          <w:lang w:eastAsia="es-CO"/>
-        </w:rPr>
-      </w:pPr>
     </w:p>
     <w:p>
       <w:pPr>
@@ -14902,20 +13918,7 @@
           <w:rFonts w:cs="Calibri"/>
           <w:lang w:eastAsia="es-CO"/>
         </w:rPr>
-        <w:t xml:space="preserve">Es un medio bastante útil, porque es primordial para interactuar con los clientes y poderles ofrecerles una manera veloz y sin problemas de mantener un contacto directo con la empresa. Su función es la de recibir el primer contacto con un cliente potencial, que por lo general se encuentra ubicado en el sitio </w:t>
-      </w:r>
-      <w:r>
-        <w:rPr>
-          <w:lang w:eastAsia="es-CO"/>
-        </w:rPr>
-        <w:t>web</w:t>
-      </w:r>
-      <w:r>
-        <w:rPr>
-          <w:rFonts w:cs="Calibri"/>
-          <w:lang w:eastAsia="es-CO"/>
-        </w:rPr>
-        <w:t>, y que a partir de ahí comienza la venta, por lo que es una pieza vital en el engranaje para entregar valor a la marca.</w:t>
+        <w:t>Es un medio bastante útil, porque es primordial para interactuar con los clientes y poder ofrecerles una manera veloz y sin problemas de mantener un contacto directo con la empresa. Su función es la de recibir el primer contacto con un cliente potencial, que por lo general se encuentra ubicado en el sitio web, y que a partir de ahí comienza la venta, por lo que es una pieza vital en el engranaje para entregar valor a la marca.</w:t>
       </w:r>
     </w:p>
     <w:p>
@@ -15134,7 +14137,7 @@
       <w:pPr>
         <w:pStyle w:val="Ttulo2"/>
       </w:pPr>
-      <w:bookmarkStart w:id="24" w:name="_Toc237513020"/>
+      <w:bookmarkStart w:id="24" w:name="_Toc238548217"/>
       <w:r>
         <w:t xml:space="preserve">3.2. </w:t>
       </w:r>
@@ -15227,6 +14230,8 @@
         <w:ind w:firstLine="708"/>
         <w:rPr>
           <w:rFonts w:cs="Calibri"/>
+          <w:b/>
+          <w:bCs/>
           <w:lang w:eastAsia="es-CO"/>
         </w:rPr>
       </w:pPr>
@@ -15237,6 +14242,8 @@
         <w:ind w:firstLine="708"/>
         <w:rPr>
           <w:rFonts w:cs="Calibri"/>
+          <w:b/>
+          <w:bCs/>
           <w:lang w:eastAsia="es-CO"/>
         </w:rPr>
       </w:pPr>
@@ -15403,7 +14410,7 @@
           <w:rFonts w:cs="Calibri"/>
           <w:lang w:eastAsia="es-CO"/>
         </w:rPr>
-        <w:t>Esta función es la que hace la diferencia entre un vendedor de un asesor comercial. El asesor no se limita en responder preguntas del cliente, sino que intenta indagar sobre sus necesidades, escuchándolo con atención para ofrecerle la mejor opción, aunque esta pueda ser completamente distinta a la que en principio el cliente buscaba.</w:t>
+        <w:t>Esta función es la que hace la diferencia entre un vendedor y un asesor comercial. El asesor no se limita en responder preguntas del cliente, sino que intenta indagar sobre sus necesidades, escuchándolo con atención para ofrecerle la mejor opción, aunque esta pueda ser completamente distinta a la que en principio el cliente buscaba.</w:t>
       </w:r>
     </w:p>
     <w:p>
@@ -15447,6 +14454,16 @@
         </w:rPr>
         <w:t xml:space="preserve">Es una obligación tener consigo toda la información sobre el producto. Esto lo puede lograr leyendo los instructivos y datos de los productos, pero también probándolos, sintiendo en carne propia los atributos y carencias, usos y precauciones. </w:t>
       </w:r>
+    </w:p>
+    <w:p>
+      <w:pPr>
+        <w:spacing w:before="0" w:after="0"/>
+        <w:ind w:firstLine="708"/>
+        <w:rPr>
+          <w:rFonts w:cs="Calibri"/>
+          <w:lang w:eastAsia="es-CO"/>
+        </w:rPr>
+      </w:pPr>
       <w:r>
         <w:rPr>
           <w:rFonts w:cs="Calibri"/>
@@ -15662,7 +14679,7 @@
       <w:pPr>
         <w:pStyle w:val="Ttulo2"/>
       </w:pPr>
-      <w:bookmarkStart w:id="25" w:name="_Toc237513021"/>
+      <w:bookmarkStart w:id="25" w:name="_Toc238548218"/>
       <w:r>
         <w:t xml:space="preserve">3.3. </w:t>
       </w:r>
@@ -15776,7 +14793,7 @@
     <w:p>
       <w:pPr>
         <w:spacing w:before="0" w:after="0"/>
-        <w:ind w:left="774" w:firstLine="360"/>
+        <w:ind w:left="1134" w:firstLine="0"/>
         <w:rPr>
           <w:rFonts w:cs="Calibri"/>
           <w:lang w:eastAsia="es-CO"/>
@@ -15793,7 +14810,7 @@
     <w:p>
       <w:pPr>
         <w:spacing w:before="0" w:after="0"/>
-        <w:ind w:left="774" w:firstLine="360"/>
+        <w:ind w:left="1134" w:firstLine="0"/>
         <w:rPr>
           <w:rFonts w:cs="Calibri"/>
           <w:lang w:eastAsia="es-CO"/>
@@ -15810,7 +14827,7 @@
     <w:p>
       <w:pPr>
         <w:spacing w:before="0" w:after="0"/>
-        <w:ind w:left="774" w:firstLine="360"/>
+        <w:ind w:left="1134" w:firstLine="0"/>
         <w:rPr>
           <w:rFonts w:cs="Calibri"/>
           <w:lang w:eastAsia="es-CO"/>
@@ -15868,7 +14885,7 @@
     <w:p>
       <w:pPr>
         <w:spacing w:before="0" w:after="0"/>
-        <w:ind w:left="708" w:firstLine="708"/>
+        <w:ind w:left="1134" w:firstLine="0"/>
         <w:rPr>
           <w:rFonts w:cs="Calibri"/>
           <w:lang w:eastAsia="es-CO"/>
@@ -15899,7 +14916,7 @@
     <w:p>
       <w:pPr>
         <w:spacing w:before="0" w:after="0"/>
-        <w:ind w:left="708" w:firstLine="708"/>
+        <w:ind w:left="1134" w:firstLine="0"/>
         <w:rPr>
           <w:rFonts w:cs="Calibri"/>
           <w:lang w:eastAsia="es-CO"/>
@@ -15989,7 +15006,7 @@
     <w:p>
       <w:pPr>
         <w:spacing w:before="0" w:after="0"/>
-        <w:ind w:left="708" w:firstLine="426"/>
+        <w:ind w:left="1080" w:firstLine="0"/>
         <w:rPr>
           <w:rFonts w:cs="Calibri"/>
           <w:lang w:eastAsia="es-CO"/>
@@ -16006,35 +15023,35 @@
     <w:p>
       <w:pPr>
         <w:spacing w:before="0" w:after="0"/>
+        <w:ind w:left="1080" w:firstLine="0"/>
+        <w:rPr>
+          <w:rFonts w:cs="Calibri"/>
+          <w:lang w:eastAsia="es-CO"/>
+        </w:rPr>
+      </w:pPr>
+      <w:r>
+        <w:rPr>
+          <w:rFonts w:cs="Calibri"/>
+          <w:lang w:eastAsia="es-CO"/>
+        </w:rPr>
+        <w:t>Se usan de manera interna para permitir el acercamiento directo con empleados y con clientes reales y potenciales pues en la mayoría de los casos se entregan de manera directa. La marca que los envía a impresión (en este caso, anunciante), brinda a través de este medio una información completa y extensa sobre las características y beneficios del producto. En comparación con los periódicos y revistas tienen bajo costo por impresión en volumen (Arellano, Barrera, Buendía, Castillo y Zamora, 2013).</w:t>
+      </w:r>
+    </w:p>
+    <w:p>
+      <w:pPr>
+        <w:spacing w:before="0" w:after="0"/>
         <w:ind w:left="708" w:firstLine="372"/>
         <w:rPr>
           <w:rFonts w:cs="Calibri"/>
           <w:lang w:eastAsia="es-CO"/>
         </w:rPr>
       </w:pPr>
-      <w:r>
-        <w:rPr>
-          <w:rFonts w:cs="Calibri"/>
-          <w:lang w:eastAsia="es-CO"/>
-        </w:rPr>
-        <w:t>Se usan de manera interna para permitir el acercamiento directo con empleados y con clientes reales y potenciales pues en la mayoría de los casos se entregan de manera directa. La marca que los envía a impresión (en este caso, anunciante), brinda a través de este medio una información completa y extensa sobre las características y beneficios del producto. En comparación con los periódicos y revista tienen bajo costo por impresión en volumen (Arellano, Barrera, Buendía, Castillo y Zamora, 2013).</w:t>
-      </w:r>
-    </w:p>
-    <w:p>
-      <w:pPr>
-        <w:spacing w:before="0" w:after="0"/>
-        <w:ind w:left="708" w:firstLine="372"/>
-        <w:rPr>
-          <w:rFonts w:cs="Calibri"/>
-          <w:lang w:eastAsia="es-CO"/>
-        </w:rPr>
-      </w:pPr>
     </w:p>
     <w:p>
       <w:pPr>
         <w:pStyle w:val="Ttulo2"/>
       </w:pPr>
-      <w:bookmarkStart w:id="26" w:name="_Toc237513022"/>
+      <w:bookmarkStart w:id="26" w:name="_Toc238548219"/>
       <w:r>
         <w:lastRenderedPageBreak/>
         <w:t xml:space="preserve">3.4. </w:t>
@@ -16194,6 +15211,7 @@
           <w:numId w:val="31"/>
         </w:numPr>
         <w:spacing w:before="0" w:after="0"/>
+        <w:ind w:left="1134"/>
         <w:rPr>
           <w:rFonts w:cs="Calibri"/>
           <w:b/>
@@ -16214,7 +15232,7 @@
     <w:p>
       <w:pPr>
         <w:spacing w:before="0" w:after="0"/>
-        <w:ind w:left="1068" w:firstLine="0"/>
+        <w:ind w:left="1134" w:firstLine="0"/>
         <w:rPr>
           <w:rFonts w:cs="Calibri"/>
           <w:lang w:eastAsia="es-CO"/>
@@ -16227,16 +15245,6 @@
         </w:rPr>
         <w:t>Los padres saben que antes de nacer el bebé es muy probable que comiencen a recibir muestras gratuitas de revistas para bebé, cremas, pañales, lociones, ropa, etc. Muy importante, que el cliente reciba la muestra en el momento idóneo y preciso, que es en el momento del nacimiento del bebé.</w:t>
       </w:r>
-    </w:p>
-    <w:p>
-      <w:pPr>
-        <w:spacing w:before="0" w:after="0"/>
-        <w:ind w:left="1068" w:firstLine="0"/>
-        <w:rPr>
-          <w:rFonts w:cs="Calibri"/>
-          <w:lang w:eastAsia="es-CO"/>
-        </w:rPr>
-      </w:pPr>
     </w:p>
     <w:p>
       <w:pPr>
@@ -16246,6 +15254,7 @@
           <w:numId w:val="31"/>
         </w:numPr>
         <w:spacing w:before="0" w:after="0"/>
+        <w:ind w:left="1134"/>
         <w:rPr>
           <w:rFonts w:cs="Calibri"/>
           <w:b/>
@@ -16267,7 +15276,7 @@
     <w:p>
       <w:pPr>
         <w:spacing w:before="0" w:after="0"/>
-        <w:ind w:left="1068" w:firstLine="0"/>
+        <w:ind w:left="1134" w:firstLine="0"/>
         <w:rPr>
           <w:rFonts w:cs="Calibri"/>
           <w:lang w:eastAsia="es-CO"/>
@@ -16289,6 +15298,7 @@
           <w:numId w:val="31"/>
         </w:numPr>
         <w:spacing w:before="0" w:after="0"/>
+        <w:ind w:left="1134"/>
         <w:rPr>
           <w:rFonts w:cs="Calibri"/>
           <w:b/>
@@ -16309,7 +15319,7 @@
     <w:p>
       <w:pPr>
         <w:spacing w:before="0" w:after="0"/>
-        <w:ind w:left="1068" w:firstLine="0"/>
+        <w:ind w:left="1134" w:firstLine="0"/>
         <w:rPr>
           <w:rFonts w:cs="Calibri"/>
           <w:lang w:eastAsia="es-CO"/>
@@ -16331,6 +15341,7 @@
           <w:numId w:val="31"/>
         </w:numPr>
         <w:spacing w:before="0" w:after="0"/>
+        <w:ind w:left="1134"/>
         <w:rPr>
           <w:rFonts w:cs="Calibri"/>
           <w:b/>
@@ -16351,7 +15362,7 @@
     <w:p>
       <w:pPr>
         <w:spacing w:before="0" w:after="0"/>
-        <w:ind w:left="1068" w:firstLine="0"/>
+        <w:ind w:left="1134" w:firstLine="0"/>
         <w:rPr>
           <w:rFonts w:cs="Calibri"/>
           <w:lang w:eastAsia="es-CO"/>
@@ -16387,6 +15398,7 @@
           <w:numId w:val="11"/>
         </w:numPr>
         <w:spacing w:before="0" w:after="0"/>
+        <w:ind w:left="1134"/>
         <w:rPr>
           <w:rFonts w:cs="Calibri"/>
           <w:b/>
@@ -16425,7 +15437,7 @@
     <w:p>
       <w:pPr>
         <w:spacing w:before="0" w:after="0"/>
-        <w:ind w:left="1068" w:firstLine="0"/>
+        <w:ind w:left="1134" w:firstLine="0"/>
         <w:rPr>
           <w:rStyle w:val="Extranjerismo"/>
           <w:lang w:eastAsia="es-CO"/>
@@ -16509,7 +15521,7 @@
     <w:p>
       <w:pPr>
         <w:spacing w:before="0" w:after="0"/>
-        <w:ind w:left="1068" w:firstLine="348"/>
+        <w:ind w:left="1134" w:firstLine="348"/>
         <w:rPr>
           <w:rFonts w:cs="Calibri"/>
           <w:lang w:eastAsia="es-CO"/>
@@ -16527,6 +15539,16 @@
     <w:p>
       <w:pPr>
         <w:spacing w:before="0" w:after="0"/>
+        <w:ind w:left="1068" w:firstLine="348"/>
+        <w:rPr>
+          <w:rFonts w:cs="Calibri"/>
+          <w:lang w:eastAsia="es-CO"/>
+        </w:rPr>
+      </w:pPr>
+    </w:p>
+    <w:p>
+      <w:pPr>
+        <w:spacing w:before="0" w:after="0"/>
         <w:ind w:firstLine="708"/>
         <w:rPr>
           <w:rFonts w:cs="Calibri"/>
@@ -16547,11 +15569,13 @@
     </w:p>
     <w:p>
       <w:pPr>
+        <w:pStyle w:val="Prrafodelista"/>
         <w:numPr>
           <w:ilvl w:val="0"/>
-          <w:numId w:val="61"/>
+          <w:numId w:val="11"/>
         </w:numPr>
         <w:spacing w:before="0" w:after="0"/>
+        <w:ind w:left="1134"/>
         <w:rPr>
           <w:rFonts w:cs="Calibri"/>
           <w:lang w:eastAsia="es-CO"/>
@@ -16567,11 +15591,13 @@
     </w:p>
     <w:p>
       <w:pPr>
+        <w:pStyle w:val="Prrafodelista"/>
         <w:numPr>
           <w:ilvl w:val="0"/>
-          <w:numId w:val="61"/>
+          <w:numId w:val="11"/>
         </w:numPr>
         <w:spacing w:before="0" w:after="0"/>
+        <w:ind w:left="1134"/>
         <w:rPr>
           <w:rFonts w:cs="Calibri"/>
           <w:lang w:eastAsia="es-CO"/>
@@ -16587,11 +15613,13 @@
     </w:p>
     <w:p>
       <w:pPr>
+        <w:pStyle w:val="Prrafodelista"/>
         <w:numPr>
           <w:ilvl w:val="0"/>
-          <w:numId w:val="61"/>
+          <w:numId w:val="11"/>
         </w:numPr>
         <w:spacing w:before="0" w:after="0"/>
+        <w:ind w:left="1134"/>
         <w:rPr>
           <w:rFonts w:cs="Calibri"/>
           <w:lang w:eastAsia="es-CO"/>
@@ -16619,7 +15647,7 @@
       <w:pPr>
         <w:pStyle w:val="Ttulo2"/>
       </w:pPr>
-      <w:bookmarkStart w:id="27" w:name="_Toc237513023"/>
+      <w:bookmarkStart w:id="27" w:name="_Toc238548220"/>
       <w:r>
         <w:t xml:space="preserve">3.5. </w:t>
       </w:r>
@@ -16661,6 +15689,7 @@
         <w:ind w:firstLine="708"/>
       </w:pPr>
       <w:r>
+        <w:lastRenderedPageBreak/>
         <w:t>Las características más importantes que debe tener el material POP son:</w:t>
       </w:r>
     </w:p>
@@ -16670,10 +15699,14 @@
           <w:ilvl w:val="0"/>
           <w:numId w:val="33"/>
         </w:numPr>
-        <w:spacing w:before="0" w:after="0"/>
-      </w:pPr>
-      <w:r>
-        <w:lastRenderedPageBreak/>
+        <w:tabs>
+          <w:tab w:val="clear" w:pos="1068"/>
+          <w:tab w:val="num" w:pos="1276"/>
+        </w:tabs>
+        <w:spacing w:before="0" w:after="0"/>
+        <w:ind w:left="1134"/>
+      </w:pPr>
+      <w:r>
         <w:t>Estar situado en el punto de venta del artículo al que se le hace publicidad o promoción.</w:t>
       </w:r>
     </w:p>
@@ -16683,7 +15716,12 @@
           <w:ilvl w:val="0"/>
           <w:numId w:val="33"/>
         </w:numPr>
-        <w:spacing w:before="0" w:after="0"/>
+        <w:tabs>
+          <w:tab w:val="clear" w:pos="1068"/>
+          <w:tab w:val="num" w:pos="1276"/>
+        </w:tabs>
+        <w:spacing w:before="0" w:after="0"/>
+        <w:ind w:left="1134"/>
       </w:pPr>
       <w:r>
         <w:t>Tener medidas coherentes con el área disponible en el punto de venta, tanto en dimensiones como en costos de fabricación.</w:t>
@@ -16695,7 +15733,12 @@
           <w:ilvl w:val="0"/>
           <w:numId w:val="33"/>
         </w:numPr>
-        <w:spacing w:before="0" w:after="0"/>
+        <w:tabs>
+          <w:tab w:val="clear" w:pos="1068"/>
+          <w:tab w:val="num" w:pos="1276"/>
+        </w:tabs>
+        <w:spacing w:before="0" w:after="0"/>
+        <w:ind w:left="1134"/>
       </w:pPr>
       <w:r>
         <w:t>Poseer un diseño publicitario que refuerce la identidad corporativa de la empresa y sus productos promocionados.</w:t>
@@ -16707,7 +15750,12 @@
           <w:ilvl w:val="0"/>
           <w:numId w:val="33"/>
         </w:numPr>
-        <w:spacing w:before="0" w:after="0"/>
+        <w:tabs>
+          <w:tab w:val="clear" w:pos="1068"/>
+          <w:tab w:val="num" w:pos="1276"/>
+        </w:tabs>
+        <w:spacing w:before="0" w:after="0"/>
+        <w:ind w:left="1134"/>
       </w:pPr>
       <w:r>
         <w:t>Lograr el posicionamiento de la marca y sus productos en el punto de venta.</w:t>
@@ -16719,7 +15767,12 @@
           <w:ilvl w:val="0"/>
           <w:numId w:val="33"/>
         </w:numPr>
-        <w:spacing w:before="0" w:after="0"/>
+        <w:tabs>
+          <w:tab w:val="clear" w:pos="1068"/>
+          <w:tab w:val="num" w:pos="1276"/>
+        </w:tabs>
+        <w:spacing w:before="0" w:after="0"/>
+        <w:ind w:left="1134"/>
       </w:pPr>
       <w:r>
         <w:t>Responder a condiciones de tendencias, fechas especiales y modas.</w:t>
@@ -16754,960 +15807,268 @@
         <w:ind w:firstLine="708"/>
       </w:pPr>
       <w:r>
-        <w:t>A continuación, se invita a interactuar para conocer diferentes tipos de material publicitario utilizado en el punto de venta:</w:t>
-      </w:r>
-    </w:p>
-    <w:p>
-      <w:pPr>
-        <w:numPr>
-          <w:ilvl w:val="0"/>
-          <w:numId w:val="33"/>
-        </w:numPr>
-        <w:spacing w:before="0" w:after="0"/>
-        <w:rPr>
-          <w:b/>
-          <w:bCs/>
-        </w:rPr>
-      </w:pPr>
-      <w:r>
-        <w:rPr>
-          <w:b/>
-          <w:bCs/>
-        </w:rPr>
-        <w:t>Punta de góndola</w:t>
-      </w:r>
-    </w:p>
-    <w:p>
-      <w:pPr>
-        <w:spacing w:before="0" w:after="0"/>
-        <w:ind w:left="1068" w:firstLine="0"/>
-      </w:pPr>
-      <w:r>
-        <w:t>Espacio que se designa en los dos extremos de un lineal o góndola para exhibir los productos de una manera más visible e impactante, de tal forma que aumente la comunicación visual porque tiene la posibilidad de tener accesorios publicitarios tales como cabezotes, laterales, frontales, cenefas y partes móviles. Su objetivo es aumentar la visibilidad y posicionar la marca en el punto de venta, por lo que son muy útiles y perfectos para hacer diseño personalizados.</w:t>
-      </w:r>
-    </w:p>
-    <w:p>
-      <w:pPr>
-        <w:numPr>
-          <w:ilvl w:val="0"/>
-          <w:numId w:val="33"/>
-        </w:numPr>
-        <w:spacing w:before="0" w:after="0"/>
-        <w:rPr>
-          <w:b/>
-          <w:bCs/>
-        </w:rPr>
-      </w:pPr>
-      <w:r>
-        <w:rPr>
-          <w:b/>
-          <w:bCs/>
-        </w:rPr>
-        <w:t>Carteles</w:t>
-      </w:r>
-    </w:p>
-    <w:p>
-      <w:pPr>
-        <w:spacing w:before="0" w:after="0"/>
-        <w:ind w:left="1068" w:firstLine="0"/>
-      </w:pPr>
-      <w:r>
-        <w:t>Es el más básico de la publicidad dentro del establecimiento. Es un elemento primario porque se requiere para informar todo tipo de mensajes, desde la presencia de un producto, hasta destacar precios, descuentos, promociones, etc.</w:t>
-      </w:r>
-    </w:p>
-    <w:p>
-      <w:pPr>
-        <w:numPr>
-          <w:ilvl w:val="0"/>
-          <w:numId w:val="33"/>
-        </w:numPr>
-        <w:spacing w:before="0" w:after="0"/>
-        <w:rPr>
-          <w:b/>
-          <w:bCs/>
-        </w:rPr>
-      </w:pPr>
-      <w:r>
-        <w:rPr>
-          <w:b/>
-          <w:bCs/>
-        </w:rPr>
+        <w:t>Para conocer los diferentes tipos de material publicitario utilizados en el punto de venta, sus características y aplicaciones, consulte el siguiente recurso descargable.</w:t>
+      </w:r>
+    </w:p>
+    <w:p>
+      <w:pPr>
+        <w:spacing w:before="0" w:after="0"/>
+        <w:rPr>
+          <w:rFonts w:cs="Calibri"/>
+          <w:lang w:eastAsia="es-CO"/>
+        </w:rPr>
+      </w:pPr>
+    </w:p>
+    <w:p>
+      <w:pPr>
+        <w:spacing w:before="0" w:after="0"/>
+        <w:rPr>
+          <w:rFonts w:cs="Calibri"/>
+          <w:lang w:eastAsia="es-CO"/>
+        </w:rPr>
+      </w:pPr>
+      <w:r>
+        <w:rPr>
+          <w:rFonts w:cs="Calibri"/>
+          <w:lang w:eastAsia="es-CO"/>
+        </w:rPr>
+        <w:t xml:space="preserve">Partiendo de lo anterior, se invita a que acceda al siguiente </w:t>
+      </w:r>
+      <w:r>
+        <w:rPr>
+          <w:rFonts w:cs="Calibri"/>
+          <w:lang w:eastAsia="es-CO"/>
+        </w:rPr>
+        <w:t>documento</w:t>
+      </w:r>
+      <w:r>
+        <w:rPr>
+          <w:rFonts w:cs="Calibri"/>
+          <w:lang w:eastAsia="es-CO"/>
+        </w:rPr>
+        <w:t xml:space="preserve">: </w:t>
+      </w:r>
+    </w:p>
+    <w:p>
+      <w:pPr>
+        <w:spacing w:before="0" w:after="0"/>
+        <w:rPr>
+          <w:rFonts w:cs="Calibri"/>
+          <w:lang w:eastAsia="es-CO"/>
+        </w:rPr>
+      </w:pPr>
+      <w:r>
+        <w:rPr>
+          <w:rFonts w:cs="Calibri"/>
+          <w:b/>
+          <w:bCs/>
+          <w:lang w:eastAsia="es-CO"/>
+        </w:rPr>
+        <w:t>Tipos</w:t>
+      </w:r>
+      <w:r>
+        <w:rPr>
+          <w:rFonts w:cs="Calibri"/>
+          <w:b/>
+          <w:bCs/>
+          <w:lang w:eastAsia="es-CO"/>
+        </w:rPr>
+        <w:t>_</w:t>
+      </w:r>
+      <w:r>
+        <w:rPr>
+          <w:rFonts w:cs="Calibri"/>
+          <w:b/>
+          <w:bCs/>
+          <w:lang w:eastAsia="es-CO"/>
+        </w:rPr>
+        <w:t>de</w:t>
+      </w:r>
+      <w:r>
+        <w:rPr>
+          <w:rFonts w:cs="Calibri"/>
+          <w:b/>
+          <w:bCs/>
+          <w:lang w:eastAsia="es-CO"/>
+        </w:rPr>
+        <w:t>_</w:t>
+      </w:r>
+      <w:r>
+        <w:rPr>
+          <w:rFonts w:cs="Calibri"/>
+          <w:b/>
+          <w:bCs/>
+          <w:lang w:eastAsia="es-CO"/>
+        </w:rPr>
+        <w:t>material</w:t>
+      </w:r>
+      <w:r>
+        <w:rPr>
+          <w:rFonts w:cs="Calibri"/>
+          <w:b/>
+          <w:bCs/>
+          <w:lang w:eastAsia="es-CO"/>
+        </w:rPr>
+        <w:t>_</w:t>
+      </w:r>
+      <w:r>
+        <w:rPr>
+          <w:rFonts w:cs="Calibri"/>
+          <w:b/>
+          <w:bCs/>
+          <w:lang w:eastAsia="es-CO"/>
+        </w:rPr>
+        <w:t>publicitario</w:t>
+      </w:r>
+      <w:r>
+        <w:rPr>
+          <w:rFonts w:cs="Calibri"/>
+          <w:b/>
+          <w:bCs/>
+          <w:lang w:eastAsia="es-CO"/>
+        </w:rPr>
+        <w:t>_</w:t>
+      </w:r>
+      <w:r>
+        <w:rPr>
+          <w:rFonts w:cs="Calibri"/>
+          <w:b/>
+          <w:bCs/>
+          <w:lang w:eastAsia="es-CO"/>
+        </w:rPr>
+        <w:t>en</w:t>
+      </w:r>
+      <w:r>
+        <w:rPr>
+          <w:rFonts w:cs="Calibri"/>
+          <w:b/>
+          <w:bCs/>
+          <w:lang w:eastAsia="es-CO"/>
+        </w:rPr>
+        <w:t>_</w:t>
+      </w:r>
+      <w:r>
+        <w:rPr>
+          <w:rFonts w:cs="Calibri"/>
+          <w:b/>
+          <w:bCs/>
+          <w:lang w:eastAsia="es-CO"/>
+        </w:rPr>
+        <w:t>el</w:t>
+      </w:r>
+      <w:r>
+        <w:rPr>
+          <w:rFonts w:cs="Calibri"/>
+          <w:b/>
+          <w:bCs/>
+          <w:lang w:eastAsia="es-CO"/>
+        </w:rPr>
+        <w:t>_</w:t>
+      </w:r>
+      <w:r>
+        <w:rPr>
+          <w:rFonts w:cs="Calibri"/>
+          <w:b/>
+          <w:bCs/>
+          <w:lang w:eastAsia="es-CO"/>
+        </w:rPr>
+        <w:t>punto</w:t>
+      </w:r>
+      <w:r>
+        <w:rPr>
+          <w:rFonts w:cs="Calibri"/>
+          <w:b/>
+          <w:bCs/>
+          <w:lang w:eastAsia="es-CO"/>
+        </w:rPr>
+        <w:t>_</w:t>
+      </w:r>
+      <w:r>
+        <w:rPr>
+          <w:rFonts w:cs="Calibri"/>
+          <w:b/>
+          <w:bCs/>
+          <w:lang w:eastAsia="es-CO"/>
+        </w:rPr>
+        <w:t>de</w:t>
+      </w:r>
+      <w:r>
+        <w:rPr>
+          <w:rFonts w:cs="Calibri"/>
+          <w:b/>
+          <w:bCs/>
+          <w:lang w:eastAsia="es-CO"/>
+        </w:rPr>
+        <w:t>_</w:t>
+      </w:r>
+      <w:r>
+        <w:rPr>
+          <w:rFonts w:cs="Calibri"/>
+          <w:b/>
+          <w:bCs/>
+          <w:lang w:eastAsia="es-CO"/>
+        </w:rPr>
+        <w:t>venta</w:t>
+      </w:r>
+      <w:r>
+        <w:rPr>
+          <w:rFonts w:cs="Calibri"/>
+          <w:lang w:eastAsia="es-CO"/>
+        </w:rPr>
+        <w:t xml:space="preserve">, ubicado en la carpeta </w:t>
+      </w:r>
+      <w:r>
+        <w:rPr>
+          <w:rFonts w:cs="Calibri"/>
+          <w:lang w:eastAsia="es-CO"/>
+        </w:rPr>
+        <w:t>Anexos.</w:t>
+      </w:r>
+    </w:p>
+    <w:p>
+      <w:pPr>
+        <w:spacing w:before="0" w:after="0"/>
+        <w:ind w:firstLine="708"/>
+      </w:pPr>
+    </w:p>
+    <w:p>
+      <w:pPr>
+        <w:pStyle w:val="Ttulo2"/>
+      </w:pPr>
+      <w:bookmarkStart w:id="28" w:name="_Toc238548221"/>
+      <w:r>
+        <w:t xml:space="preserve">3.6. </w:t>
+      </w:r>
+      <w:r>
+        <w:t>Omnicanalidad</w:t>
+      </w:r>
+      <w:bookmarkEnd w:id="28"/>
+    </w:p>
+    <w:p>
+      <w:pPr>
+        <w:spacing w:before="0" w:after="0"/>
+        <w:ind w:firstLine="708"/>
+      </w:pPr>
+      <w:r>
+        <w:t>La omnicanalidad busca ofrecer una experiencia de cliente cohesiva y significativa, independientemente del canal utilizado, ya sea tradicional o digital. Esta estrategia, ampliamente aceptada por empresas y estrategas de </w:t>
+      </w:r>
+      <w:r>
+        <w:rPr>
+          <w:rStyle w:val="Extranjerismo"/>
+        </w:rPr>
+        <w:t>marketing</w:t>
+      </w:r>
+      <w:r>
+        <w:t>, aún cuenta con pocos casos de implementación completa debido a su novedad (Romero, Maldonado y Núñez, 2021).</w:t>
+      </w:r>
+    </w:p>
+    <w:p>
+      <w:pPr>
+        <w:spacing w:before="0" w:after="0"/>
+        <w:ind w:firstLine="708"/>
+      </w:pPr>
+      <w:r>
         <w:lastRenderedPageBreak/>
-        <w:t>Megafonía publicitaria</w:t>
-      </w:r>
-    </w:p>
-    <w:p>
-      <w:pPr>
-        <w:spacing w:before="0" w:after="0"/>
-        <w:ind w:left="1068" w:firstLine="0"/>
-      </w:pPr>
-      <w:r>
-        <w:t>Son los anuncios que se escuchan dentro del establecimiento y son emitidos por un medio radiofónico mientras los clientes hacen sus compras.</w:t>
-      </w:r>
-    </w:p>
-    <w:p>
-      <w:pPr>
-        <w:numPr>
-          <w:ilvl w:val="0"/>
-          <w:numId w:val="33"/>
-        </w:numPr>
-        <w:spacing w:before="0" w:after="0"/>
-        <w:rPr>
-          <w:b/>
-          <w:bCs/>
-        </w:rPr>
-      </w:pPr>
-      <w:r>
-        <w:rPr>
-          <w:b/>
-          <w:bCs/>
-        </w:rPr>
-        <w:t>Exhibidor</w:t>
-      </w:r>
-    </w:p>
-    <w:p>
-      <w:pPr>
-        <w:spacing w:before="0" w:after="0"/>
-        <w:ind w:left="1068" w:firstLine="0"/>
-      </w:pPr>
-      <w:r>
-        <w:t>Exponen los productos en diferentes zonas del establecimiento, que van desde el mostrador hasta los pasillos, permitiendo que los artículos se destaquen.</w:t>
-      </w:r>
-    </w:p>
-    <w:p>
-      <w:pPr>
-        <w:spacing w:before="0" w:after="0"/>
-        <w:ind w:left="708" w:firstLine="360"/>
-      </w:pPr>
-      <w:r>
-        <w:t>Originan la interacción con el cliente, haciendo que se estimule en el cliente una experiencia de compra personalizada, porque le deja analizar que el producto satisface una necesidad, permitiéndole ver, tocar y en ocasiones probar el producto. Al utilizar exhibidores POP, se pueden rentabilizar los espacios vacíos existentes en el establecimiento, ya que se aprovechan zonas donde las góndolas no pueden llegar.</w:t>
-      </w:r>
-    </w:p>
-    <w:p>
-      <w:pPr>
-        <w:numPr>
-          <w:ilvl w:val="0"/>
-          <w:numId w:val="33"/>
-        </w:numPr>
-        <w:spacing w:before="0" w:after="0"/>
-        <w:rPr>
-          <w:b/>
-          <w:bCs/>
-        </w:rPr>
-      </w:pPr>
-      <w:r>
-        <w:rPr>
-          <w:b/>
-          <w:bCs/>
-        </w:rPr>
-        <w:t>Lateral</w:t>
-      </w:r>
-    </w:p>
-    <w:p>
-      <w:pPr>
-        <w:spacing w:before="0" w:after="0"/>
-        <w:ind w:left="1068" w:firstLine="0"/>
-      </w:pPr>
-      <w:r>
-        <w:t>Por lo general se usan como exhibidores que permiten captar la atención del cliente dentro del establecimiento comercial, y si posee un diseño y un mensaje contundentes es vital para que el producto mejore su percepción.</w:t>
-      </w:r>
-    </w:p>
-    <w:p>
-      <w:pPr>
-        <w:spacing w:before="0" w:after="0"/>
-        <w:ind w:left="1068" w:firstLine="0"/>
-      </w:pPr>
-      <w:r>
-        <w:t>Normalmente se encuentra ubicado en la entrada de un supermercado, en la zona de cajas, en las góndolas o lineales, en las vitrinas de congelados, colgando en los pasillos y en los muros del establecimiento. Sus características y formatos deben ser coherentes con los espacios disponibles o el diseño de la estrategia. Pero lo más importante es que el mensaje posicione la marca, sus beneficios y su diferencia competitiva.</w:t>
-      </w:r>
-    </w:p>
-    <w:p>
-      <w:pPr>
-        <w:spacing w:before="0" w:after="0"/>
-        <w:ind w:left="1068" w:firstLine="0"/>
-      </w:pPr>
-    </w:p>
-    <w:p>
-      <w:pPr>
-        <w:spacing w:before="0" w:after="0"/>
-        <w:ind w:left="1068" w:firstLine="0"/>
-      </w:pPr>
-    </w:p>
-    <w:p>
-      <w:pPr>
-        <w:numPr>
-          <w:ilvl w:val="0"/>
-          <w:numId w:val="33"/>
-        </w:numPr>
-        <w:spacing w:before="0" w:after="0"/>
-        <w:rPr>
-          <w:b/>
-          <w:bCs/>
-        </w:rPr>
-      </w:pPr>
-      <w:r>
-        <w:rPr>
-          <w:b/>
-          <w:bCs/>
-        </w:rPr>
-        <w:lastRenderedPageBreak/>
-        <w:t>Proyecciones audiovisuales</w:t>
-      </w:r>
-    </w:p>
-    <w:p>
-      <w:pPr>
-        <w:spacing w:before="0" w:after="0"/>
-        <w:ind w:left="708" w:firstLine="360"/>
-      </w:pPr>
-      <w:r>
-        <w:t>Son videos publicitarios que se emiten por medios audiovisuales como por ejemplo televisores de gran tamaño para llamar la atención del cliente y motivarlos a hacer una compra. Se ubican en zonas estratégicas del establecimiento donde el cliente puede permanecer cierto tiempo como, por ejemplo, una zona de pago.</w:t>
-      </w:r>
-    </w:p>
-    <w:p>
-      <w:pPr>
-        <w:numPr>
-          <w:ilvl w:val="0"/>
-          <w:numId w:val="33"/>
-        </w:numPr>
-        <w:spacing w:before="0" w:after="0"/>
-        <w:rPr>
-          <w:rStyle w:val="Extranjerismo"/>
-          <w:b/>
-          <w:bCs/>
-          <w:lang w:val="es-CO"/>
-        </w:rPr>
-      </w:pPr>
-      <w:proofErr w:type="spellStart"/>
-      <w:r>
-        <w:rPr>
-          <w:rStyle w:val="Extranjerismo"/>
-          <w:b/>
-          <w:bCs/>
-          <w:lang w:val="es-CO"/>
-        </w:rPr>
-        <w:t>Dummy</w:t>
-      </w:r>
-      <w:proofErr w:type="spellEnd"/>
-    </w:p>
-    <w:p>
-      <w:pPr>
-        <w:spacing w:before="0" w:after="0"/>
-        <w:ind w:left="708" w:firstLine="360"/>
-      </w:pPr>
-      <w:r>
-        <w:t>Maqueta o modelo a escala natural del producto con el objetivo de apoyar la decisión de compra por parte del cliente. Es una de las formas más efectivas para informar sobre una marca, un producto o un servicio porque presenta una gran versatilidad en diseños, tamaños y conceptos, simulando cualquier tipo de objeto o personaje que se requiera para representar ideas creativas, como, por ejemplo, la mascota y la forma del producto, entre otras. Deben ser una representación muy parecida al original de tal forma que pueda impactar visualmente al cliente.</w:t>
-      </w:r>
-    </w:p>
-    <w:p>
-      <w:pPr>
-        <w:numPr>
-          <w:ilvl w:val="0"/>
-          <w:numId w:val="33"/>
-        </w:numPr>
-        <w:spacing w:before="0" w:after="0"/>
-        <w:rPr>
-          <w:b/>
-          <w:bCs/>
-        </w:rPr>
-      </w:pPr>
-      <w:r>
-        <w:rPr>
-          <w:b/>
-          <w:bCs/>
-        </w:rPr>
-        <w:t>Cuellos de botella</w:t>
-      </w:r>
-    </w:p>
-    <w:p>
-      <w:pPr>
-        <w:spacing w:before="0" w:after="0"/>
-        <w:ind w:firstLine="708"/>
-      </w:pPr>
-      <w:r>
-        <w:t>Instrumentos promocionales que acompañan a los envases como por ejemplo las botellas o frascos (licores, gaseosas, mermeladas, salsas de tomate, cremas para la piel, etc.) y que son usados para dar información, destacar una promoción, mostrar un valor agregado del producto o informar sobre alguna novedad. Sus funciones son las de contener información adicional del producto como por ejemplo una promoción, recetas o formas de uso; llamar la atención en temporadas o fechas especiales (García, 2015).</w:t>
-      </w:r>
-    </w:p>
-    <w:p>
-      <w:pPr>
-        <w:numPr>
-          <w:ilvl w:val="0"/>
-          <w:numId w:val="33"/>
-        </w:numPr>
-        <w:spacing w:before="0" w:after="0"/>
-        <w:rPr>
-          <w:b/>
-          <w:bCs/>
-        </w:rPr>
-      </w:pPr>
-      <w:r>
-        <w:rPr>
-          <w:b/>
-          <w:bCs/>
-        </w:rPr>
-        <w:t>Rompetráfico</w:t>
-      </w:r>
-    </w:p>
-    <w:p>
-      <w:pPr>
-        <w:spacing w:before="0" w:after="0"/>
-        <w:ind w:firstLine="708"/>
-      </w:pPr>
-      <w:r>
-        <w:t xml:space="preserve">Es una pieza publicitaria que impide, separa o transgrede la circulación de los consumidores en el punto de venta. Su objetivo es llamar la atención para que mejore </w:t>
-      </w:r>
-      <w:r>
-        <w:lastRenderedPageBreak/>
-        <w:t>la percepción de los clientes acerca de los productos exhibidos, a la vez que exhibe sus características.</w:t>
-      </w:r>
-    </w:p>
-    <w:p>
-      <w:pPr>
-        <w:spacing w:before="0" w:after="0"/>
-        <w:ind w:firstLine="708"/>
-      </w:pPr>
-      <w:r>
-        <w:t>Algunas de sus principales características son:</w:t>
-      </w:r>
-    </w:p>
-    <w:p>
-      <w:pPr>
-        <w:numPr>
-          <w:ilvl w:val="0"/>
-          <w:numId w:val="44"/>
-        </w:numPr>
-        <w:spacing w:before="0" w:after="0"/>
-      </w:pPr>
-      <w:r>
-        <w:t>Tiene gráficos que refuerzan la identidad corporativa.</w:t>
-      </w:r>
-    </w:p>
-    <w:p>
-      <w:pPr>
-        <w:numPr>
-          <w:ilvl w:val="0"/>
-          <w:numId w:val="44"/>
-        </w:numPr>
-        <w:spacing w:before="0" w:after="0"/>
-      </w:pPr>
-      <w:r>
-        <w:t>Refuerza el posicionamiento y lugar del producto en el establecimiento.</w:t>
-      </w:r>
-    </w:p>
-    <w:p>
-      <w:pPr>
-        <w:numPr>
-          <w:ilvl w:val="0"/>
-          <w:numId w:val="44"/>
-        </w:numPr>
-        <w:spacing w:before="0" w:after="0"/>
-      </w:pPr>
-      <w:r>
-        <w:t>Hay varios tipos de rompe tráfico y su clasificación depende del lugar en el punto de venta: de piso, de pared, colgantes, en góndola y corredores.</w:t>
-      </w:r>
-    </w:p>
-    <w:p>
-      <w:pPr>
-        <w:numPr>
-          <w:ilvl w:val="0"/>
-          <w:numId w:val="33"/>
-        </w:numPr>
-        <w:spacing w:before="0" w:after="0"/>
-        <w:rPr>
-          <w:rStyle w:val="Extranjerismo"/>
-          <w:b/>
-          <w:bCs/>
-          <w:lang w:val="es-CO"/>
-        </w:rPr>
-      </w:pPr>
-      <w:proofErr w:type="spellStart"/>
-      <w:r>
-        <w:rPr>
-          <w:rStyle w:val="Extranjerismo"/>
-          <w:b/>
-          <w:bCs/>
-          <w:lang w:val="es-CO"/>
-        </w:rPr>
-        <w:t>Displays</w:t>
-      </w:r>
-      <w:proofErr w:type="spellEnd"/>
-    </w:p>
-    <w:p>
-      <w:pPr>
-        <w:spacing w:before="0" w:after="0"/>
-        <w:ind w:left="708" w:firstLine="708"/>
-      </w:pPr>
-      <w:r>
-        <w:t>Son soportes independientes que pueden ser de cartón, metal, madera, tela, plástico, alambre, y que pueden exhibir varios productos. Pueden ir ubicados en escaparates (vitrina externa) como también dentro del punto de venta en zonas estratégicas donde sean visibles al cliente.</w:t>
-      </w:r>
-    </w:p>
-    <w:p>
-      <w:pPr>
-        <w:numPr>
-          <w:ilvl w:val="0"/>
-          <w:numId w:val="33"/>
-        </w:numPr>
-        <w:spacing w:before="0" w:after="0"/>
-        <w:rPr>
-          <w:b/>
-          <w:bCs/>
-        </w:rPr>
-      </w:pPr>
-      <w:r>
-        <w:rPr>
-          <w:b/>
-          <w:bCs/>
-        </w:rPr>
-        <w:t>Punto de degustación</w:t>
-      </w:r>
-    </w:p>
-    <w:p>
-      <w:pPr>
-        <w:spacing w:before="0" w:after="0"/>
-        <w:ind w:firstLine="708"/>
-      </w:pPr>
-      <w:r>
-        <w:t>Expositor que también se sitúa por separado de los demás exhibidores y que también interfiere la circulación de los clientes dentro del establecimiento, pero que promueve una muestra gratuita del producto para que lo pruebe y lo tenga en cuenta a la hora de hacer la compra, a través de un impulsor con el fin de apreciar su calidad. Sus funciones son las de presentar al público un producto en un punto de venta, llamar la atención de los clientes, hacer que el consumidor tenga el producto en la mano y lo pruebe con el fin de ayudar en su percepción por parte de los clientes.</w:t>
-      </w:r>
-    </w:p>
-    <w:p>
-      <w:pPr>
-        <w:numPr>
-          <w:ilvl w:val="0"/>
-          <w:numId w:val="33"/>
-        </w:numPr>
-        <w:spacing w:before="0" w:after="0"/>
-        <w:rPr>
-          <w:b/>
-          <w:bCs/>
-        </w:rPr>
-      </w:pPr>
-      <w:r>
-        <w:rPr>
-          <w:b/>
-          <w:bCs/>
-        </w:rPr>
-        <w:t>Dispensador</w:t>
-      </w:r>
-    </w:p>
-    <w:p>
-      <w:pPr>
-        <w:spacing w:before="0" w:after="0"/>
-        <w:ind w:firstLine="708"/>
-      </w:pPr>
-      <w:r>
-        <w:t xml:space="preserve">Publicitaria en la cual se ubican un grupo de productos para exhibirlos al cliente y que admite distribuir o suministrar los productos en forma de auto servicio, pero de con una estética más llamativa. Su función es la de exhibir al cliente un producto o una </w:t>
-      </w:r>
-      <w:r>
-        <w:lastRenderedPageBreak/>
-        <w:t>gama de productos dentro de establecimiento. Se usa mucho para cervezas, gaseosas y productos que necesitan ser refrigerados.</w:t>
-      </w:r>
-    </w:p>
-    <w:p>
-      <w:pPr>
-        <w:numPr>
-          <w:ilvl w:val="0"/>
-          <w:numId w:val="33"/>
-        </w:numPr>
-        <w:spacing w:before="0" w:after="0"/>
-        <w:rPr>
-          <w:b/>
-          <w:bCs/>
-        </w:rPr>
-      </w:pPr>
-      <w:r>
-        <w:rPr>
-          <w:b/>
-          <w:bCs/>
-        </w:rPr>
-        <w:t>Saltarín</w:t>
-      </w:r>
-    </w:p>
-    <w:p>
-      <w:pPr>
-        <w:spacing w:before="0" w:after="0"/>
-        <w:ind w:firstLine="708"/>
-      </w:pPr>
-      <w:r>
-        <w:t xml:space="preserve">Pieza publicitaria que se ubica en el borde de los entrepaños de una góndola para llamar la atención por la forma de su ubicación que lo hace salir del lineal y por su forma que se mueve bien sea al tacto o al viento; conocido también como vibrín o </w:t>
-      </w:r>
-      <w:r>
-        <w:rPr>
-          <w:rStyle w:val="Extranjerismo"/>
-        </w:rPr>
-        <w:t>dangler</w:t>
-      </w:r>
-      <w:r>
-        <w:t>. Su función es la de informar y captar la atención de los clientes con el objetivo de ayudar en la percepción de los productos en los clientes.</w:t>
-      </w:r>
-    </w:p>
-    <w:p>
-      <w:pPr>
-        <w:numPr>
-          <w:ilvl w:val="0"/>
-          <w:numId w:val="33"/>
-        </w:numPr>
-        <w:spacing w:before="0" w:after="0"/>
-        <w:rPr>
-          <w:b/>
-          <w:bCs/>
-        </w:rPr>
-      </w:pPr>
-      <w:r>
-        <w:rPr>
-          <w:b/>
-          <w:bCs/>
-        </w:rPr>
-        <w:t>Cenefa</w:t>
-      </w:r>
-    </w:p>
-    <w:p>
-      <w:pPr>
-        <w:spacing w:before="0" w:after="0"/>
-        <w:ind w:firstLine="708"/>
-      </w:pPr>
-      <w:r>
-        <w:t>Pieza publicitaria que se usa en el punto de venta para beneficiar a las marcas ubicándose de manera perpendicular a los entrepaños de las góndolas o lineales y de frente al producto exhibido para destacar sus cualidades.</w:t>
-      </w:r>
-    </w:p>
-    <w:p>
-      <w:pPr>
-        <w:numPr>
-          <w:ilvl w:val="0"/>
-          <w:numId w:val="33"/>
-        </w:numPr>
-        <w:spacing w:before="0" w:after="0"/>
-        <w:rPr>
-          <w:b/>
-          <w:bCs/>
-        </w:rPr>
-      </w:pPr>
-      <w:r>
-        <w:rPr>
-          <w:b/>
-          <w:bCs/>
-        </w:rPr>
-        <w:t>Hablador</w:t>
-      </w:r>
-    </w:p>
-    <w:p>
-      <w:pPr>
-        <w:spacing w:before="0" w:after="0"/>
-        <w:ind w:firstLine="708"/>
-      </w:pPr>
-      <w:r>
-        <w:t>Pieza publicitaria que enuncia las características de los productos exhibidos. Las siguientes son sus características:</w:t>
-      </w:r>
-    </w:p>
-    <w:p>
-      <w:pPr>
-        <w:numPr>
-          <w:ilvl w:val="0"/>
-          <w:numId w:val="45"/>
-        </w:numPr>
-        <w:spacing w:before="0" w:after="0"/>
-      </w:pPr>
-      <w:r>
-        <w:t>Refuerza la identidad corporativa.</w:t>
-      </w:r>
-    </w:p>
-    <w:p>
-      <w:pPr>
-        <w:numPr>
-          <w:ilvl w:val="0"/>
-          <w:numId w:val="45"/>
-        </w:numPr>
-        <w:spacing w:before="0" w:after="0"/>
-      </w:pPr>
-      <w:r>
-        <w:t>Posiciona y mejora la exposición de los productos en el establecimiento.</w:t>
-      </w:r>
-    </w:p>
-    <w:p>
-      <w:pPr>
-        <w:numPr>
-          <w:ilvl w:val="0"/>
-          <w:numId w:val="45"/>
-        </w:numPr>
-        <w:spacing w:before="0" w:after="0"/>
-      </w:pPr>
-      <w:r>
-        <w:t>Se puede encontrar en línea de cajas, góndolas, vitrinas, la pared y colgando sobre los pasillos de los supermercados.</w:t>
-      </w:r>
-    </w:p>
-    <w:p>
-      <w:pPr>
-        <w:numPr>
-          <w:ilvl w:val="0"/>
-          <w:numId w:val="33"/>
-        </w:numPr>
-        <w:spacing w:before="0" w:after="0"/>
-        <w:rPr>
-          <w:rStyle w:val="Extranjerismo"/>
-          <w:b/>
-          <w:bCs/>
-          <w:lang w:val="es-CO"/>
-        </w:rPr>
-      </w:pPr>
-      <w:r>
-        <w:rPr>
-          <w:rStyle w:val="Extranjerismo"/>
-          <w:b/>
-          <w:bCs/>
-          <w:lang w:val="es-CO"/>
-        </w:rPr>
-        <w:t>Sticker</w:t>
-      </w:r>
-    </w:p>
-    <w:p>
-      <w:pPr>
-        <w:spacing w:before="0" w:after="0"/>
-      </w:pPr>
-      <w:r>
-        <w:t>También se conoce con el nombre de adhesivo. Es un impreso publicitario o promocional que puede ser adherido sobre los propios productos, o incluso sobre otros materiales publicitarios. Pueden resaltar una promoción, precio o producto en el </w:t>
-      </w:r>
-      <w:r>
-        <w:rPr>
-          <w:rStyle w:val="Extranjerismo"/>
-        </w:rPr>
-        <w:t xml:space="preserve">stock. </w:t>
-      </w:r>
-      <w:r>
-        <w:t xml:space="preserve">Puede destacar una oferta, informar novedades que posea un producto y sirve para cautivar la atención del cliente. Su tamaño es menor al de los demás </w:t>
-      </w:r>
-      <w:r>
-        <w:lastRenderedPageBreak/>
-        <w:t>materiales POP, pero su diseño y formato resultan provechosos, porque aún así la marca puede informar al cliente sobre datos de su interés, y al estar pegado sobre producto, ayuda a aumentar la intención de compra.</w:t>
-      </w:r>
-    </w:p>
-    <w:p>
-      <w:pPr>
-        <w:numPr>
-          <w:ilvl w:val="0"/>
-          <w:numId w:val="33"/>
-        </w:numPr>
-        <w:spacing w:before="0" w:after="0"/>
-        <w:rPr>
-          <w:b/>
-          <w:bCs/>
-        </w:rPr>
-      </w:pPr>
-      <w:r>
-        <w:rPr>
-          <w:b/>
-          <w:bCs/>
-        </w:rPr>
-        <w:t>Móvil</w:t>
-      </w:r>
-    </w:p>
-    <w:p>
-      <w:pPr>
-        <w:spacing w:before="0" w:after="0"/>
-        <w:ind w:firstLine="708"/>
-      </w:pPr>
-      <w:r>
-        <w:t>Instrumentos promocionales que se diseñan para descolgarse del techo o de algún exhibidor de gran altura para suministrar información promocional o de ubicación de productos y servicios.</w:t>
-      </w:r>
-    </w:p>
-    <w:p>
-      <w:pPr>
-        <w:numPr>
-          <w:ilvl w:val="0"/>
-          <w:numId w:val="33"/>
-        </w:numPr>
-        <w:spacing w:before="0" w:after="0"/>
-        <w:rPr>
-          <w:rStyle w:val="Extranjerismo"/>
-          <w:b/>
-          <w:bCs/>
-          <w:lang w:val="es-CO"/>
-        </w:rPr>
-      </w:pPr>
-      <w:r>
-        <w:rPr>
-          <w:rStyle w:val="Extranjerismo"/>
-          <w:b/>
-          <w:bCs/>
-          <w:lang w:val="es-CO"/>
-        </w:rPr>
-        <w:t>Brochure</w:t>
-      </w:r>
-    </w:p>
-    <w:p>
-      <w:pPr>
-        <w:spacing w:before="0" w:after="0"/>
-        <w:ind w:firstLine="708"/>
-      </w:pPr>
-      <w:r>
-        <w:t xml:space="preserve">Pieza publicitaria que tiene forma de folleto o documento gráfico e informativo que exhibe información relevante sobre la marca que es de valor para los clientes. Desde la teoría, un </w:t>
-      </w:r>
-      <w:r>
-        <w:rPr>
-          <w:rStyle w:val="Extranjerismo"/>
-        </w:rPr>
-        <w:t xml:space="preserve">brochure </w:t>
-      </w:r>
-      <w:r>
-        <w:t xml:space="preserve">empresarial incluye materiales publicitarios como afiches, trípticos (plegables de tres cuerpos) y carpetas, entre otros. Estas piezas se pueden crear para uso interno o externo de la marca, es decir, pueden ir dirigidos a los empleados, así como también, puede ser diseñados para informar a los clientes. Esta pieza puede ser diseñada de manera digital para ser compartida con su público a través del correo electrónico, redes sociales e incluso el </w:t>
-      </w:r>
-      <w:r>
-        <w:rPr>
-          <w:rStyle w:val="Extranjerismo"/>
-        </w:rPr>
-        <w:t>WhatsApp.</w:t>
-      </w:r>
-    </w:p>
-    <w:p>
-      <w:pPr>
-        <w:numPr>
-          <w:ilvl w:val="0"/>
-          <w:numId w:val="33"/>
-        </w:numPr>
-        <w:spacing w:before="0" w:after="0"/>
-        <w:rPr>
-          <w:b/>
-          <w:bCs/>
-        </w:rPr>
-      </w:pPr>
-      <w:r>
-        <w:rPr>
-          <w:b/>
-          <w:bCs/>
-        </w:rPr>
-        <w:t>Banner o pendón</w:t>
-      </w:r>
-    </w:p>
-    <w:p>
-      <w:pPr>
-        <w:spacing w:before="0" w:after="0"/>
-        <w:ind w:firstLine="708"/>
-      </w:pPr>
-      <w:r>
-        <w:t>Pieza publicitaria decorativa colgante que sirve para destacar una categoría, marca o producto y que está situada en el punto de venta. Generalmente son de gran formato y pueden colgar del techo, de la pared, entre columnas o postes o incluso puede tener una estructura autosostenible. Sus funciones son las de magnificar el producto o marca, orientar al cliente, destacar el distintivo visual y ser usado en eventos o fechas especiales como activación de marca, lanzamiento de nuevos productos o promociones especiales.</w:t>
-      </w:r>
-    </w:p>
-    <w:p>
-      <w:pPr>
-        <w:spacing w:before="0" w:after="0"/>
-        <w:ind w:firstLine="708"/>
-      </w:pPr>
-    </w:p>
-    <w:p>
-      <w:pPr>
-        <w:numPr>
-          <w:ilvl w:val="0"/>
-          <w:numId w:val="33"/>
-        </w:numPr>
-        <w:spacing w:before="0" w:after="0"/>
-        <w:rPr>
-          <w:rStyle w:val="Extranjerismo"/>
-          <w:b/>
-          <w:bCs/>
-          <w:lang w:val="es-CO"/>
-        </w:rPr>
-      </w:pPr>
-      <w:proofErr w:type="spellStart"/>
-      <w:r>
-        <w:rPr>
-          <w:rStyle w:val="Extranjerismo"/>
-          <w:b/>
-          <w:bCs/>
-          <w:lang w:val="es-CO"/>
-        </w:rPr>
-        <w:lastRenderedPageBreak/>
-        <w:t>Flanger</w:t>
-      </w:r>
-      <w:proofErr w:type="spellEnd"/>
-    </w:p>
-    <w:p>
-      <w:pPr>
-        <w:spacing w:before="0" w:after="0"/>
-        <w:ind w:firstLine="708"/>
-      </w:pPr>
-      <w:r>
-        <w:t>Pieza publicitaria que sirve como placa con el nombre o distintivo visual de un producto o marca. Su función es la de comunicar y captar la atención de los usuarios a lo lejos sobre la presencia de un producto dentro del almacén con el objetivo de ayudar en la percepción de este en los clientes.</w:t>
-      </w:r>
-    </w:p>
-    <w:p>
-      <w:pPr>
-        <w:numPr>
-          <w:ilvl w:val="0"/>
-          <w:numId w:val="33"/>
-        </w:numPr>
-        <w:spacing w:before="0" w:after="0"/>
-        <w:rPr>
-          <w:b/>
-          <w:bCs/>
-        </w:rPr>
-      </w:pPr>
-      <w:r>
-        <w:rPr>
-          <w:b/>
-          <w:bCs/>
-        </w:rPr>
-        <w:t>Cabezote</w:t>
-      </w:r>
-    </w:p>
-    <w:p>
-      <w:pPr>
-        <w:spacing w:before="0" w:after="0"/>
-        <w:ind w:firstLine="708"/>
-      </w:pPr>
-      <w:r>
-        <w:t>Pieza publicitaria situada en la parte superior de una góndola que es de gran tamaño y que sirve para destacar la existencia de un producto. Sus funciones son las de apoyar visualmente a la campaña publicitaria del producto, destacar su distintivo visual, posicionarlo e informar acerca de promociones, características o beneficios para el consumidor.</w:t>
-      </w:r>
-    </w:p>
-    <w:p>
-      <w:pPr>
-        <w:numPr>
-          <w:ilvl w:val="0"/>
-          <w:numId w:val="33"/>
-        </w:numPr>
-        <w:spacing w:before="0" w:after="0"/>
-        <w:rPr>
-          <w:rStyle w:val="Extranjerismo"/>
-          <w:b/>
-          <w:bCs/>
-          <w:lang w:val="es-CO"/>
-        </w:rPr>
-      </w:pPr>
-      <w:r>
-        <w:rPr>
-          <w:rStyle w:val="Extranjerismo"/>
-          <w:b/>
-          <w:bCs/>
-          <w:lang w:val="es-CO"/>
-        </w:rPr>
-        <w:t xml:space="preserve">Floor </w:t>
-      </w:r>
-      <w:proofErr w:type="spellStart"/>
-      <w:r>
-        <w:rPr>
-          <w:rStyle w:val="Extranjerismo"/>
-          <w:b/>
-          <w:bCs/>
-          <w:lang w:val="es-CO"/>
-        </w:rPr>
-        <w:t>Print</w:t>
-      </w:r>
-      <w:proofErr w:type="spellEnd"/>
-    </w:p>
-    <w:p>
-      <w:pPr>
-        <w:spacing w:before="0" w:after="0"/>
-        <w:ind w:firstLine="708"/>
-      </w:pPr>
-      <w:r>
-        <w:t>Pieza publicitaria que se adhiere al piso en el punto de venta, cerca del producto, para destacarlo, llamando la atención del cliente. Sus funciones son las de orientar al cliente, generar recordación de marca y utilizar el piso como medio publicitario.</w:t>
-      </w:r>
-    </w:p>
-    <w:p>
-      <w:pPr>
-        <w:numPr>
-          <w:ilvl w:val="0"/>
-          <w:numId w:val="33"/>
-        </w:numPr>
-        <w:spacing w:before="0" w:after="0"/>
-        <w:rPr>
-          <w:b/>
-          <w:bCs/>
-        </w:rPr>
-      </w:pPr>
-      <w:r>
-        <w:rPr>
-          <w:b/>
-          <w:bCs/>
-        </w:rPr>
-        <w:t>Banderines</w:t>
-      </w:r>
-    </w:p>
-    <w:p>
-      <w:pPr>
-        <w:spacing w:before="0" w:after="0"/>
-        <w:ind w:firstLine="708"/>
-      </w:pPr>
-      <w:r>
-        <w:t>Son instrumentos de ambientación en la zona comercial que destaca un marca o producto en el punto de venta. Sus funciones son las de aumentar la presencia de la marca o producto, ayudar a las promociones en temporadas especiales (Día del Padre o de la Madre</w:t>
-      </w:r>
-      <w:r>
-        <w:t xml:space="preserve">, </w:t>
-      </w:r>
-      <w:r>
-        <w:t>aniversarios, etc.) y utilizar el espacio bajo el techo como medio publicitario.</w:t>
-      </w:r>
-    </w:p>
-    <w:p>
-      <w:pPr>
-        <w:numPr>
-          <w:ilvl w:val="0"/>
-          <w:numId w:val="33"/>
-        </w:numPr>
-        <w:spacing w:before="0" w:after="0"/>
-        <w:rPr>
-          <w:b/>
-          <w:bCs/>
-        </w:rPr>
-      </w:pPr>
-      <w:r>
-        <w:rPr>
-          <w:b/>
-          <w:bCs/>
-        </w:rPr>
-        <w:t>Embalajes presentadores</w:t>
-      </w:r>
-    </w:p>
-    <w:p>
-      <w:pPr>
-        <w:spacing w:before="0" w:after="0"/>
-        <w:ind w:firstLine="708"/>
-      </w:pPr>
-      <w:r>
-        <w:t>Materiales o recipientes que sirven para la contención de un grupo de productos para exhibirlos y ponerlos en venta al público.</w:t>
-      </w:r>
-    </w:p>
-    <w:p>
-      <w:pPr>
-        <w:spacing w:before="0" w:after="0"/>
-        <w:ind w:firstLine="708"/>
-      </w:pPr>
-    </w:p>
-    <w:p>
-      <w:pPr>
-        <w:pStyle w:val="Ttulo2"/>
-      </w:pPr>
-      <w:bookmarkStart w:id="28" w:name="_Toc237513024"/>
-      <w:r>
-        <w:lastRenderedPageBreak/>
-        <w:t xml:space="preserve">3.6. </w:t>
-      </w:r>
-      <w:r>
-        <w:t>Omnicanalidad</w:t>
-      </w:r>
-      <w:bookmarkEnd w:id="28"/>
-    </w:p>
-    <w:p>
-      <w:pPr>
-        <w:spacing w:before="0" w:after="0"/>
-        <w:ind w:firstLine="708"/>
-      </w:pPr>
-      <w:r>
-        <w:t>La omnicanalidad busca ofrecer una experiencia de cliente cohesiva y significativa, independientemente del canal utilizado, ya sea tradicional o digital. Esta estrategia, ampliamente aceptada por empresas y estrategas de </w:t>
-      </w:r>
-      <w:r>
-        <w:rPr>
-          <w:rStyle w:val="Extranjerismo"/>
-        </w:rPr>
-        <w:t>marketing</w:t>
-      </w:r>
-      <w:r>
-        <w:t>, aún cuenta con pocos casos de implementación completa debido a su novedad (Romero, Maldonado y Núñez, 2021).</w:t>
-      </w:r>
-    </w:p>
-    <w:p>
-      <w:pPr>
-        <w:spacing w:before="0" w:after="0"/>
-        <w:ind w:firstLine="708"/>
-      </w:pPr>
-      <w:r>
         <w:t>La globalización de las TIC y la adopción masiva de la telefonía móvil han transformado la relación con los clientes, obligando a las empresas a gestionar interacciones en múltiples canales de forma ubicua.</w:t>
       </w:r>
     </w:p>
@@ -17801,25 +16162,32 @@
           <w:b/>
           <w:bCs/>
         </w:rPr>
+        <w:t>De la multicanalidad a la omnicanalidad</w:t>
+      </w:r>
+    </w:p>
+    <w:p>
+      <w:pPr>
+        <w:spacing w:before="0" w:after="0"/>
+        <w:ind w:firstLine="708"/>
+        <w:rPr>
+          <w:rFonts w:cs="Calibri"/>
+          <w:lang w:eastAsia="es-CO"/>
+        </w:rPr>
+      </w:pPr>
+      <w:r>
+        <w:rPr>
+          <w:rFonts w:cs="Calibri"/>
+          <w:lang w:eastAsia="es-CO"/>
+        </w:rPr>
+        <w:t xml:space="preserve">En la actualidad, las empresas deben atraer a clientes cada vez más digitales, quienes han adoptado rápidamente las nuevas tecnologías y, gracias a la difusión de la telefonía celular, están acostumbrados a disponer de lo que desean, cuando y donde quieran. La omnicanalidad, por tanto, debe ser flexible y conveniente, permitiendo que </w:t>
+      </w:r>
+      <w:r>
+        <w:rPr>
+          <w:rFonts w:cs="Calibri"/>
+          <w:lang w:eastAsia="es-CO"/>
+        </w:rPr>
         <w:lastRenderedPageBreak/>
-        <w:t>De la multicanalidad a la omnicanalidad</w:t>
-      </w:r>
-    </w:p>
-    <w:p>
-      <w:pPr>
-        <w:spacing w:before="0" w:after="0"/>
-        <w:ind w:firstLine="708"/>
-        <w:rPr>
-          <w:rFonts w:cs="Calibri"/>
-          <w:lang w:eastAsia="es-CO"/>
-        </w:rPr>
-      </w:pPr>
-      <w:r>
-        <w:rPr>
-          <w:rFonts w:cs="Calibri"/>
-          <w:lang w:eastAsia="es-CO"/>
-        </w:rPr>
-        <w:t>En la actualidad, las empresas deben atraer a clientes cada vez más digitales, quienes han adoptado rápidamente las nuevas tecnologías y, gracias a la difusión de la telefonía celular, están acostumbrados a disponer de lo que desean, cuando y donde quieran. La omnicanalidad, por tanto, debe ser flexible y conveniente, permitiendo que los clientes se comuniquen con las marcas a través del canal que elijan, en cualquier momento y lugar.</w:t>
+        <w:t>los clientes se comuniquen con las marcas a través del canal que elijan, en cualquier momento y lugar.</w:t>
       </w:r>
     </w:p>
     <w:p>
@@ -17944,7 +16312,39 @@
           <w:rFonts w:cs="Calibri"/>
           <w:lang w:eastAsia="es-CO"/>
         </w:rPr>
-        <w:t>Nota. Tomada de Zendesk (s.f).</w:t>
+        <w:t xml:space="preserve">Nota. Tomada de </w:t>
+      </w:r>
+      <w:proofErr w:type="spellStart"/>
+      <w:r>
+        <w:rPr>
+          <w:rFonts w:cs="Calibri"/>
+          <w:lang w:eastAsia="es-CO"/>
+        </w:rPr>
+        <w:t>Zendesk</w:t>
+      </w:r>
+      <w:proofErr w:type="spellEnd"/>
+      <w:r>
+        <w:rPr>
+          <w:rFonts w:cs="Calibri"/>
+          <w:lang w:eastAsia="es-CO"/>
+        </w:rPr>
+        <w:t xml:space="preserve"> (</w:t>
+      </w:r>
+      <w:proofErr w:type="spellStart"/>
+      <w:r>
+        <w:rPr>
+          <w:rFonts w:cs="Calibri"/>
+          <w:lang w:eastAsia="es-CO"/>
+        </w:rPr>
+        <w:t>s.f</w:t>
+      </w:r>
+      <w:proofErr w:type="spellEnd"/>
+      <w:r>
+        <w:rPr>
+          <w:rFonts w:cs="Calibri"/>
+          <w:lang w:eastAsia="es-CO"/>
+        </w:rPr>
+        <w:t>).</w:t>
       </w:r>
     </w:p>
     <w:p>
@@ -17971,28 +16371,35 @@
           <w:rFonts w:cs="Calibri"/>
           <w:lang w:eastAsia="es-CO"/>
         </w:rPr>
+        <w:t>Esta gestión integral del relacionamiento con los clientes necesita de soluciones tecnológicas que lo soporten y que, además, sumen valor a lo largo del </w:t>
+      </w:r>
+      <w:r>
+        <w:rPr>
+          <w:rStyle w:val="Extranjerismo"/>
+          <w:lang w:eastAsia="es-CO"/>
+        </w:rPr>
+        <w:t>Customer Journey,</w:t>
+      </w:r>
+      <w:r>
+        <w:rPr>
+          <w:rFonts w:cs="Calibri"/>
+          <w:lang w:eastAsia="es-CO"/>
+        </w:rPr>
+        <w:t xml:space="preserve"> entregando consistencia entre los canales usados en cada uno de los diferentes “momentos de la verdad” (puntos relevantes de la relación con el cliente). Desde el momento en que realiza una compra, hasta el contacto con el servicio de </w:t>
+      </w:r>
+      <w:r>
+        <w:rPr>
+          <w:rFonts w:cs="Calibri"/>
+          <w:lang w:eastAsia="es-CO"/>
+        </w:rPr>
         <w:lastRenderedPageBreak/>
-        <w:t>Esta gestión integral del relacionamiento con los clientes necesita de soluciones tecnológicas que lo soporten y que, además, sumen valor a lo largo del </w:t>
+        <w:t xml:space="preserve">atención al cliente, asentar una reclamación, analizar un extracto bancario </w:t>
       </w:r>
       <w:r>
         <w:rPr>
           <w:rStyle w:val="Extranjerismo"/>
           <w:lang w:eastAsia="es-CO"/>
         </w:rPr>
-        <w:t>Customer Journey,</w:t>
-      </w:r>
-      <w:r>
-        <w:rPr>
-          <w:rFonts w:cs="Calibri"/>
-          <w:lang w:eastAsia="es-CO"/>
-        </w:rPr>
-        <w:t xml:space="preserve"> entregando consistencia entre los canales usados en cada uno de los diferentes “momentos de la verdad” (puntos relevantes de la relación con el cliente). Desde el momento en que realiza una compra, hasta el contacto con el servicio de atención al cliente, asentar una reclamación, analizar un extracto bancario </w:t>
-      </w:r>
-      <w:r>
-        <w:rPr>
-          <w:rStyle w:val="Extranjerismo"/>
-          <w:lang w:eastAsia="es-CO"/>
-        </w:rPr>
         <w:t>online</w:t>
       </w:r>
       <w:r>
@@ -18012,6 +16419,39 @@
           <w:lang w:eastAsia="es-CO"/>
         </w:rPr>
       </w:pPr>
+      <w:r>
+        <w:rPr>
+          <w:rFonts w:cs="Calibri"/>
+          <w:lang w:eastAsia="es-CO"/>
+        </w:rPr>
+        <w:t xml:space="preserve">La ejecución de una estrategia </w:t>
+      </w:r>
+      <w:r>
+        <w:rPr>
+          <w:lang w:eastAsia="es-CO"/>
+        </w:rPr>
+        <w:t>omnicanal</w:t>
+      </w:r>
+      <w:r>
+        <w:rPr>
+          <w:rFonts w:cs="Calibri"/>
+          <w:lang w:eastAsia="es-CO"/>
+        </w:rPr>
+        <w:t xml:space="preserve"> está íntimamente ligada a la estrategia de experiencia del cliente; no se puede tener una buena estrategia </w:t>
+      </w:r>
+      <w:r>
+        <w:rPr>
+          <w:lang w:eastAsia="es-CO"/>
+        </w:rPr>
+        <w:t>omnicanal</w:t>
+      </w:r>
+      <w:r>
+        <w:rPr>
+          <w:rFonts w:cs="Calibri"/>
+          <w:lang w:eastAsia="es-CO"/>
+        </w:rPr>
+        <w:t xml:space="preserve"> si no se incluye la visión del cliente y la coherencia de la marca en su planeación. Es vital tener en cuenta la apropiada y sólida combinación de los diferentes canales de interacción como uno de los puntos más importantes de la vinculación del cliente con la marca.</w:t>
+      </w:r>
     </w:p>
     <w:p>
       <w:pPr>
@@ -18027,33 +16467,7 @@
           <w:rFonts w:cs="Calibri"/>
           <w:lang w:eastAsia="es-CO"/>
         </w:rPr>
-        <w:t xml:space="preserve">La ejecución de una estrategia </w:t>
-      </w:r>
-      <w:r>
-        <w:rPr>
-          <w:lang w:eastAsia="es-CO"/>
-        </w:rPr>
-        <w:t>omnicanal</w:t>
-      </w:r>
-      <w:r>
-        <w:rPr>
-          <w:rFonts w:cs="Calibri"/>
-          <w:lang w:eastAsia="es-CO"/>
-        </w:rPr>
-        <w:t xml:space="preserve"> está íntimamente ligada a la estrategia de experiencia del cliente; no se puede tener una buena estrategia </w:t>
-      </w:r>
-      <w:r>
-        <w:rPr>
-          <w:lang w:eastAsia="es-CO"/>
-        </w:rPr>
-        <w:t>omnicanal</w:t>
-      </w:r>
-      <w:r>
-        <w:rPr>
-          <w:rFonts w:cs="Calibri"/>
-          <w:lang w:eastAsia="es-CO"/>
-        </w:rPr>
-        <w:t xml:space="preserve"> si no se incluye la visión del cliente y la coherencia de la marca en su planeación. Es vital tener en cuenta la apropiada y sólida combinación de los diferentes canales de interacción como uno de los puntos más importantes de la vinculación del cliente con la marca.</w:t>
+        <w:t>De esta forma, muchas organizaciones se encuentran actualmente sumergidas en la evaluación, rediseño e innovación de sus modelos de relacionamiento con el cliente, buscando mejorar la eficiencia operativa y maximizar la experiencia del cliente gracias al valor entregado en cada uno de los puntos de contacto.</w:t>
       </w:r>
     </w:p>
     <w:p>
@@ -18080,45 +16494,8 @@
           <w:rFonts w:cs="Calibri"/>
           <w:lang w:eastAsia="es-CO"/>
         </w:rPr>
-        <w:t>De esta forma, muchas organizaciones se encuentran actualmente sumergidas en la evaluación, rediseño e innovación de sus modelos de relacionamiento con el cliente, buscando mejorar la eficiencia operativa y maximizar la experiencia del cliente gracias al valor entregado en cada uno de los puntos de contacto.</w:t>
-      </w:r>
-    </w:p>
-    <w:p>
-      <w:pPr>
-        <w:spacing w:before="0" w:after="0"/>
-        <w:ind w:firstLine="708"/>
-        <w:rPr>
-          <w:rFonts w:cs="Calibri"/>
-          <w:lang w:eastAsia="es-CO"/>
-        </w:rPr>
-      </w:pPr>
-    </w:p>
-    <w:p>
-      <w:pPr>
-        <w:spacing w:before="0" w:after="0"/>
-        <w:ind w:firstLine="708"/>
-        <w:rPr>
-          <w:rFonts w:cs="Calibri"/>
-          <w:lang w:eastAsia="es-CO"/>
-        </w:rPr>
-      </w:pPr>
-      <w:r>
-        <w:rPr>
-          <w:rFonts w:cs="Calibri"/>
-          <w:lang w:eastAsia="es-CO"/>
-        </w:rPr>
         <w:t>Estas sinergias permiten optimizar la experiencia del cliente debido a tres elementos:</w:t>
       </w:r>
-    </w:p>
-    <w:p>
-      <w:pPr>
-        <w:spacing w:before="0" w:after="0"/>
-        <w:ind w:firstLine="708"/>
-        <w:rPr>
-          <w:rFonts w:cs="Calibri"/>
-          <w:lang w:eastAsia="es-CO"/>
-        </w:rPr>
-      </w:pPr>
     </w:p>
     <w:p>
       <w:pPr>
@@ -18140,7 +16517,6 @@
           <w:bCs/>
           <w:lang w:eastAsia="es-CO"/>
         </w:rPr>
-        <w:lastRenderedPageBreak/>
         <w:t>Visión 360º</w:t>
       </w:r>
     </w:p>
@@ -18202,6 +16578,7 @@
           <w:bCs/>
           <w:lang w:eastAsia="es-CO"/>
         </w:rPr>
+        <w:lastRenderedPageBreak/>
         <w:t>Interacciones</w:t>
       </w:r>
     </w:p>
@@ -18344,8 +16721,32 @@
           <w:rFonts w:cs="Calibri"/>
           <w:lang w:eastAsia="es-CO"/>
         </w:rPr>
+        <w:t>Para concluir, las empresas pueden dirigir su estrategia en la búsqueda de la integración y unión entre todos los canales de la marca, de manera que se interconectan de forma instantánea y natural entre sí. Es vital tener claro que el presente y el futuro están en la integración de los canales físicos y digitales.</w:t>
+      </w:r>
+    </w:p>
+    <w:p>
+      <w:pPr>
+        <w:spacing w:before="0" w:after="0"/>
+        <w:ind w:firstLine="708"/>
+        <w:rPr>
+          <w:rFonts w:cs="Calibri"/>
+          <w:lang w:eastAsia="es-CO"/>
+        </w:rPr>
+      </w:pPr>
+      <w:r>
+        <w:rPr>
+          <w:rFonts w:cs="Calibri"/>
+          <w:lang w:eastAsia="es-CO"/>
+        </w:rPr>
+        <w:t xml:space="preserve">La omnicanalidad está demostrando que se trata de una estrategia efectiva para edificar un vínculo comunicativo entre clientes, productos, canales y empresas, lo que favorece el relacionamiento emocional de parte del cliente con la marca, aumentando </w:t>
+      </w:r>
+      <w:r>
+        <w:rPr>
+          <w:rFonts w:cs="Calibri"/>
+          <w:lang w:eastAsia="es-CO"/>
+        </w:rPr>
         <w:lastRenderedPageBreak/>
-        <w:t>Para concluir, las empresas pueden dirigir su estrategia en la búsqueda de la integración y unión entre todos los canales de la marca, de manera que se interconectan de forma instantánea y natural entre sí. Es vital tener claro que el presente y el futuro están en la integración de los canales físicos y digitales.</w:t>
+        <w:t>las ventas y formando una nueva manera de entender su experiencia (Romero, Maldonado y Núñez, 2021).</w:t>
       </w:r>
     </w:p>
     <w:p>
@@ -18357,13 +16758,66 @@
           <w:lang w:eastAsia="es-CO"/>
         </w:rPr>
       </w:pPr>
-      <w:r>
-        <w:rPr>
-          <w:rFonts w:cs="Calibri"/>
-          <w:lang w:eastAsia="es-CO"/>
-        </w:rPr>
-        <w:t>La omnicanalidad está demostrando que se trata de una estrategia efectiva para edificar un vínculo comunicativo entre clientes, productos, canales y empresas, lo que favorece el relacionamiento emocional de parte del cliente con la marca, aumentando las ventas y formando una nueva manera de entender su experiencia (Romero, Maldonado y Núñez, 2021).</w:t>
-      </w:r>
+    </w:p>
+    <w:p>
+      <w:pPr>
+        <w:spacing w:before="0" w:after="0"/>
+        <w:ind w:firstLine="708"/>
+        <w:rPr>
+          <w:rFonts w:cs="Calibri"/>
+          <w:lang w:eastAsia="es-CO"/>
+        </w:rPr>
+      </w:pPr>
+    </w:p>
+    <w:p>
+      <w:pPr>
+        <w:spacing w:before="0" w:after="0"/>
+        <w:ind w:firstLine="708"/>
+        <w:rPr>
+          <w:rFonts w:cs="Calibri"/>
+          <w:lang w:eastAsia="es-CO"/>
+        </w:rPr>
+      </w:pPr>
+    </w:p>
+    <w:p>
+      <w:pPr>
+        <w:spacing w:before="0" w:after="0"/>
+        <w:ind w:firstLine="708"/>
+        <w:rPr>
+          <w:rFonts w:cs="Calibri"/>
+          <w:lang w:eastAsia="es-CO"/>
+        </w:rPr>
+      </w:pPr>
+    </w:p>
+    <w:p>
+      <w:pPr>
+        <w:spacing w:before="0" w:after="0"/>
+        <w:ind w:firstLine="708"/>
+        <w:rPr>
+          <w:rFonts w:cs="Calibri"/>
+          <w:lang w:eastAsia="es-CO"/>
+        </w:rPr>
+      </w:pPr>
+    </w:p>
+    <w:p>
+      <w:pPr>
+        <w:spacing w:before="0" w:after="0"/>
+        <w:ind w:firstLine="708"/>
+        <w:rPr>
+          <w:rFonts w:cs="Calibri"/>
+          <w:lang w:eastAsia="es-CO"/>
+        </w:rPr>
+      </w:pPr>
+    </w:p>
+    <w:p>
+      <w:pPr>
+        <w:spacing w:before="0" w:after="0"/>
+        <w:ind w:firstLine="708"/>
+        <w:rPr>
+          <w:rFonts w:cs="Calibri"/>
+          <w:lang w:eastAsia="es-CO"/>
+        </w:rPr>
+      </w:pPr>
     </w:p>
     <w:p>
       <w:pPr>
@@ -18533,7 +16987,7 @@
           <w:numId w:val="0"/>
         </w:numPr>
       </w:pPr>
-      <w:bookmarkStart w:id="29" w:name="_Toc237513025"/>
+      <w:bookmarkStart w:id="29" w:name="_Toc238548222"/>
       <w:r>
         <w:lastRenderedPageBreak/>
         <w:t>Síntesis</w:t>
@@ -18554,14 +17008,7 @@
           <w:rFonts w:cs="Calibri"/>
           <w:lang w:eastAsia="es-CO"/>
         </w:rPr>
-        <w:t xml:space="preserve">La </w:t>
-      </w:r>
-      <w:r>
-        <w:rPr>
-          <w:rFonts w:cs="Calibri"/>
-          <w:lang w:eastAsia="es-CO"/>
-        </w:rPr>
-        <w:t>presente síntesis organiza los elementos clave que estructuran las ventas en el formato comercial, cada sección aborda aspectos relevantes como la promoción, el portafolio de productos, y la omnicanalidad, proporcionando un marco integral para entender las estrategias comerciales y las herramientas que potencian la interacción con los consumidores en distintos escenarios.</w:t>
+        <w:t>La presente síntesis organiza los elementos clave que estructuran las ventas en el formato comercial, cada sección aborda aspectos relevantes como la promoción, el portafolio de productos, y la omnicanalidad, proporcionando un marco integral para entender las estrategias comerciales de ventas y las herramientas que potencian la interacción con los consumidores en distintos escenarios.</w:t>
       </w:r>
     </w:p>
     <w:p>
@@ -18701,7 +17148,7 @@
         </w:numPr>
       </w:pPr>
       <w:bookmarkStart w:id="30" w:name="_Toc176443725"/>
-      <w:bookmarkStart w:id="31" w:name="_Toc237513026"/>
+      <w:bookmarkStart w:id="31" w:name="_Toc238548223"/>
       <w:r>
         <w:lastRenderedPageBreak/>
         <w:t>Glosario</w:t>
@@ -18733,7 +17180,7 @@
           <w:bCs/>
           <w:lang w:eastAsia="es-CO"/>
         </w:rPr>
-        <w:t>sigla para el término “Buenas Prácticas de Manufactura”. Hace referencia a la manera en que se deben administrar los productos para una buena higiene, desde su manipulación hasta su preparación, elaboración, envasado, almacenamiento, transporte y distribución, para que finalmente pueda ser consumido.</w:t>
+        <w:t>sigla para el término “Buenas Prácticas de Manufactura”. Hace referencia a la manera en que se deben administrar los productos para una buena higiene, desde su manipulación hasta su preparación, elaboración, envasado, almacenamiento, transporte y distribución, para que finalmente puedan ser consumidos.</w:t>
       </w:r>
     </w:p>
     <w:p>
@@ -18820,22 +17267,39 @@
           <w:bCs/>
           <w:lang w:eastAsia="es-CO"/>
         </w:rPr>
-        <w:t>Degustación: </w:t>
-      </w:r>
-      <w:r>
-        <w:rPr>
-          <w:rFonts w:cs="Calibri"/>
-          <w:bCs/>
-          <w:lang w:eastAsia="es-CO"/>
-        </w:rPr>
-        <w:t>pruebas que se le regalan a los clientes dentro de un establecimiento de uno o varios productos para que lo(s) conozcan, lo(s) experimenten en carne propia y luego puedan tomar una decisión de compra.</w:t>
-      </w:r>
-    </w:p>
-    <w:p>
-      <w:pPr>
-        <w:spacing w:before="0" w:after="0"/>
-        <w:rPr>
-          <w:rFonts w:cs="Calibri"/>
+        <w:t>Degustación:</w:t>
+      </w:r>
+      <w:r>
+        <w:rPr>
+          <w:rFonts w:ascii="Arial" w:hAnsi="Arial" w:cs="Arial"/>
+          <w:color w:val="000000"/>
+          <w:sz w:val="22"/>
+          <w:bdr w:val="none" w:sz="0" w:space="0" w:color="auto" w:frame="1"/>
+          <w:lang w:val="es-ES"/>
+        </w:rPr>
+        <w:t xml:space="preserve"> </w:t>
+      </w:r>
+      <w:r>
+        <w:rPr>
+          <w:rFonts w:cs="Calibri"/>
+          <w:lang w:val="es-ES" w:eastAsia="es-CO"/>
+        </w:rPr>
+        <w:t>acción de ofrecer a los clientes muestras de uno o varios productos dentro de un establecimiento, con el propósito de que los conozcan, los prueben y puedan tomar una decisión de compra</w:t>
+      </w:r>
+      <w:r>
+        <w:rPr>
+          <w:rFonts w:cs="Calibri"/>
+          <w:lang w:val="es-ES" w:eastAsia="es-CO"/>
+        </w:rPr>
+        <w:t>.</w:t>
+      </w:r>
+    </w:p>
+    <w:p>
+      <w:pPr>
+        <w:spacing w:before="0" w:after="0"/>
+        <w:rPr>
+          <w:rFonts w:cs="Calibri"/>
+          <w:b/>
           <w:bCs/>
           <w:lang w:eastAsia="es-CO"/>
         </w:rPr>
@@ -18852,10 +17316,9 @@
       <w:r>
         <w:rPr>
           <w:rFonts w:cs="Calibri"/>
-          <w:bCs/>
-          <w:lang w:eastAsia="es-CO"/>
-        </w:rPr>
-        <w:t>forma en que se promociona un producto, poniéndolo a prueba con los clientes dentro de un establecimiento para que puedan percibir su funcionamiento.</w:t>
+          <w:lang w:val="es-ES" w:eastAsia="es-CO"/>
+        </w:rPr>
+        <w:t>acción de presentar un producto a los clientes, mostrando sus características, funcionamiento o beneficios para facilitar su conocimiento y apoyar la decisión de compra.</w:t>
       </w:r>
     </w:p>
     <w:p>
@@ -19058,28 +17521,46 @@
         <w:rPr>
           <w:rFonts w:cs="Calibri"/>
           <w:bCs/>
-          <w:lang w:eastAsia="es-CO"/>
-        </w:rPr>
-        <w:t>acciones publicitarias que sirven para sensibilizar a los clientes con el objetivo de que tomen decisiones de compra, para mejorar las ventas y crear fidelización de marca.</w:t>
-      </w:r>
-    </w:p>
-    <w:p>
-      <w:pPr>
-        <w:spacing w:before="0" w:after="0"/>
-        <w:rPr>
-          <w:rFonts w:cs="Calibri"/>
-          <w:bCs/>
-          <w:lang w:eastAsia="es-CO"/>
-        </w:rPr>
-      </w:pPr>
-      <w:r>
-        <w:rPr>
-          <w:rFonts w:cs="Calibri"/>
-          <w:b/>
-          <w:bCs/>
-          <w:lang w:eastAsia="es-CO"/>
-        </w:rPr>
-        <w:t>Promoción de venta: </w:t>
+          <w:lang w:val="es-ES" w:eastAsia="es-CO"/>
+        </w:rPr>
+        <w:t>conjunto de acciones comerciales y publicitarias destinadas a incentivar la decisión de compra de los clientes, mejorar las ventas y favorecer la fidelización de la marca.</w:t>
+      </w:r>
+    </w:p>
+    <w:p>
+      <w:pPr>
+        <w:spacing w:before="0" w:after="0"/>
+        <w:rPr>
+          <w:rFonts w:cs="Calibri"/>
+          <w:bCs/>
+          <w:lang w:eastAsia="es-CO"/>
+        </w:rPr>
+      </w:pPr>
+      <w:r>
+        <w:rPr>
+          <w:rFonts w:cs="Calibri"/>
+          <w:b/>
+          <w:bCs/>
+          <w:lang w:eastAsia="es-CO"/>
+        </w:rPr>
+        <w:t>Promoción de venta</w:t>
+      </w:r>
+      <w:r>
+        <w:rPr>
+          <w:rFonts w:cs="Calibri"/>
+          <w:b/>
+          <w:bCs/>
+          <w:lang w:eastAsia="es-CO"/>
+        </w:rPr>
+        <w:t>s</w:t>
+      </w:r>
+      <w:r>
+        <w:rPr>
+          <w:rFonts w:cs="Calibri"/>
+          <w:b/>
+          <w:bCs/>
+          <w:lang w:eastAsia="es-CO"/>
+        </w:rPr>
+        <w:t>: </w:t>
       </w:r>
       <w:r>
         <w:rPr>
@@ -19244,7 +17725,7 @@
         </w:numPr>
       </w:pPr>
       <w:bookmarkStart w:id="32" w:name="_Toc176443726"/>
-      <w:bookmarkStart w:id="33" w:name="_Toc237513027"/>
+      <w:bookmarkStart w:id="33" w:name="_Toc238548224"/>
       <w:r>
         <w:lastRenderedPageBreak/>
         <w:t>Referencias bibliográficas</w:t>
@@ -20013,7 +18494,7 @@
         </w:numPr>
       </w:pPr>
       <w:bookmarkStart w:id="34" w:name="_Toc176443727"/>
-      <w:bookmarkStart w:id="35" w:name="_Toc237513028"/>
+      <w:bookmarkStart w:id="35" w:name="_Toc238548225"/>
       <w:r>
         <w:lastRenderedPageBreak/>
         <w:t>Créditos</w:t>
@@ -20160,7 +18641,23 @@
                 <w:sz w:val="28"/>
                 <w:szCs w:val="28"/>
               </w:rPr>
-              <w:t>Profesional 06. Responsable Ecosistema de Recursos Educativos Digitales</w:t>
+              <w:t xml:space="preserve">Profesional </w:t>
+            </w:r>
+            <w:r>
+              <w:rPr>
+                <w:rFonts w:cs="Calibri"/>
+                <w:sz w:val="28"/>
+                <w:szCs w:val="28"/>
+              </w:rPr>
+              <w:t>G</w:t>
+            </w:r>
+            <w:r>
+              <w:rPr>
+                <w:rFonts w:cs="Calibri"/>
+                <w:sz w:val="28"/>
+                <w:szCs w:val="28"/>
+              </w:rPr>
+              <w:t>06. Responsable Ecosistema de Recursos Educativos Digitales</w:t>
             </w:r>
           </w:p>
         </w:tc>
@@ -21067,7 +19564,7 @@
 </file>
 
 <file path=word/endnotes.xml><?xml version="1.0" encoding="utf-8"?>
-<w:endnotes xmlns:wpc="http://schemas.microsoft.com/office/word/2010/wordprocessingCanvas" xmlns:cx="http://schemas.microsoft.com/office/drawing/2014/chartex" xmlns:cx1="http://schemas.microsoft.com/office/drawing/2015/9/8/chartex" xmlns:cx2="http://schemas.microsoft.com/office/drawing/2015/10/21/chartex" xmlns:cx3="http://schemas.microsoft.com/office/drawing/2016/5/9/chartex" xmlns:cx4="http://schemas.microsoft.com/office/drawing/2016/5/10/chartex" xmlns:cx5="http://schemas.microsoft.com/office/drawing/2016/5/11/chartex" xmlns:cx6="http://schemas.microsoft.com/office/drawing/2016/5/12/chartex" xmlns:cx7="http://schemas.microsoft.com/office/drawing/2016/5/13/chartex" xmlns:cx8="http://schemas.microsoft.com/office/drawing/2016/5/14/chartex" xmlns:mc="http://schemas.openxmlformats.org/markup-compatibility/2006" xmlns:aink="http://schemas.microsoft.com/office/drawing/2016/ink" xmlns:am3d="http://schemas.microsoft.com/office/drawing/2017/model3d" xmlns:o="urn:schemas-microsoft-com:office:office" xmlns:oel="http://schemas.microsoft.com/office/2019/extlst" xmlns:r="http://schemas.openxmlformats.org/officeDocument/2006/relationships" xmlns:m="http://schemas.openxmlformats.org/officeDocument/2006/math" xmlns:v="urn:schemas-microsoft-com:vml" xmlns:wp14="http://schemas.microsoft.com/office/word/2010/wordprocessingDrawing" xmlns:wp="http://schemas.openxmlformats.org/drawingml/2006/wordprocessingDrawing" xmlns:w10="urn:schemas-microsoft-com:office:word" xmlns:w="http://schemas.openxmlformats.org/wordprocessingml/2006/main" xmlns:w14="http://schemas.microsoft.com/office/word/2010/wordml" xmlns:w15="http://schemas.microsoft.com/office/word/2012/wordml" xmlns:w16cei="http://schemas.microsoft.com/office/word/2026/wordml/cei" xmlns:w16cex="http://schemas.microsoft.com/office/word/2018/wordml/cex" xmlns:w16cid="http://schemas.microsoft.com/office/word/2016/wordml/cid" xmlns:w16="http://schemas.microsoft.com/office/word/2018/wordml" xmlns:w16du="http://schemas.microsoft.com/office/word/2023/wordml/word16du" xmlns:w16sdtdh="http://schemas.microsoft.com/office/word/2020/wordml/sdtdatahash" xmlns:w16sdtfl="http://schemas.microsoft.com/office/word/2024/wordml/sdtformatlock" xmlns:w16se="http://schemas.microsoft.com/office/word/2015/wordml/symex" xmlns:wpg="http://schemas.microsoft.com/office/word/2010/wordprocessingGroup" xmlns:wpi="http://schemas.microsoft.com/office/word/2010/wordprocessingInk" xmlns:wne="http://schemas.microsoft.com/office/word/2006/wordml" xmlns:wps="http://schemas.microsoft.com/office/word/2010/wordprocessingShape" mc:Ignorable="w14 w15 w16se w16cid w16 w16cex w16sdtdh w16sdtfl w16du wp14">
+<w:endnotes xmlns:wpc="http://schemas.microsoft.com/office/word/2010/wordprocessingCanvas" xmlns:cx="http://schemas.microsoft.com/office/drawing/2014/chartex" xmlns:cx1="http://schemas.microsoft.com/office/drawing/2015/9/8/chartex" xmlns:cx2="http://schemas.microsoft.com/office/drawing/2015/10/21/chartex" xmlns:cx3="http://schemas.microsoft.com/office/drawing/2016/5/9/chartex" xmlns:cx4="http://schemas.microsoft.com/office/drawing/2016/5/10/chartex" xmlns:cx5="http://schemas.microsoft.com/office/drawing/2016/5/11/chartex" xmlns:cx6="http://schemas.microsoft.com/office/drawing/2016/5/12/chartex" xmlns:cx7="http://schemas.microsoft.com/office/drawing/2016/5/13/chartex" xmlns:cx8="http://schemas.microsoft.com/office/drawing/2016/5/14/chartex" xmlns:mc="http://schemas.openxmlformats.org/markup-compatibility/2006" xmlns:aink="http://schemas.microsoft.com/office/drawing/2016/ink" xmlns:am3d="http://schemas.microsoft.com/office/drawing/2017/model3d" xmlns:o="urn:schemas-microsoft-com:office:office" xmlns:oel="http://schemas.microsoft.com/office/2019/extlst" xmlns:r="http://schemas.openxmlformats.org/officeDocument/2006/relationships" xmlns:m="http://schemas.openxmlformats.org/officeDocument/2006/math" xmlns:v="urn:schemas-microsoft-com:vml" xmlns:wp14="http://schemas.microsoft.com/office/word/2010/wordprocessingDrawing" xmlns:wp="http://schemas.openxmlformats.org/drawingml/2006/wordprocessingDrawing" xmlns:w10="urn:schemas-microsoft-com:office:word" xmlns:w="http://schemas.openxmlformats.org/wordprocessingml/2006/main" xmlns:w14="http://schemas.microsoft.com/office/word/2010/wordml" xmlns:w15="http://schemas.microsoft.com/office/word/2012/wordml" xmlns:w16cex="http://schemas.microsoft.com/office/word/2018/wordml/cex" xmlns:w16cid="http://schemas.microsoft.com/office/word/2016/wordml/cid" xmlns:w16="http://schemas.microsoft.com/office/word/2018/wordml" xmlns:w16du="http://schemas.microsoft.com/office/word/2023/wordml/word16du" xmlns:w16sdtdh="http://schemas.microsoft.com/office/word/2020/wordml/sdtdatahash" xmlns:w16sdtfl="http://schemas.microsoft.com/office/word/2024/wordml/sdtformatlock" xmlns:w16se="http://schemas.microsoft.com/office/word/2015/wordml/symex" xmlns:wpg="http://schemas.microsoft.com/office/word/2010/wordprocessingGroup" xmlns:wpi="http://schemas.microsoft.com/office/word/2010/wordprocessingInk" xmlns:wne="http://schemas.microsoft.com/office/word/2006/wordml" xmlns:wps="http://schemas.microsoft.com/office/word/2010/wordprocessingShape" mc:Ignorable="w14 w15 w16se w16cid w16 w16cex w16sdtdh w16sdtfl w16du wp14">
   <w:endnote w:type="separator" w:id="-1">
     <w:p>
       <w:pPr>
@@ -21092,7 +19589,7 @@
 </file>
 
 <file path=word/footer1.xml><?xml version="1.0" encoding="utf-8"?>
-<w:ftr xmlns:wpc="http://schemas.microsoft.com/office/word/2010/wordprocessingCanvas" xmlns:cx="http://schemas.microsoft.com/office/drawing/2014/chartex" xmlns:cx1="http://schemas.microsoft.com/office/drawing/2015/9/8/chartex" xmlns:cx2="http://schemas.microsoft.com/office/drawing/2015/10/21/chartex" xmlns:cx3="http://schemas.microsoft.com/office/drawing/2016/5/9/chartex" xmlns:cx4="http://schemas.microsoft.com/office/drawing/2016/5/10/chartex" xmlns:cx5="http://schemas.microsoft.com/office/drawing/2016/5/11/chartex" xmlns:cx6="http://schemas.microsoft.com/office/drawing/2016/5/12/chartex" xmlns:cx7="http://schemas.microsoft.com/office/drawing/2016/5/13/chartex" xmlns:cx8="http://schemas.microsoft.com/office/drawing/2016/5/14/chartex" xmlns:mc="http://schemas.openxmlformats.org/markup-compatibility/2006" xmlns:aink="http://schemas.microsoft.com/office/drawing/2016/ink" xmlns:am3d="http://schemas.microsoft.com/office/drawing/2017/model3d" xmlns:o="urn:schemas-microsoft-com:office:office" xmlns:oel="http://schemas.microsoft.com/office/2019/extlst" xmlns:r="http://schemas.openxmlformats.org/officeDocument/2006/relationships" xmlns:m="http://schemas.openxmlformats.org/officeDocument/2006/math" xmlns:v="urn:schemas-microsoft-com:vml" xmlns:wp14="http://schemas.microsoft.com/office/word/2010/wordprocessingDrawing" xmlns:wp="http://schemas.openxmlformats.org/drawingml/2006/wordprocessingDrawing" xmlns:w10="urn:schemas-microsoft-com:office:word" xmlns:w="http://schemas.openxmlformats.org/wordprocessingml/2006/main" xmlns:w14="http://schemas.microsoft.com/office/word/2010/wordml" xmlns:w15="http://schemas.microsoft.com/office/word/2012/wordml" xmlns:w16cei="http://schemas.microsoft.com/office/word/2026/wordml/cei" xmlns:w16cex="http://schemas.microsoft.com/office/word/2018/wordml/cex" xmlns:w16cid="http://schemas.microsoft.com/office/word/2016/wordml/cid" xmlns:w16="http://schemas.microsoft.com/office/word/2018/wordml" xmlns:w16du="http://schemas.microsoft.com/office/word/2023/wordml/word16du" xmlns:w16sdtdh="http://schemas.microsoft.com/office/word/2020/wordml/sdtdatahash" xmlns:w16sdtfl="http://schemas.microsoft.com/office/word/2024/wordml/sdtformatlock" xmlns:w16se="http://schemas.microsoft.com/office/word/2015/wordml/symex" xmlns:wpg="http://schemas.microsoft.com/office/word/2010/wordprocessingGroup" xmlns:wpi="http://schemas.microsoft.com/office/word/2010/wordprocessingInk" xmlns:wne="http://schemas.microsoft.com/office/word/2006/wordml" xmlns:wps="http://schemas.microsoft.com/office/word/2010/wordprocessingShape" mc:Ignorable="w14 w15 w16se w16cid w16 w16cex w16sdtdh w16sdtfl w16du wp14">
+<w:ftr xmlns:wpc="http://schemas.microsoft.com/office/word/2010/wordprocessingCanvas" xmlns:cx="http://schemas.microsoft.com/office/drawing/2014/chartex" xmlns:cx1="http://schemas.microsoft.com/office/drawing/2015/9/8/chartex" xmlns:cx2="http://schemas.microsoft.com/office/drawing/2015/10/21/chartex" xmlns:cx3="http://schemas.microsoft.com/office/drawing/2016/5/9/chartex" xmlns:cx4="http://schemas.microsoft.com/office/drawing/2016/5/10/chartex" xmlns:cx5="http://schemas.microsoft.com/office/drawing/2016/5/11/chartex" xmlns:cx6="http://schemas.microsoft.com/office/drawing/2016/5/12/chartex" xmlns:cx7="http://schemas.microsoft.com/office/drawing/2016/5/13/chartex" xmlns:cx8="http://schemas.microsoft.com/office/drawing/2016/5/14/chartex" xmlns:mc="http://schemas.openxmlformats.org/markup-compatibility/2006" xmlns:aink="http://schemas.microsoft.com/office/drawing/2016/ink" xmlns:am3d="http://schemas.microsoft.com/office/drawing/2017/model3d" xmlns:o="urn:schemas-microsoft-com:office:office" xmlns:oel="http://schemas.microsoft.com/office/2019/extlst" xmlns:r="http://schemas.openxmlformats.org/officeDocument/2006/relationships" xmlns:m="http://schemas.openxmlformats.org/officeDocument/2006/math" xmlns:v="urn:schemas-microsoft-com:vml" xmlns:wp14="http://schemas.microsoft.com/office/word/2010/wordprocessingDrawing" xmlns:wp="http://schemas.openxmlformats.org/drawingml/2006/wordprocessingDrawing" xmlns:w10="urn:schemas-microsoft-com:office:word" xmlns:w="http://schemas.openxmlformats.org/wordprocessingml/2006/main" xmlns:w14="http://schemas.microsoft.com/office/word/2010/wordml" xmlns:w15="http://schemas.microsoft.com/office/word/2012/wordml" xmlns:w16cex="http://schemas.microsoft.com/office/word/2018/wordml/cex" xmlns:w16cid="http://schemas.microsoft.com/office/word/2016/wordml/cid" xmlns:w16="http://schemas.microsoft.com/office/word/2018/wordml" xmlns:w16du="http://schemas.microsoft.com/office/word/2023/wordml/word16du" xmlns:w16sdtdh="http://schemas.microsoft.com/office/word/2020/wordml/sdtdatahash" xmlns:w16sdtfl="http://schemas.microsoft.com/office/word/2024/wordml/sdtformatlock" xmlns:w16se="http://schemas.microsoft.com/office/word/2015/wordml/symex" xmlns:wpg="http://schemas.microsoft.com/office/word/2010/wordprocessingGroup" xmlns:wpi="http://schemas.microsoft.com/office/word/2010/wordprocessingInk" xmlns:wne="http://schemas.microsoft.com/office/word/2006/wordml" xmlns:wps="http://schemas.microsoft.com/office/word/2010/wordprocessingShape" mc:Ignorable="w14 w15 w16se w16cid w16 w16cex w16sdtdh w16sdtfl w16du wp14">
   <w:p>
     <w:pPr>
       <w:pStyle w:val="Piedepgina"/>
@@ -21228,7 +19725,7 @@
 </file>
 
 <file path=word/footnotes.xml><?xml version="1.0" encoding="utf-8"?>
-<w:footnotes xmlns:wpc="http://schemas.microsoft.com/office/word/2010/wordprocessingCanvas" xmlns:cx="http://schemas.microsoft.com/office/drawing/2014/chartex" xmlns:cx1="http://schemas.microsoft.com/office/drawing/2015/9/8/chartex" xmlns:cx2="http://schemas.microsoft.com/office/drawing/2015/10/21/chartex" xmlns:cx3="http://schemas.microsoft.com/office/drawing/2016/5/9/chartex" xmlns:cx4="http://schemas.microsoft.com/office/drawing/2016/5/10/chartex" xmlns:cx5="http://schemas.microsoft.com/office/drawing/2016/5/11/chartex" xmlns:cx6="http://schemas.microsoft.com/office/drawing/2016/5/12/chartex" xmlns:cx7="http://schemas.microsoft.com/office/drawing/2016/5/13/chartex" xmlns:cx8="http://schemas.microsoft.com/office/drawing/2016/5/14/chartex" xmlns:mc="http://schemas.openxmlformats.org/markup-compatibility/2006" xmlns:aink="http://schemas.microsoft.com/office/drawing/2016/ink" xmlns:am3d="http://schemas.microsoft.com/office/drawing/2017/model3d" xmlns:o="urn:schemas-microsoft-com:office:office" xmlns:oel="http://schemas.microsoft.com/office/2019/extlst" xmlns:r="http://schemas.openxmlformats.org/officeDocument/2006/relationships" xmlns:m="http://schemas.openxmlformats.org/officeDocument/2006/math" xmlns:v="urn:schemas-microsoft-com:vml" xmlns:wp14="http://schemas.microsoft.com/office/word/2010/wordprocessingDrawing" xmlns:wp="http://schemas.openxmlformats.org/drawingml/2006/wordprocessingDrawing" xmlns:w10="urn:schemas-microsoft-com:office:word" xmlns:w="http://schemas.openxmlformats.org/wordprocessingml/2006/main" xmlns:w14="http://schemas.microsoft.com/office/word/2010/wordml" xmlns:w15="http://schemas.microsoft.com/office/word/2012/wordml" xmlns:w16cei="http://schemas.microsoft.com/office/word/2026/wordml/cei" xmlns:w16cex="http://schemas.microsoft.com/office/word/2018/wordml/cex" xmlns:w16cid="http://schemas.microsoft.com/office/word/2016/wordml/cid" xmlns:w16="http://schemas.microsoft.com/office/word/2018/wordml" xmlns:w16du="http://schemas.microsoft.com/office/word/2023/wordml/word16du" xmlns:w16sdtdh="http://schemas.microsoft.com/office/word/2020/wordml/sdtdatahash" xmlns:w16sdtfl="http://schemas.microsoft.com/office/word/2024/wordml/sdtformatlock" xmlns:w16se="http://schemas.microsoft.com/office/word/2015/wordml/symex" xmlns:wpg="http://schemas.microsoft.com/office/word/2010/wordprocessingGroup" xmlns:wpi="http://schemas.microsoft.com/office/word/2010/wordprocessingInk" xmlns:wne="http://schemas.microsoft.com/office/word/2006/wordml" xmlns:wps="http://schemas.microsoft.com/office/word/2010/wordprocessingShape" mc:Ignorable="w14 w15 w16se w16cid w16 w16cex w16sdtdh w16sdtfl w16du wp14">
+<w:footnotes xmlns:wpc="http://schemas.microsoft.com/office/word/2010/wordprocessingCanvas" xmlns:cx="http://schemas.microsoft.com/office/drawing/2014/chartex" xmlns:cx1="http://schemas.microsoft.com/office/drawing/2015/9/8/chartex" xmlns:cx2="http://schemas.microsoft.com/office/drawing/2015/10/21/chartex" xmlns:cx3="http://schemas.microsoft.com/office/drawing/2016/5/9/chartex" xmlns:cx4="http://schemas.microsoft.com/office/drawing/2016/5/10/chartex" xmlns:cx5="http://schemas.microsoft.com/office/drawing/2016/5/11/chartex" xmlns:cx6="http://schemas.microsoft.com/office/drawing/2016/5/12/chartex" xmlns:cx7="http://schemas.microsoft.com/office/drawing/2016/5/13/chartex" xmlns:cx8="http://schemas.microsoft.com/office/drawing/2016/5/14/chartex" xmlns:mc="http://schemas.openxmlformats.org/markup-compatibility/2006" xmlns:aink="http://schemas.microsoft.com/office/drawing/2016/ink" xmlns:am3d="http://schemas.microsoft.com/office/drawing/2017/model3d" xmlns:o="urn:schemas-microsoft-com:office:office" xmlns:oel="http://schemas.microsoft.com/office/2019/extlst" xmlns:r="http://schemas.openxmlformats.org/officeDocument/2006/relationships" xmlns:m="http://schemas.openxmlformats.org/officeDocument/2006/math" xmlns:v="urn:schemas-microsoft-com:vml" xmlns:wp14="http://schemas.microsoft.com/office/word/2010/wordprocessingDrawing" xmlns:wp="http://schemas.openxmlformats.org/drawingml/2006/wordprocessingDrawing" xmlns:w10="urn:schemas-microsoft-com:office:word" xmlns:w="http://schemas.openxmlformats.org/wordprocessingml/2006/main" xmlns:w14="http://schemas.microsoft.com/office/word/2010/wordml" xmlns:w15="http://schemas.microsoft.com/office/word/2012/wordml" xmlns:w16cex="http://schemas.microsoft.com/office/word/2018/wordml/cex" xmlns:w16cid="http://schemas.microsoft.com/office/word/2016/wordml/cid" xmlns:w16="http://schemas.microsoft.com/office/word/2018/wordml" xmlns:w16du="http://schemas.microsoft.com/office/word/2023/wordml/word16du" xmlns:w16sdtdh="http://schemas.microsoft.com/office/word/2020/wordml/sdtdatahash" xmlns:w16sdtfl="http://schemas.microsoft.com/office/word/2024/wordml/sdtformatlock" xmlns:w16se="http://schemas.microsoft.com/office/word/2015/wordml/symex" xmlns:wpg="http://schemas.microsoft.com/office/word/2010/wordprocessingGroup" xmlns:wpi="http://schemas.microsoft.com/office/word/2010/wordprocessingInk" xmlns:wne="http://schemas.microsoft.com/office/word/2006/wordml" xmlns:wps="http://schemas.microsoft.com/office/word/2010/wordprocessingShape" mc:Ignorable="w14 w15 w16se w16cid w16 w16cex w16sdtdh w16sdtfl w16du wp14">
   <w:footnote w:type="separator" w:id="-1">
     <w:p>
       <w:pPr>
@@ -21253,7 +19750,7 @@
 </file>
 
 <file path=word/header1.xml><?xml version="1.0" encoding="utf-8"?>
-<w:hdr xmlns:wpc="http://schemas.microsoft.com/office/word/2010/wordprocessingCanvas" xmlns:cx="http://schemas.microsoft.com/office/drawing/2014/chartex" xmlns:cx1="http://schemas.microsoft.com/office/drawing/2015/9/8/chartex" xmlns:cx2="http://schemas.microsoft.com/office/drawing/2015/10/21/chartex" xmlns:cx3="http://schemas.microsoft.com/office/drawing/2016/5/9/chartex" xmlns:cx4="http://schemas.microsoft.com/office/drawing/2016/5/10/chartex" xmlns:cx5="http://schemas.microsoft.com/office/drawing/2016/5/11/chartex" xmlns:cx6="http://schemas.microsoft.com/office/drawing/2016/5/12/chartex" xmlns:cx7="http://schemas.microsoft.com/office/drawing/2016/5/13/chartex" xmlns:cx8="http://schemas.microsoft.com/office/drawing/2016/5/14/chartex" xmlns:mc="http://schemas.openxmlformats.org/markup-compatibility/2006" xmlns:aink="http://schemas.microsoft.com/office/drawing/2016/ink" xmlns:am3d="http://schemas.microsoft.com/office/drawing/2017/model3d" xmlns:o="urn:schemas-microsoft-com:office:office" xmlns:oel="http://schemas.microsoft.com/office/2019/extlst" xmlns:r="http://schemas.openxmlformats.org/officeDocument/2006/relationships" xmlns:m="http://schemas.openxmlformats.org/officeDocument/2006/math" xmlns:v="urn:schemas-microsoft-com:vml" xmlns:wp14="http://schemas.microsoft.com/office/word/2010/wordprocessingDrawing" xmlns:wp="http://schemas.openxmlformats.org/drawingml/2006/wordprocessingDrawing" xmlns:w10="urn:schemas-microsoft-com:office:word" xmlns:w="http://schemas.openxmlformats.org/wordprocessingml/2006/main" xmlns:w14="http://schemas.microsoft.com/office/word/2010/wordml" xmlns:w15="http://schemas.microsoft.com/office/word/2012/wordml" xmlns:w16cei="http://schemas.microsoft.com/office/word/2026/wordml/cei" xmlns:w16cex="http://schemas.microsoft.com/office/word/2018/wordml/cex" xmlns:w16cid="http://schemas.microsoft.com/office/word/2016/wordml/cid" xmlns:w16="http://schemas.microsoft.com/office/word/2018/wordml" xmlns:w16du="http://schemas.microsoft.com/office/word/2023/wordml/word16du" xmlns:w16sdtdh="http://schemas.microsoft.com/office/word/2020/wordml/sdtdatahash" xmlns:w16sdtfl="http://schemas.microsoft.com/office/word/2024/wordml/sdtformatlock" xmlns:w16se="http://schemas.microsoft.com/office/word/2015/wordml/symex" xmlns:wpg="http://schemas.microsoft.com/office/word/2010/wordprocessingGroup" xmlns:wpi="http://schemas.microsoft.com/office/word/2010/wordprocessingInk" xmlns:wne="http://schemas.microsoft.com/office/word/2006/wordml" xmlns:wps="http://schemas.microsoft.com/office/word/2010/wordprocessingShape" mc:Ignorable="w14 w15 w16se w16cid w16 w16cex w16sdtdh w16sdtfl w16du wp14">
+<w:hdr xmlns:wpc="http://schemas.microsoft.com/office/word/2010/wordprocessingCanvas" xmlns:cx="http://schemas.microsoft.com/office/drawing/2014/chartex" xmlns:cx1="http://schemas.microsoft.com/office/drawing/2015/9/8/chartex" xmlns:cx2="http://schemas.microsoft.com/office/drawing/2015/10/21/chartex" xmlns:cx3="http://schemas.microsoft.com/office/drawing/2016/5/9/chartex" xmlns:cx4="http://schemas.microsoft.com/office/drawing/2016/5/10/chartex" xmlns:cx5="http://schemas.microsoft.com/office/drawing/2016/5/11/chartex" xmlns:cx6="http://schemas.microsoft.com/office/drawing/2016/5/12/chartex" xmlns:cx7="http://schemas.microsoft.com/office/drawing/2016/5/13/chartex" xmlns:cx8="http://schemas.microsoft.com/office/drawing/2016/5/14/chartex" xmlns:mc="http://schemas.openxmlformats.org/markup-compatibility/2006" xmlns:aink="http://schemas.microsoft.com/office/drawing/2016/ink" xmlns:am3d="http://schemas.microsoft.com/office/drawing/2017/model3d" xmlns:o="urn:schemas-microsoft-com:office:office" xmlns:oel="http://schemas.microsoft.com/office/2019/extlst" xmlns:r="http://schemas.openxmlformats.org/officeDocument/2006/relationships" xmlns:m="http://schemas.openxmlformats.org/officeDocument/2006/math" xmlns:v="urn:schemas-microsoft-com:vml" xmlns:wp14="http://schemas.microsoft.com/office/word/2010/wordprocessingDrawing" xmlns:wp="http://schemas.openxmlformats.org/drawingml/2006/wordprocessingDrawing" xmlns:w10="urn:schemas-microsoft-com:office:word" xmlns:w="http://schemas.openxmlformats.org/wordprocessingml/2006/main" xmlns:w14="http://schemas.microsoft.com/office/word/2010/wordml" xmlns:w15="http://schemas.microsoft.com/office/word/2012/wordml" xmlns:w16cex="http://schemas.microsoft.com/office/word/2018/wordml/cex" xmlns:w16cid="http://schemas.microsoft.com/office/word/2016/wordml/cid" xmlns:w16="http://schemas.microsoft.com/office/word/2018/wordml" xmlns:w16du="http://schemas.microsoft.com/office/word/2023/wordml/word16du" xmlns:w16sdtdh="http://schemas.microsoft.com/office/word/2020/wordml/sdtdatahash" xmlns:w16sdtfl="http://schemas.microsoft.com/office/word/2024/wordml/sdtformatlock" xmlns:w16se="http://schemas.microsoft.com/office/word/2015/wordml/symex" xmlns:wpg="http://schemas.microsoft.com/office/word/2010/wordprocessingGroup" xmlns:wpi="http://schemas.microsoft.com/office/word/2010/wordprocessingInk" xmlns:wne="http://schemas.microsoft.com/office/word/2006/wordml" xmlns:wps="http://schemas.microsoft.com/office/word/2010/wordprocessingShape" mc:Ignorable="w14 w15 w16se w16cid w16 w16cex w16sdtdh w16sdtfl w16du wp14">
   <w:p>
     <w:pPr>
       <w:pStyle w:val="Encabezado"/>
@@ -21330,7 +19827,7 @@
 </file>
 
 <file path=word/numbering.xml><?xml version="1.0" encoding="utf-8"?>
-<w:numbering xmlns:wpc="http://schemas.microsoft.com/office/word/2010/wordprocessingCanvas" xmlns:cx="http://schemas.microsoft.com/office/drawing/2014/chartex" xmlns:cx1="http://schemas.microsoft.com/office/drawing/2015/9/8/chartex" xmlns:cx2="http://schemas.microsoft.com/office/drawing/2015/10/21/chartex" xmlns:cx3="http://schemas.microsoft.com/office/drawing/2016/5/9/chartex" xmlns:cx4="http://schemas.microsoft.com/office/drawing/2016/5/10/chartex" xmlns:cx5="http://schemas.microsoft.com/office/drawing/2016/5/11/chartex" xmlns:cx6="http://schemas.microsoft.com/office/drawing/2016/5/12/chartex" xmlns:cx7="http://schemas.microsoft.com/office/drawing/2016/5/13/chartex" xmlns:cx8="http://schemas.microsoft.com/office/drawing/2016/5/14/chartex" xmlns:mc="http://schemas.openxmlformats.org/markup-compatibility/2006" xmlns:aink="http://schemas.microsoft.com/office/drawing/2016/ink" xmlns:am3d="http://schemas.microsoft.com/office/drawing/2017/model3d" xmlns:o="urn:schemas-microsoft-com:office:office" xmlns:oel="http://schemas.microsoft.com/office/2019/extlst" xmlns:r="http://schemas.openxmlformats.org/officeDocument/2006/relationships" xmlns:m="http://schemas.openxmlformats.org/officeDocument/2006/math" xmlns:v="urn:schemas-microsoft-com:vml" xmlns:wp14="http://schemas.microsoft.com/office/word/2010/wordprocessingDrawing" xmlns:wp="http://schemas.openxmlformats.org/drawingml/2006/wordprocessingDrawing" xmlns:w10="urn:schemas-microsoft-com:office:word" xmlns:w="http://schemas.openxmlformats.org/wordprocessingml/2006/main" xmlns:w14="http://schemas.microsoft.com/office/word/2010/wordml" xmlns:w15="http://schemas.microsoft.com/office/word/2012/wordml" xmlns:w16cei="http://schemas.microsoft.com/office/word/2026/wordml/cei" xmlns:w16cex="http://schemas.microsoft.com/office/word/2018/wordml/cex" xmlns:w16cid="http://schemas.microsoft.com/office/word/2016/wordml/cid" xmlns:w16="http://schemas.microsoft.com/office/word/2018/wordml" xmlns:w16du="http://schemas.microsoft.com/office/word/2023/wordml/word16du" xmlns:w16sdtdh="http://schemas.microsoft.com/office/word/2020/wordml/sdtdatahash" xmlns:w16sdtfl="http://schemas.microsoft.com/office/word/2024/wordml/sdtformatlock" xmlns:w16se="http://schemas.microsoft.com/office/word/2015/wordml/symex" xmlns:wpg="http://schemas.microsoft.com/office/word/2010/wordprocessingGroup" xmlns:wpi="http://schemas.microsoft.com/office/word/2010/wordprocessingInk" xmlns:wne="http://schemas.microsoft.com/office/word/2006/wordml" xmlns:wps="http://schemas.microsoft.com/office/word/2010/wordprocessingShape" mc:Ignorable="w14 w15 w16se w16cid w16 w16cex w16sdtdh w16sdtfl w16du wp14">
+<w:numbering xmlns:wpc="http://schemas.microsoft.com/office/word/2010/wordprocessingCanvas" xmlns:cx="http://schemas.microsoft.com/office/drawing/2014/chartex" xmlns:cx1="http://schemas.microsoft.com/office/drawing/2015/9/8/chartex" xmlns:cx2="http://schemas.microsoft.com/office/drawing/2015/10/21/chartex" xmlns:cx3="http://schemas.microsoft.com/office/drawing/2016/5/9/chartex" xmlns:cx4="http://schemas.microsoft.com/office/drawing/2016/5/10/chartex" xmlns:cx5="http://schemas.microsoft.com/office/drawing/2016/5/11/chartex" xmlns:cx6="http://schemas.microsoft.com/office/drawing/2016/5/12/chartex" xmlns:cx7="http://schemas.microsoft.com/office/drawing/2016/5/13/chartex" xmlns:cx8="http://schemas.microsoft.com/office/drawing/2016/5/14/chartex" xmlns:mc="http://schemas.openxmlformats.org/markup-compatibility/2006" xmlns:aink="http://schemas.microsoft.com/office/drawing/2016/ink" xmlns:am3d="http://schemas.microsoft.com/office/drawing/2017/model3d" xmlns:o="urn:schemas-microsoft-com:office:office" xmlns:oel="http://schemas.microsoft.com/office/2019/extlst" xmlns:r="http://schemas.openxmlformats.org/officeDocument/2006/relationships" xmlns:m="http://schemas.openxmlformats.org/officeDocument/2006/math" xmlns:v="urn:schemas-microsoft-com:vml" xmlns:wp14="http://schemas.microsoft.com/office/word/2010/wordprocessingDrawing" xmlns:wp="http://schemas.openxmlformats.org/drawingml/2006/wordprocessingDrawing" xmlns:w10="urn:schemas-microsoft-com:office:word" xmlns:w="http://schemas.openxmlformats.org/wordprocessingml/2006/main" xmlns:w14="http://schemas.microsoft.com/office/word/2010/wordml" xmlns:w15="http://schemas.microsoft.com/office/word/2012/wordml" xmlns:w16cex="http://schemas.microsoft.com/office/word/2018/wordml/cex" xmlns:w16cid="http://schemas.microsoft.com/office/word/2016/wordml/cid" xmlns:w16="http://schemas.microsoft.com/office/word/2018/wordml" xmlns:w16du="http://schemas.microsoft.com/office/word/2023/wordml/word16du" xmlns:w16sdtdh="http://schemas.microsoft.com/office/word/2020/wordml/sdtdatahash" xmlns:w16sdtfl="http://schemas.microsoft.com/office/word/2024/wordml/sdtformatlock" xmlns:w16se="http://schemas.microsoft.com/office/word/2015/wordml/symex" xmlns:wpg="http://schemas.microsoft.com/office/word/2010/wordprocessingGroup" xmlns:wpi="http://schemas.microsoft.com/office/word/2010/wordprocessingInk" xmlns:wne="http://schemas.microsoft.com/office/word/2006/wordml" xmlns:wps="http://schemas.microsoft.com/office/word/2010/wordprocessingShape" mc:Ignorable="w14 w15 w16se w16cid w16 w16cex w16sdtdh w16sdtfl w16du wp14">
   <w:abstractNum w:abstractNumId="0" w15:restartNumberingAfterBreak="0">
     <w:nsid w:val="FFFFFF89"/>
     <w:multiLevelType w:val="singleLevel"/>
@@ -21820,7 +20317,7 @@
   <w:abstractNum w:abstractNumId="5" w15:restartNumberingAfterBreak="0">
     <w:nsid w:val="0BEA3F78"/>
     <w:multiLevelType w:val="hybridMultilevel"/>
-    <w:tmpl w:val="49F6EBE4"/>
+    <w:tmpl w:val="9F587B44"/>
     <w:lvl w:ilvl="0" w:tplc="240A0001">
       <w:start w:val="1"/>
       <w:numFmt w:val="bullet"/>
@@ -21833,16 +20330,16 @@
         <w:rFonts w:ascii="Symbol" w:hAnsi="Symbol" w:hint="default"/>
       </w:rPr>
     </w:lvl>
-    <w:lvl w:ilvl="1" w:tplc="240A0003" w:tentative="1">
-      <w:start w:val="1"/>
-      <w:numFmt w:val="bullet"/>
-      <w:lvlText w:val="o"/>
+    <w:lvl w:ilvl="1" w:tplc="240A0001">
+      <w:start w:val="1"/>
+      <w:numFmt w:val="bullet"/>
+      <w:lvlText w:val=""/>
       <w:lvlJc w:val="left"/>
       <w:pPr>
         <w:ind w:left="2148" w:hanging="360"/>
       </w:pPr>
       <w:rPr>
-        <w:rFonts w:ascii="Courier New" w:hAnsi="Courier New" w:cs="Courier New" w:hint="default"/>
+        <w:rFonts w:ascii="Symbol" w:hAnsi="Symbol" w:hint="default"/>
       </w:rPr>
     </w:lvl>
     <w:lvl w:ilvl="2" w:tplc="240A0005" w:tentative="1">
@@ -23474,7 +21971,7 @@
   <w:abstractNum w:abstractNumId="20" w15:restartNumberingAfterBreak="0">
     <w:nsid w:val="2A355F91"/>
     <w:multiLevelType w:val="multilevel"/>
-    <w:tmpl w:val="87320008"/>
+    <w:tmpl w:val="99E8C18C"/>
     <w:lvl w:ilvl="0">
       <w:start w:val="1"/>
       <w:numFmt w:val="bullet"/>
@@ -23488,7 +21985,7 @@
       </w:pPr>
       <w:rPr>
         <w:rFonts w:ascii="Symbol" w:hAnsi="Symbol" w:hint="default"/>
-        <w:sz w:val="24"/>
+        <w:sz w:val="28"/>
         <w:szCs w:val="28"/>
       </w:rPr>
     </w:lvl>
@@ -23850,7 +22347,7 @@
   <w:abstractNum w:abstractNumId="23" w15:restartNumberingAfterBreak="0">
     <w:nsid w:val="2CA43912"/>
     <w:multiLevelType w:val="hybridMultilevel"/>
-    <w:tmpl w:val="62C2391E"/>
+    <w:tmpl w:val="687E137A"/>
     <w:lvl w:ilvl="0" w:tplc="240A0001">
       <w:start w:val="1"/>
       <w:numFmt w:val="bullet"/>
@@ -23863,7 +22360,7 @@
         <w:rFonts w:ascii="Symbol" w:hAnsi="Symbol" w:hint="default"/>
       </w:rPr>
     </w:lvl>
-    <w:lvl w:ilvl="1" w:tplc="FFFFFFFF" w:tentative="1">
+    <w:lvl w:ilvl="1" w:tplc="FFFFFFFF">
       <w:start w:val="1"/>
       <w:numFmt w:val="bullet"/>
       <w:lvlText w:val="o"/>
@@ -23875,7 +22372,7 @@
         <w:rFonts w:ascii="Courier New" w:hAnsi="Courier New" w:cs="Courier New" w:hint="default"/>
       </w:rPr>
     </w:lvl>
-    <w:lvl w:ilvl="2" w:tplc="FFFFFFFF" w:tentative="1">
+    <w:lvl w:ilvl="2" w:tplc="FFFFFFFF">
       <w:start w:val="1"/>
       <w:numFmt w:val="bullet"/>
       <w:lvlText w:val=""/>
@@ -24486,7 +22983,7 @@
   <w:abstractNum w:abstractNumId="29" w15:restartNumberingAfterBreak="0">
     <w:nsid w:val="40BB17D2"/>
     <w:multiLevelType w:val="multilevel"/>
-    <w:tmpl w:val="AAD430B4"/>
+    <w:tmpl w:val="B69289C0"/>
     <w:lvl w:ilvl="0">
       <w:start w:val="1"/>
       <w:numFmt w:val="bullet"/>
@@ -24500,7 +22997,8 @@
       </w:pPr>
       <w:rPr>
         <w:rFonts w:ascii="Symbol" w:hAnsi="Symbol" w:hint="default"/>
-        <w:sz w:val="20"/>
+        <w:sz w:val="28"/>
+        <w:szCs w:val="28"/>
       </w:rPr>
     </w:lvl>
     <w:lvl w:ilvl="1" w:tentative="1">
@@ -25419,6 +23917,156 @@
     </w:lvl>
   </w:abstractNum>
   <w:abstractNum w:abstractNumId="37" w15:restartNumberingAfterBreak="0">
+    <w:nsid w:val="4F814CC4"/>
+    <w:multiLevelType w:val="multilevel"/>
+    <w:tmpl w:val="40C8AD50"/>
+    <w:lvl w:ilvl="0">
+      <w:start w:val="1"/>
+      <w:numFmt w:val="bullet"/>
+      <w:lvlText w:val=""/>
+      <w:lvlJc w:val="left"/>
+      <w:pPr>
+        <w:tabs>
+          <w:tab w:val="num" w:pos="1068"/>
+        </w:tabs>
+        <w:ind w:left="1068" w:hanging="360"/>
+      </w:pPr>
+      <w:rPr>
+        <w:rFonts w:ascii="Symbol" w:hAnsi="Symbol" w:hint="default"/>
+        <w:sz w:val="28"/>
+        <w:szCs w:val="28"/>
+      </w:rPr>
+    </w:lvl>
+    <w:lvl w:ilvl="1" w:tentative="1">
+      <w:start w:val="1"/>
+      <w:numFmt w:val="bullet"/>
+      <w:lvlText w:val="o"/>
+      <w:lvlJc w:val="left"/>
+      <w:pPr>
+        <w:tabs>
+          <w:tab w:val="num" w:pos="1788"/>
+        </w:tabs>
+        <w:ind w:left="1788" w:hanging="360"/>
+      </w:pPr>
+      <w:rPr>
+        <w:rFonts w:ascii="Courier New" w:hAnsi="Courier New" w:hint="default"/>
+        <w:sz w:val="20"/>
+      </w:rPr>
+    </w:lvl>
+    <w:lvl w:ilvl="2" w:tentative="1">
+      <w:start w:val="1"/>
+      <w:numFmt w:val="bullet"/>
+      <w:lvlText w:val=""/>
+      <w:lvlJc w:val="left"/>
+      <w:pPr>
+        <w:tabs>
+          <w:tab w:val="num" w:pos="2508"/>
+        </w:tabs>
+        <w:ind w:left="2508" w:hanging="360"/>
+      </w:pPr>
+      <w:rPr>
+        <w:rFonts w:ascii="Wingdings" w:hAnsi="Wingdings" w:hint="default"/>
+        <w:sz w:val="20"/>
+      </w:rPr>
+    </w:lvl>
+    <w:lvl w:ilvl="3" w:tentative="1">
+      <w:start w:val="1"/>
+      <w:numFmt w:val="bullet"/>
+      <w:lvlText w:val=""/>
+      <w:lvlJc w:val="left"/>
+      <w:pPr>
+        <w:tabs>
+          <w:tab w:val="num" w:pos="3228"/>
+        </w:tabs>
+        <w:ind w:left="3228" w:hanging="360"/>
+      </w:pPr>
+      <w:rPr>
+        <w:rFonts w:ascii="Wingdings" w:hAnsi="Wingdings" w:hint="default"/>
+        <w:sz w:val="20"/>
+      </w:rPr>
+    </w:lvl>
+    <w:lvl w:ilvl="4" w:tentative="1">
+      <w:start w:val="1"/>
+      <w:numFmt w:val="bullet"/>
+      <w:lvlText w:val=""/>
+      <w:lvlJc w:val="left"/>
+      <w:pPr>
+        <w:tabs>
+          <w:tab w:val="num" w:pos="3948"/>
+        </w:tabs>
+        <w:ind w:left="3948" w:hanging="360"/>
+      </w:pPr>
+      <w:rPr>
+        <w:rFonts w:ascii="Wingdings" w:hAnsi="Wingdings" w:hint="default"/>
+        <w:sz w:val="20"/>
+      </w:rPr>
+    </w:lvl>
+    <w:lvl w:ilvl="5" w:tentative="1">
+      <w:start w:val="1"/>
+      <w:numFmt w:val="bullet"/>
+      <w:lvlText w:val=""/>
+      <w:lvlJc w:val="left"/>
+      <w:pPr>
+        <w:tabs>
+          <w:tab w:val="num" w:pos="4668"/>
+        </w:tabs>
+        <w:ind w:left="4668" w:hanging="360"/>
+      </w:pPr>
+      <w:rPr>
+        <w:rFonts w:ascii="Wingdings" w:hAnsi="Wingdings" w:hint="default"/>
+        <w:sz w:val="20"/>
+      </w:rPr>
+    </w:lvl>
+    <w:lvl w:ilvl="6" w:tentative="1">
+      <w:start w:val="1"/>
+      <w:numFmt w:val="bullet"/>
+      <w:lvlText w:val=""/>
+      <w:lvlJc w:val="left"/>
+      <w:pPr>
+        <w:tabs>
+          <w:tab w:val="num" w:pos="5388"/>
+        </w:tabs>
+        <w:ind w:left="5388" w:hanging="360"/>
+      </w:pPr>
+      <w:rPr>
+        <w:rFonts w:ascii="Wingdings" w:hAnsi="Wingdings" w:hint="default"/>
+        <w:sz w:val="20"/>
+      </w:rPr>
+    </w:lvl>
+    <w:lvl w:ilvl="7" w:tentative="1">
+      <w:start w:val="1"/>
+      <w:numFmt w:val="bullet"/>
+      <w:lvlText w:val=""/>
+      <w:lvlJc w:val="left"/>
+      <w:pPr>
+        <w:tabs>
+          <w:tab w:val="num" w:pos="6108"/>
+        </w:tabs>
+        <w:ind w:left="6108" w:hanging="360"/>
+      </w:pPr>
+      <w:rPr>
+        <w:rFonts w:ascii="Wingdings" w:hAnsi="Wingdings" w:hint="default"/>
+        <w:sz w:val="20"/>
+      </w:rPr>
+    </w:lvl>
+    <w:lvl w:ilvl="8" w:tentative="1">
+      <w:start w:val="1"/>
+      <w:numFmt w:val="bullet"/>
+      <w:lvlText w:val=""/>
+      <w:lvlJc w:val="left"/>
+      <w:pPr>
+        <w:tabs>
+          <w:tab w:val="num" w:pos="6828"/>
+        </w:tabs>
+        <w:ind w:left="6828" w:hanging="360"/>
+      </w:pPr>
+      <w:rPr>
+        <w:rFonts w:ascii="Wingdings" w:hAnsi="Wingdings" w:hint="default"/>
+        <w:sz w:val="20"/>
+      </w:rPr>
+    </w:lvl>
+  </w:abstractNum>
+  <w:abstractNum w:abstractNumId="38" w15:restartNumberingAfterBreak="0">
     <w:nsid w:val="4FF416EE"/>
     <w:multiLevelType w:val="hybridMultilevel"/>
     <w:tmpl w:val="3B14E170"/>
@@ -25531,7 +24179,7 @@
       </w:rPr>
     </w:lvl>
   </w:abstractNum>
-  <w:abstractNum w:abstractNumId="38" w15:restartNumberingAfterBreak="0">
+  <w:abstractNum w:abstractNumId="39" w15:restartNumberingAfterBreak="0">
     <w:nsid w:val="57A512C8"/>
     <w:multiLevelType w:val="hybridMultilevel"/>
     <w:tmpl w:val="19204B3C"/>
@@ -25617,7 +24265,7 @@
       </w:pPr>
     </w:lvl>
   </w:abstractNum>
-  <w:abstractNum w:abstractNumId="39" w15:restartNumberingAfterBreak="0">
+  <w:abstractNum w:abstractNumId="40" w15:restartNumberingAfterBreak="0">
     <w:nsid w:val="57FF10C2"/>
     <w:multiLevelType w:val="hybridMultilevel"/>
     <w:tmpl w:val="EF30A538"/>
@@ -25707,7 +24355,7 @@
       </w:pPr>
     </w:lvl>
   </w:abstractNum>
-  <w:abstractNum w:abstractNumId="40" w15:restartNumberingAfterBreak="0">
+  <w:abstractNum w:abstractNumId="41" w15:restartNumberingAfterBreak="0">
     <w:nsid w:val="58A46329"/>
     <w:multiLevelType w:val="multilevel"/>
     <w:tmpl w:val="2FBE13D8"/>
@@ -25856,7 +24504,7 @@
       </w:rPr>
     </w:lvl>
   </w:abstractNum>
-  <w:abstractNum w:abstractNumId="41" w15:restartNumberingAfterBreak="0">
+  <w:abstractNum w:abstractNumId="42" w15:restartNumberingAfterBreak="0">
     <w:nsid w:val="58E473AD"/>
     <w:multiLevelType w:val="hybridMultilevel"/>
     <w:tmpl w:val="1A22E34E"/>
@@ -25866,7 +24514,7 @@
       <w:lvlText w:val=""/>
       <w:lvlJc w:val="left"/>
       <w:pPr>
-        <w:ind w:left="1069" w:hanging="360"/>
+        <w:ind w:left="1134" w:hanging="360"/>
       </w:pPr>
       <w:rPr>
         <w:rFonts w:ascii="Symbol" w:hAnsi="Symbol" w:hint="default"/>
@@ -25878,7 +24526,7 @@
       <w:lvlText w:val="o"/>
       <w:lvlJc w:val="left"/>
       <w:pPr>
-        <w:ind w:left="1789" w:hanging="360"/>
+        <w:ind w:left="1854" w:hanging="360"/>
       </w:pPr>
       <w:rPr>
         <w:rFonts w:ascii="Courier New" w:hAnsi="Courier New" w:cs="Courier New" w:hint="default"/>
@@ -25890,7 +24538,7 @@
       <w:lvlText w:val=""/>
       <w:lvlJc w:val="left"/>
       <w:pPr>
-        <w:ind w:left="2509" w:hanging="360"/>
+        <w:ind w:left="2574" w:hanging="360"/>
       </w:pPr>
       <w:rPr>
         <w:rFonts w:ascii="Wingdings" w:hAnsi="Wingdings" w:hint="default"/>
@@ -25902,7 +24550,7 @@
       <w:lvlText w:val=""/>
       <w:lvlJc w:val="left"/>
       <w:pPr>
-        <w:ind w:left="3229" w:hanging="360"/>
+        <w:ind w:left="3294" w:hanging="360"/>
       </w:pPr>
       <w:rPr>
         <w:rFonts w:ascii="Symbol" w:hAnsi="Symbol" w:hint="default"/>
@@ -25914,7 +24562,7 @@
       <w:lvlText w:val="o"/>
       <w:lvlJc w:val="left"/>
       <w:pPr>
-        <w:ind w:left="3949" w:hanging="360"/>
+        <w:ind w:left="4014" w:hanging="360"/>
       </w:pPr>
       <w:rPr>
         <w:rFonts w:ascii="Courier New" w:hAnsi="Courier New" w:cs="Courier New" w:hint="default"/>
@@ -25926,7 +24574,7 @@
       <w:lvlText w:val=""/>
       <w:lvlJc w:val="left"/>
       <w:pPr>
-        <w:ind w:left="4669" w:hanging="360"/>
+        <w:ind w:left="4734" w:hanging="360"/>
       </w:pPr>
       <w:rPr>
         <w:rFonts w:ascii="Wingdings" w:hAnsi="Wingdings" w:hint="default"/>
@@ -25938,7 +24586,7 @@
       <w:lvlText w:val=""/>
       <w:lvlJc w:val="left"/>
       <w:pPr>
-        <w:ind w:left="5389" w:hanging="360"/>
+        <w:ind w:left="5454" w:hanging="360"/>
       </w:pPr>
       <w:rPr>
         <w:rFonts w:ascii="Symbol" w:hAnsi="Symbol" w:hint="default"/>
@@ -25950,7 +24598,7 @@
       <w:lvlText w:val="o"/>
       <w:lvlJc w:val="left"/>
       <w:pPr>
-        <w:ind w:left="6109" w:hanging="360"/>
+        <w:ind w:left="6174" w:hanging="360"/>
       </w:pPr>
       <w:rPr>
         <w:rFonts w:ascii="Courier New" w:hAnsi="Courier New" w:cs="Courier New" w:hint="default"/>
@@ -25962,14 +24610,14 @@
       <w:lvlText w:val=""/>
       <w:lvlJc w:val="left"/>
       <w:pPr>
-        <w:ind w:left="6829" w:hanging="360"/>
+        <w:ind w:left="6894" w:hanging="360"/>
       </w:pPr>
       <w:rPr>
         <w:rFonts w:ascii="Wingdings" w:hAnsi="Wingdings" w:hint="default"/>
       </w:rPr>
     </w:lvl>
   </w:abstractNum>
-  <w:abstractNum w:abstractNumId="42" w15:restartNumberingAfterBreak="0">
+  <w:abstractNum w:abstractNumId="43" w15:restartNumberingAfterBreak="0">
     <w:nsid w:val="5DA13499"/>
     <w:multiLevelType w:val="multilevel"/>
     <w:tmpl w:val="3E664A4E"/>
@@ -26092,7 +24740,7 @@
       </w:rPr>
     </w:lvl>
   </w:abstractNum>
-  <w:abstractNum w:abstractNumId="43" w15:restartNumberingAfterBreak="0">
+  <w:abstractNum w:abstractNumId="44" w15:restartNumberingAfterBreak="0">
     <w:nsid w:val="5E96736E"/>
     <w:multiLevelType w:val="hybridMultilevel"/>
     <w:tmpl w:val="93967736"/>
@@ -26205,7 +24853,7 @@
       </w:rPr>
     </w:lvl>
   </w:abstractNum>
-  <w:abstractNum w:abstractNumId="44" w15:restartNumberingAfterBreak="0">
+  <w:abstractNum w:abstractNumId="45" w15:restartNumberingAfterBreak="0">
     <w:nsid w:val="62496466"/>
     <w:multiLevelType w:val="hybridMultilevel"/>
     <w:tmpl w:val="6FBAAA54"/>
@@ -26318,7 +24966,7 @@
       </w:rPr>
     </w:lvl>
   </w:abstractNum>
-  <w:abstractNum w:abstractNumId="45" w15:restartNumberingAfterBreak="0">
+  <w:abstractNum w:abstractNumId="46" w15:restartNumberingAfterBreak="0">
     <w:nsid w:val="65513165"/>
     <w:multiLevelType w:val="hybridMultilevel"/>
     <w:tmpl w:val="C56E823C"/>
@@ -26431,7 +25079,7 @@
       </w:rPr>
     </w:lvl>
   </w:abstractNum>
-  <w:abstractNum w:abstractNumId="46" w15:restartNumberingAfterBreak="0">
+  <w:abstractNum w:abstractNumId="47" w15:restartNumberingAfterBreak="0">
     <w:nsid w:val="66AA5AF4"/>
     <w:multiLevelType w:val="hybridMultilevel"/>
     <w:tmpl w:val="A47A6356"/>
@@ -26544,7 +25192,7 @@
       </w:rPr>
     </w:lvl>
   </w:abstractNum>
-  <w:abstractNum w:abstractNumId="47" w15:restartNumberingAfterBreak="0">
+  <w:abstractNum w:abstractNumId="48" w15:restartNumberingAfterBreak="0">
     <w:nsid w:val="67656629"/>
     <w:multiLevelType w:val="hybridMultilevel"/>
     <w:tmpl w:val="313ACE8C"/>
@@ -26657,7 +25305,7 @@
       </w:rPr>
     </w:lvl>
   </w:abstractNum>
-  <w:abstractNum w:abstractNumId="48" w15:restartNumberingAfterBreak="0">
+  <w:abstractNum w:abstractNumId="49" w15:restartNumberingAfterBreak="0">
     <w:nsid w:val="6986009E"/>
     <w:multiLevelType w:val="hybridMultilevel"/>
     <w:tmpl w:val="DB04AC46"/>
@@ -26743,7 +25391,7 @@
       </w:pPr>
     </w:lvl>
   </w:abstractNum>
-  <w:abstractNum w:abstractNumId="49" w15:restartNumberingAfterBreak="0">
+  <w:abstractNum w:abstractNumId="50" w15:restartNumberingAfterBreak="0">
     <w:nsid w:val="6B6679DF"/>
     <w:multiLevelType w:val="hybridMultilevel"/>
     <w:tmpl w:val="1E12F020"/>
@@ -26856,7 +25504,7 @@
       </w:rPr>
     </w:lvl>
   </w:abstractNum>
-  <w:abstractNum w:abstractNumId="50" w15:restartNumberingAfterBreak="0">
+  <w:abstractNum w:abstractNumId="51" w15:restartNumberingAfterBreak="0">
     <w:nsid w:val="6C9A115E"/>
     <w:multiLevelType w:val="hybridMultilevel"/>
     <w:tmpl w:val="E2E2A23C"/>
@@ -26969,7 +25617,7 @@
       </w:rPr>
     </w:lvl>
   </w:abstractNum>
-  <w:abstractNum w:abstractNumId="51" w15:restartNumberingAfterBreak="0">
+  <w:abstractNum w:abstractNumId="52" w15:restartNumberingAfterBreak="0">
     <w:nsid w:val="6E661BD7"/>
     <w:multiLevelType w:val="hybridMultilevel"/>
     <w:tmpl w:val="3B2A22D8"/>
@@ -27082,7 +25730,7 @@
       </w:rPr>
     </w:lvl>
   </w:abstractNum>
-  <w:abstractNum w:abstractNumId="52" w15:restartNumberingAfterBreak="0">
+  <w:abstractNum w:abstractNumId="53" w15:restartNumberingAfterBreak="0">
     <w:nsid w:val="6EDE046A"/>
     <w:multiLevelType w:val="hybridMultilevel"/>
     <w:tmpl w:val="19204B3C"/>
@@ -27168,7 +25816,7 @@
       </w:pPr>
     </w:lvl>
   </w:abstractNum>
-  <w:abstractNum w:abstractNumId="53" w15:restartNumberingAfterBreak="0">
+  <w:abstractNum w:abstractNumId="54" w15:restartNumberingAfterBreak="0">
     <w:nsid w:val="745B0C88"/>
     <w:multiLevelType w:val="hybridMultilevel"/>
     <w:tmpl w:val="93F21296"/>
@@ -27281,7 +25929,7 @@
       </w:rPr>
     </w:lvl>
   </w:abstractNum>
-  <w:abstractNum w:abstractNumId="54" w15:restartNumberingAfterBreak="0">
+  <w:abstractNum w:abstractNumId="55" w15:restartNumberingAfterBreak="0">
     <w:nsid w:val="76DA69CE"/>
     <w:multiLevelType w:val="hybridMultilevel"/>
     <w:tmpl w:val="5FE2F974"/>
@@ -27371,7 +26019,7 @@
       </w:pPr>
     </w:lvl>
   </w:abstractNum>
-  <w:abstractNum w:abstractNumId="55" w15:restartNumberingAfterBreak="0">
+  <w:abstractNum w:abstractNumId="56" w15:restartNumberingAfterBreak="0">
     <w:nsid w:val="79092FA4"/>
     <w:multiLevelType w:val="multilevel"/>
     <w:tmpl w:val="E76A5B0E"/>
@@ -27521,7 +26169,7 @@
       </w:rPr>
     </w:lvl>
   </w:abstractNum>
-  <w:abstractNum w:abstractNumId="56" w15:restartNumberingAfterBreak="0">
+  <w:abstractNum w:abstractNumId="57" w15:restartNumberingAfterBreak="0">
     <w:nsid w:val="7A600E8D"/>
     <w:multiLevelType w:val="hybridMultilevel"/>
     <w:tmpl w:val="499C3258"/>
@@ -27634,7 +26282,7 @@
       </w:rPr>
     </w:lvl>
   </w:abstractNum>
-  <w:abstractNum w:abstractNumId="57" w15:restartNumberingAfterBreak="0">
+  <w:abstractNum w:abstractNumId="58" w15:restartNumberingAfterBreak="0">
     <w:nsid w:val="7C4534DE"/>
     <w:multiLevelType w:val="hybridMultilevel"/>
     <w:tmpl w:val="2A64A07E"/>
@@ -27724,7 +26372,7 @@
       </w:pPr>
     </w:lvl>
   </w:abstractNum>
-  <w:abstractNum w:abstractNumId="58" w15:restartNumberingAfterBreak="0">
+  <w:abstractNum w:abstractNumId="59" w15:restartNumberingAfterBreak="0">
     <w:nsid w:val="7CCB3A42"/>
     <w:multiLevelType w:val="hybridMultilevel"/>
     <w:tmpl w:val="8C6CA834"/>
@@ -27837,7 +26485,7 @@
       </w:rPr>
     </w:lvl>
   </w:abstractNum>
-  <w:abstractNum w:abstractNumId="59" w15:restartNumberingAfterBreak="0">
+  <w:abstractNum w:abstractNumId="60" w15:restartNumberingAfterBreak="0">
     <w:nsid w:val="7CFC33C1"/>
     <w:multiLevelType w:val="hybridMultilevel"/>
     <w:tmpl w:val="3146D080"/>
@@ -27927,7 +26575,7 @@
       </w:pPr>
     </w:lvl>
   </w:abstractNum>
-  <w:abstractNum w:abstractNumId="60" w15:restartNumberingAfterBreak="0">
+  <w:abstractNum w:abstractNumId="61" w15:restartNumberingAfterBreak="0">
     <w:nsid w:val="7D5B6609"/>
     <w:multiLevelType w:val="hybridMultilevel"/>
     <w:tmpl w:val="A5F2E678"/>
@@ -28050,7 +26698,7 @@
     <w:abstractNumId w:val="25"/>
   </w:num>
   <w:num w:numId="4" w16cid:durableId="647395377">
-    <w:abstractNumId w:val="42"/>
+    <w:abstractNumId w:val="43"/>
   </w:num>
   <w:num w:numId="5" w16cid:durableId="885065734">
     <w:abstractNumId w:val="3"/>
@@ -28062,13 +26710,13 @@
     <w:abstractNumId w:val="27"/>
   </w:num>
   <w:num w:numId="8" w16cid:durableId="1596863540">
-    <w:abstractNumId w:val="48"/>
+    <w:abstractNumId w:val="49"/>
   </w:num>
   <w:num w:numId="9" w16cid:durableId="683628867">
     <w:abstractNumId w:val="19"/>
   </w:num>
   <w:num w:numId="10" w16cid:durableId="1790394224">
-    <w:abstractNumId w:val="44"/>
+    <w:abstractNumId w:val="45"/>
   </w:num>
   <w:num w:numId="11" w16cid:durableId="782461304">
     <w:abstractNumId w:val="23"/>
@@ -28080,7 +26728,7 @@
     <w:abstractNumId w:val="9"/>
   </w:num>
   <w:num w:numId="14" w16cid:durableId="553271059">
-    <w:abstractNumId w:val="54"/>
+    <w:abstractNumId w:val="55"/>
   </w:num>
   <w:num w:numId="15" w16cid:durableId="1375232027">
     <w:abstractNumId w:val="22"/>
@@ -28089,34 +26737,34 @@
     <w:abstractNumId w:val="2"/>
   </w:num>
   <w:num w:numId="17" w16cid:durableId="1829443361">
-    <w:abstractNumId w:val="59"/>
+    <w:abstractNumId w:val="60"/>
   </w:num>
   <w:num w:numId="18" w16cid:durableId="1843161200">
-    <w:abstractNumId w:val="39"/>
+    <w:abstractNumId w:val="40"/>
   </w:num>
   <w:num w:numId="19" w16cid:durableId="279725530">
-    <w:abstractNumId w:val="50"/>
+    <w:abstractNumId w:val="51"/>
   </w:num>
   <w:num w:numId="20" w16cid:durableId="928006089">
     <w:abstractNumId w:val="28"/>
   </w:num>
   <w:num w:numId="21" w16cid:durableId="806356957">
-    <w:abstractNumId w:val="45"/>
+    <w:abstractNumId w:val="46"/>
   </w:num>
   <w:num w:numId="22" w16cid:durableId="1962226883">
-    <w:abstractNumId w:val="38"/>
+    <w:abstractNumId w:val="39"/>
   </w:num>
   <w:num w:numId="23" w16cid:durableId="787940031">
-    <w:abstractNumId w:val="49"/>
+    <w:abstractNumId w:val="50"/>
   </w:num>
   <w:num w:numId="24" w16cid:durableId="320162001">
-    <w:abstractNumId w:val="37"/>
+    <w:abstractNumId w:val="38"/>
   </w:num>
   <w:num w:numId="25" w16cid:durableId="1585068970">
     <w:abstractNumId w:val="18"/>
   </w:num>
   <w:num w:numId="26" w16cid:durableId="137846713">
-    <w:abstractNumId w:val="57"/>
+    <w:abstractNumId w:val="58"/>
   </w:num>
   <w:num w:numId="27" w16cid:durableId="24915485">
     <w:abstractNumId w:val="14"/>
@@ -28143,25 +26791,25 @@
     <w:abstractNumId w:val="8"/>
   </w:num>
   <w:num w:numId="35" w16cid:durableId="1554075020">
-    <w:abstractNumId w:val="53"/>
+    <w:abstractNumId w:val="54"/>
   </w:num>
   <w:num w:numId="36" w16cid:durableId="994527220">
     <w:abstractNumId w:val="21"/>
   </w:num>
   <w:num w:numId="37" w16cid:durableId="238564095">
-    <w:abstractNumId w:val="47"/>
+    <w:abstractNumId w:val="48"/>
   </w:num>
   <w:num w:numId="38" w16cid:durableId="1307316785">
-    <w:abstractNumId w:val="51"/>
+    <w:abstractNumId w:val="52"/>
   </w:num>
   <w:num w:numId="39" w16cid:durableId="87040296">
     <w:abstractNumId w:val="11"/>
   </w:num>
   <w:num w:numId="40" w16cid:durableId="11228836">
-    <w:abstractNumId w:val="41"/>
+    <w:abstractNumId w:val="42"/>
   </w:num>
   <w:num w:numId="41" w16cid:durableId="1757170586">
-    <w:abstractNumId w:val="56"/>
+    <w:abstractNumId w:val="57"/>
   </w:num>
   <w:num w:numId="42" w16cid:durableId="1857764650">
     <w:abstractNumId w:val="4"/>
@@ -28173,22 +26821,22 @@
     <w:abstractNumId w:val="33"/>
   </w:num>
   <w:num w:numId="45" w16cid:durableId="1526021336">
-    <w:abstractNumId w:val="55"/>
+    <w:abstractNumId w:val="56"/>
   </w:num>
   <w:num w:numId="46" w16cid:durableId="1050422173">
-    <w:abstractNumId w:val="60"/>
+    <w:abstractNumId w:val="61"/>
   </w:num>
   <w:num w:numId="47" w16cid:durableId="1780686920">
-    <w:abstractNumId w:val="40"/>
+    <w:abstractNumId w:val="41"/>
   </w:num>
   <w:num w:numId="48" w16cid:durableId="1993752623">
-    <w:abstractNumId w:val="58"/>
+    <w:abstractNumId w:val="59"/>
   </w:num>
   <w:num w:numId="49" w16cid:durableId="623266605">
-    <w:abstractNumId w:val="43"/>
+    <w:abstractNumId w:val="44"/>
   </w:num>
   <w:num w:numId="50" w16cid:durableId="381906006">
-    <w:abstractNumId w:val="46"/>
+    <w:abstractNumId w:val="47"/>
   </w:num>
   <w:num w:numId="51" w16cid:durableId="11810488">
     <w:abstractNumId w:val="32"/>
@@ -28218,10 +26866,13 @@
     <w:abstractNumId w:val="16"/>
   </w:num>
   <w:num w:numId="60" w16cid:durableId="1972782755">
-    <w:abstractNumId w:val="52"/>
+    <w:abstractNumId w:val="53"/>
   </w:num>
   <w:num w:numId="61" w16cid:durableId="732460982">
     <w:abstractNumId w:val="10"/>
+  </w:num>
+  <w:num w:numId="62" w16cid:durableId="770322333">
+    <w:abstractNumId w:val="37"/>
   </w:num>
   <w:numIdMacAtCleanup w:val="56"/>
 </w:numbering>
@@ -30132,15 +28783,6 @@
 </file>
 
 <file path=customXml/item1.xml><?xml version="1.0" encoding="utf-8"?>
-<?mso-contentType ?>
-<FormTemplates xmlns="http://schemas.microsoft.com/sharepoint/v3/contenttype/forms">
-  <Display>DocumentLibraryForm</Display>
-  <Edit>DocumentLibraryForm</Edit>
-  <New>DocumentLibraryForm</New>
-</FormTemplates>
-</file>
-
-<file path=customXml/item2.xml><?xml version="1.0" encoding="utf-8"?>
 <p:properties xmlns:p="http://schemas.microsoft.com/office/2006/metadata/properties" xmlns:xsi="http://www.w3.org/2001/XMLSchema-instance" xmlns:pc="http://schemas.microsoft.com/office/infopath/2007/PartnerControls">
   <documentManagement>
     <TaxCatchAll xmlns="13c90a0b-73bc-4dc0-be5f-28d77b615beb" xsi:nil="true"/>
@@ -30151,11 +28793,16 @@
 </p:properties>
 </file>
 
-<file path=customXml/item3.xml><?xml version="1.0" encoding="utf-8"?>
-<b:Sources xmlns:b="http://schemas.openxmlformats.org/officeDocument/2006/bibliography" xmlns="http://schemas.openxmlformats.org/officeDocument/2006/bibliography" SelectedStyle="\APASixthEditionOfficeOnline.xsl" StyleName="APA" Version="6"/>
+<file path=customXml/item2.xml><?xml version="1.0" encoding="utf-8"?>
+<?mso-contentType ?>
+<FormTemplates xmlns="http://schemas.microsoft.com/sharepoint/v3/contenttype/forms">
+  <Display>DocumentLibraryForm</Display>
+  <Edit>DocumentLibraryForm</Edit>
+  <New>DocumentLibraryForm</New>
+</FormTemplates>
 </file>
 
-<file path=customXml/item4.xml><?xml version="1.0" encoding="utf-8"?>
+<file path=customXml/item3.xml><?xml version="1.0" encoding="utf-8"?>
 <ct:contentTypeSchema xmlns:ct="http://schemas.microsoft.com/office/2006/metadata/contentType" xmlns:ma="http://schemas.microsoft.com/office/2006/metadata/properties/metaAttributes" ct:_="" ma:_="" ma:contentTypeName="Documento" ma:contentTypeID="0x0101006A81D6BD42E8DF4C91013959704817E1" ma:contentTypeVersion="15" ma:contentTypeDescription="Crear nuevo documento." ma:contentTypeScope="" ma:versionID="bf4f72ffd194f0963ff564daca6869f7">
   <xsd:schema xmlns:xsd="http://www.w3.org/2001/XMLSchema" xmlns:xs="http://www.w3.org/2001/XMLSchema" xmlns:p="http://schemas.microsoft.com/office/2006/metadata/properties" xmlns:ns2="13c90a0b-73bc-4dc0-be5f-28d77b615beb" xmlns:ns3="13c93bba-48ce-428c-bfe5-88b42c19b028" targetNamespace="http://schemas.microsoft.com/office/2006/metadata/properties" ma:root="true" ma:fieldsID="8718d6f4873a5b1392a45044efa78385" ns2:_="" ns3:_="">
     <xsd:import namespace="13c90a0b-73bc-4dc0-be5f-28d77b615beb"/>
@@ -30390,15 +29037,11 @@
 </ct:contentTypeSchema>
 </file>
 
-<file path=customXml/itemProps1.xml><?xml version="1.0" encoding="utf-8"?>
-<ds:datastoreItem xmlns:ds="http://schemas.openxmlformats.org/officeDocument/2006/customXml" ds:itemID="{91756AAB-0645-4FFC-990B-34BB6096B23B}">
-  <ds:schemaRefs>
-    <ds:schemaRef ds:uri="http://schemas.microsoft.com/sharepoint/v3/contenttype/forms"/>
-  </ds:schemaRefs>
-</ds:datastoreItem>
+<file path=customXml/item4.xml><?xml version="1.0" encoding="utf-8"?>
+<b:Sources xmlns:b="http://schemas.openxmlformats.org/officeDocument/2006/bibliography" xmlns="http://schemas.openxmlformats.org/officeDocument/2006/bibliography" SelectedStyle="\APASixthEditionOfficeOnline.xsl" StyleName="APA" Version="6"/>
 </file>
 
-<file path=customXml/itemProps2.xml><?xml version="1.0" encoding="utf-8"?>
+<file path=customXml/itemProps1.xml><?xml version="1.0" encoding="utf-8"?>
 <ds:datastoreItem xmlns:ds="http://schemas.openxmlformats.org/officeDocument/2006/customXml" ds:itemID="{CEECB56F-E1D8-45BF-A0A3-B5258E7263D4}">
   <ds:schemaRefs>
     <ds:schemaRef ds:uri="http://schemas.microsoft.com/office/2006/metadata/properties"/>
@@ -30409,15 +29052,15 @@
 </ds:datastoreItem>
 </file>
 
-<file path=customXml/itemProps3.xml><?xml version="1.0" encoding="utf-8"?>
-<ds:datastoreItem xmlns:ds="http://schemas.openxmlformats.org/officeDocument/2006/customXml" ds:itemID="{1AF2C25B-FB23-49D7-861B-D97474F002D2}">
+<file path=customXml/itemProps2.xml><?xml version="1.0" encoding="utf-8"?>
+<ds:datastoreItem xmlns:ds="http://schemas.openxmlformats.org/officeDocument/2006/customXml" ds:itemID="{91756AAB-0645-4FFC-990B-34BB6096B23B}">
   <ds:schemaRefs>
-    <ds:schemaRef ds:uri="http://schemas.openxmlformats.org/officeDocument/2006/bibliography"/>
+    <ds:schemaRef ds:uri="http://schemas.microsoft.com/sharepoint/v3/contenttype/forms"/>
   </ds:schemaRefs>
 </ds:datastoreItem>
 </file>
 
-<file path=customXml/itemProps4.xml><?xml version="1.0" encoding="utf-8"?>
+<file path=customXml/itemProps3.xml><?xml version="1.0" encoding="utf-8"?>
 <ds:datastoreItem xmlns:ds="http://schemas.openxmlformats.org/officeDocument/2006/customXml" ds:itemID="{4B3C6E78-634C-4AE7-B2E1-4D68F5BA9D52}">
   <ds:schemaRefs>
     <ds:schemaRef ds:uri="http://schemas.microsoft.com/office/2006/metadata/contentType"/>
@@ -30434,4 +29077,12 @@
     <ds:schemaRef ds:uri="http://schemas.microsoft.com/internal/obd"/>
   </ds:schemaRefs>
 </ds:datastoreItem>
+</file>
+
+<file path=customXml/itemProps4.xml><?xml version="1.0" encoding="utf-8"?>
+<ds:datastoreItem xmlns:ds="http://schemas.openxmlformats.org/officeDocument/2006/customXml" ds:itemID="{1AF2C25B-FB23-49D7-861B-D97474F002D2}">
+  <ds:schemaRefs>
+    <ds:schemaRef ds:uri="http://schemas.openxmlformats.org/officeDocument/2006/bibliography"/>
+  </ds:schemaRefs>
+</ds:datastoreItem>
 </file>